--- a/documents/milestones/StudentInsight_Five_Chapter_Report.docx
+++ b/documents/milestones/StudentInsight_Five_Chapter_Report.docx
@@ -83,7 +83,7 @@
     </w:p>
     <w:p>
       <w:r>
-        <w:t>Prepared 26 October 2026</w:t>
+        <w:t>Updated 28 October 2026 | Application baseline 5af3632</w:t>
       </w:r>
     </w:p>
     <w:p>
@@ -106,17 +106,17 @@
     </w:p>
     <w:p>
       <w:r>
-        <w:t>StudentInsight is a staff-facing student-performance analysis system for teachers, lecturers, heads of department, principals and headmasters. It estimates final grades after the second grading period and combines individual forecasts with class tables, charts, reference-grade alerts and downloadable reports. Python, pandas, NumPy, scikit-learn, Streamlit, Altair and SQLite support the implementation. Jupyter and Google Colab reuse the same model code, with optional Google Drive file access.</w:t>
+        <w:t>StudentInsight is a staff-facing analytics system for teachers, lecturers, heads of department, principals and headmasters. Its default workflow now uses Kaggle xAPI-Edu-Data to estimate Low, Middle or High academic performance bands from recorded learning activity and educational context. It combines class charts, student review tables, name-or-ID uploads, individual predictions and CSV exports. The earlier UCI grade-regression workflow remains available as a clearly labelled reference.</w:t>
       </w:r>
     </w:p>
     <w:p>
       <w:r>
-        <w:t>The study evaluates 395 Mathematics and 649 Portuguese subject records. Six procedures share five-fold validation on the fitting partition: training mean, G2 persistence, two ridge regressions and two random forests. Selection uses validation mean absolute error and a predefined simplicity rule. G2 persistence wins for both subjects. Test MAE is 1.000 for Mathematics and 0.677 for Portuguese. At nominal 80% interval coverage, observed coverage is 83.5% and 93.8%, respectively, with intervals of constant width two grade points.</w:t>
+        <w:t>The Kaggle source contains 480 historical records across 12 topics. After removing six duplicate rows in the selected input-and-outcome representation, 474 rows remain. Identical predictor groups stay within a partition. A fixed split yields 378 development rows and 96 test rows. Five-fold grouped validation compares a most-frequent baseline, logistic regression and random forest. Logistic regression achieves the highest validation macro F1, 0.707. Test accuracy is 76.0%, macro F1 is 0.776 and balanced accuracy is 77.7%.</w:t>
       </w:r>
     </w:p>
     <w:p>
       <w:r>
-        <w:t>These are internal benchmarks on previously inspected test records. They do not establish reliability for Bindura University, local schools or future cohorts. The contribution is a working analysis workflow whose input requirements, predictions, uncertainty statements and exports agree with its evidence. All 56 available automated tests passed on 26 October 2026. Google-hosted authorization and the assessed live presentation remain activities to complete in the relevant user sessions.</w:t>
+        <w:t>These are retrospective internal results. The source lacks student identifiers and verified measurement cutoff dates, so repeated-student overlap and prospective leakage cannot be excluded. The result is a working demonstration, not evidence of institutional readiness or improved attainment. All 92 automated tests passed on 28 October 2026. The complete notebook executed locally, and real application screenshots were captured with a temporary demonstration account.</w:t>
       </w:r>
     </w:p>
     <w:tbl>
@@ -746,7 +746,7 @@
     </w:p>
     <w:p>
       <w:r>
-        <w:t>The week numbers are planned assessment points supplied in the brief. They do not assert that historical submissions occurred on those dates. References follow the five chapters and count within the technical report limit.</w:t>
+        <w:t>Application baseline: 5af3632. The supplied weeks are planned assessment points, not claims of completed submissions. This edition includes the cover and references within the 20-page technical-report limit.</w:t>
       </w:r>
     </w:p>
     <w:p>
@@ -772,12 +772,12 @@
     </w:p>
     <w:p>
       <w:r>
-        <w:t>Educators review grades alongside information about learning conditions. StudentInsight addresses the need for a consistent final-grade estimate and a clear account of its supporting evidence. It is intended to organize academic review conversations, rather than automate promotion, discipline or admission. No institutional needs survey or participant interviews have been completed; this is a defined project use case rather than a measured description of university practice.</w:t>
+        <w:t>Educators need a consistent way to review groups of learners, locate records and compare learning activity with model estimates. StudentInsight addresses this workflow through an authenticated interface, class summaries, individual analysis and transparent model-quality reporting. It supports staff judgement rather than automatic promotion, admission or discipline. No university needs survey or intervention trial has been completed.</w:t>
       </w:r>
     </w:p>
     <w:p>
       <w:r>
-        <w:t>The earlier prototype selected learned regressors but evaluated the G2 comparator only after selection. A more complex model could therefore be deployed even when repeating G2 offered a better reference forecast. The project also needed consistent feature requirements, separate class-alert evaluation and a clear distinction between recorded grades, predictions and intervals. These concrete modelling and software problems motivated the completed repair.</w:t>
+        <w:t>The earlier application offered final-grade estimates for two UCI subjects. The requested extension is a Kaggle-based workflow with more recorded subjects and engagement measures. The selected Kaggle dataset provides categorical outcomes rather than exact marks. A valid implementation must therefore change the prediction task, input schema, evaluation and displays instead of renaming existing grades or fabricating labels.</w:t>
       </w:r>
     </w:p>
     <w:p>
@@ -790,7 +790,7 @@
     </w:p>
     <w:p>
       <w:r>
-        <w:t>The aim is to develop and evaluate an understandable student-performance prediction and analysis system for educational staff, using information available after period two.</w:t>
+        <w:t>The aim is to implement and evaluate a reproducible, staff-facing academic-performance classification workflow using a documented Kaggle education dataset.</w:t>
       </w:r>
     </w:p>
     <w:p>
@@ -798,7 +798,7 @@
         <w:pStyle w:val="ListBullet"/>
       </w:pPr>
       <w:r>
-        <w:t>Validate recorded grades and supported contextual variables without manufacturing missing data.</w:t>
+        <w:t>Validate learning-activity counts, educational categories and student labels before prediction.</w:t>
       </w:r>
     </w:p>
     <w:p>
@@ -806,7 +806,7 @@
         <w:pStyle w:val="ListBullet"/>
       </w:pPr>
       <w:r>
-        <w:t>Compare mean, persistence, ridge and forest candidates on identical training folds, selecting by validation MAE.</w:t>
+        <w:t>Compare a simple baseline with logistic regression and random forest using the same development folds.</w:t>
       </w:r>
     </w:p>
     <w:p>
@@ -814,7 +814,7 @@
         <w:pStyle w:val="ListBullet"/>
       </w:pPr>
       <w:r>
-        <w:t>Measure errors and interval coverage with separate fitting, calibration and test partitions.</w:t>
+        <w:t>Keep identical input groups out of opposing partitions and report classification metrics on reserved test records.</w:t>
       </w:r>
     </w:p>
     <w:p>
@@ -822,7 +822,7 @@
         <w:pStyle w:val="ListBullet"/>
       </w:pPr>
       <w:r>
-        <w:t>Provide individual and class analyses with charts, reference alerts and consistent exports.</w:t>
+        <w:t>Provide class charts, review tables, individual predictions, search and safe CSV exports.</w:t>
       </w:r>
     </w:p>
     <w:p>
@@ -830,7 +830,7 @@
         <w:pStyle w:val="ListBullet"/>
       </w:pPr>
       <w:r>
-        <w:t>Integrate authentication, versioned artifacts, notebooks and optional Drive storage, then verify meaningful user flows.</w:t>
+        <w:t>Reuse model code through Jupyter and Google Colab, with optional Drive storage and Git version tracking.</w:t>
       </w:r>
     </w:p>
     <w:p>
@@ -838,12 +838,12 @@
         <w:pStyle w:val="ListBullet"/>
       </w:pPr>
       <w:r>
-        <w:t>Document limitations and the genuine data needed before institutional use.</w:t>
+        <w:t>Document provenance, limitations, ethics and evidence needed for local deployment.</w:t>
       </w:r>
     </w:p>
     <w:p>
       <w:r>
-        <w:t>Research questions ask whether learned candidates improve validation error over strong baselines, which inputs the selected predictor requires, what test error and interval coverage it achieves, and whether staff can inspect and export consistent results. Chapter 3 addresses the modelling questions and Chapter 4 documents functional verification.</w:t>
+        <w:t>Research questions ask which candidate has the strongest validation macro F1, how it performs across the three outcome bands, and whether staff can inspect and export consistent predictions.</w:t>
       </w:r>
     </w:p>
     <w:p>
@@ -864,17 +864,17 @@
         <w:pStyle w:val="Heading2"/>
       </w:pPr>
       <w:r>
-        <w:t>1 3 Scope and significance</w:t>
+        <w:t>1 3 Scope</w:t>
       </w:r>
     </w:p>
     <w:p>
       <w:r>
-        <w:t>Mathematics and Portuguese are independently modelled public subjects. English, Physics, Chemistry, Biology, Geography, History and Computer Science require completed subject history before predictions become available. Mathematics is never relabelled as another subject. Grades are whole numbers from zero to twenty, and recorded G2 is mandatory for the current prediction timing.</w:t>
+        <w:t>The default Kaggle workflow includes Arabic, Biology, Chemistry, English, French, Geology, History, Information Technology, Mathematics, Quran, Science and Spanish. These are the actual topic labels in the dataset. It has no Portuguese, Physics or Geography records. Science is not relabelled Physics, and Geology is not relabelled Geography. One pooled model uses Topic as a feature; the system does not claim 12 independently validated subject models.</w:t>
       </w:r>
     </w:p>
     <w:p>
       <w:r>
-        <w:t>The implemented system supports one owner per installation and session-based private uploads. It is not a permanent student information system. Multi-user roles, email recovery, stored interventions and measured improvements in attainment remain outside the current implementation. Its contribution is a reproducible comparison and an accessible staff interface. Any practical educational benefit requires validation in the intended setting.</w:t>
+        <w:t>Additional staff accounts can register. Names, IDs and class labels support reports but never enter the model. Private uploads remain in the signed-in session. Role-based permissions, email recovery, permanent student histories and audited interventions remain future work. The UCI reference retains Mathematics and Portuguese grade estimates with separate metrics.</w:t>
       </w:r>
     </w:p>
     <w:p>
@@ -882,17 +882,17 @@
         <w:pStyle w:val="Heading2"/>
       </w:pPr>
       <w:r>
-        <w:t>1 4 Development and experimental method</w:t>
+        <w:t>1 4 Methodology</w:t>
       </w:r>
     </w:p>
     <w:p>
       <w:r>
-        <w:t>The project combines iterative software engineering with quantitative comparison of prediction procedures. Input validation precedes partitioning. Approximately 60% of records form the fitting set, 20% the calibration set and 20% the test set. Seed 42 fixes the split. Five-fold validation uses only fitting records and identical folds for all candidates. Scaling and encoding are fitted inside each fold [3, 4].</w:t>
+        <w:t>Development combines iterative software engineering with a fixed predictive comparison. Preserve the original Kaggle CSV, validate selected fields, remove exact duplicate model rows, and group identical input vectors. Hold out 20% of groups using seed 42. Compare candidates using grouped stratified five-fold validation only within development data. Fit preprocessing independently within each fold. Refit the selected pipeline on all development rows and evaluate the untouched holdout.</w:t>
       </w:r>
     </w:p>
     <w:p>
       <w:r>
-        <w:t>After selection, the predictor is refitted on the fitting partition and held fixed. Only separate calibration residuals determine the interval radius. Test records support error and coverage reporting. Earlier test findings informed this repair, so reuse of these records provides internal benchmarking rather than independent confirmation. No search over seeds or calibration settings was used to improve the test figures.</w:t>
+        <w:t>The highest validation macro F1 wins; candidate order resolves exact ties. Neither the observed test result nor a preferred model type changes the selection. Counts are scaled for the pipeline and categories receive one-hot encoding. Outcomes and names are excluded from predictors. No missing inputs or outcome labels are invented.</w:t>
       </w:r>
     </w:p>
     <w:p>
@@ -905,7 +905,7 @@
     </w:p>
     <w:p>
       <w:r>
-        <w:t>The system must reject missing G2 and incompatible schemas, preserve outcomes and metadata outside predictors, compare supported candidates consistently, and produce matching displayed and exported estimates. Evaluation must include numerical error, interval coverage and clearly defined alerts. The submission must provide five milestone chapters, presentation material, a demonstration guide and a documented repository. Success does not require a learned model to beat G2; the procedure must allow a strong baseline to win.</w:t>
+        <w:t>The app must default to the Kaggle workflow, show only source-supported subjects, reject invalid input, support names or IDs, produce one-student and class reports, and preserve a separate UCI reference route. The repository must include reproducible training, the notebook, data attribution, test evidence and documentation. Predictive quality must be reported with its limits rather than a promise of future accuracy.</w:t>
       </w:r>
     </w:p>
     <w:p>
@@ -931,27 +931,27 @@
     </w:p>
     <w:p>
       <w:r>
-        <w:t>Romero and Ventura [2] review educational data mining and learning analytics as approaches to understanding educational processes from data. This establishes the research context but does not demonstrate that StudentInsight improves attainment. The project therefore evaluates predictive and functional performance, leaving intervention effectiveness to a separate study.</w:t>
+        <w:t>Romero and Ventura [2] frame educational data mining as the analysis of educational processes and learner data. This motivates staff-facing analytics, but does not establish that this application improves learning outcomes. Evaluation here concerns software behavior and retrospective prediction.</w:t>
       </w:r>
     </w:p>
     <w:p>
       <w:r>
-        <w:t>The UCI documentation [1] describes records and questionnaires from two Portuguese secondary schools and identifies the strong relationship between earlier grades and G3. This motivates grade-only comparisons and a stated period-two cutoff. The public files provide historical benchmarks, not proof of compatibility with a local curriculum.</w:t>
+        <w:t>The Kaggle dataset card [12], attributed to Elaf Abu Amrieh, Thair Hamtini and Ibrahim Aljarah, describes records collected from the Kalboard 360 learning management system using xAPI activity tracking. It supplies three academic outcome bands, activity counts and educational context. This provenance supports an academic-band classification task; it does not supply exact exam marks or a verified early-warning cutoff.</w:t>
       </w:r>
     </w:p>
     <w:p>
       <w:r>
-        <w:t>Pedregosa et al. [3] describe scikit-learn's consistent machine-learning API. Its pipelines support repeatable transformations and estimators. Official guidance on leakage [4] explains why preprocessing must learn from training data only. StudentInsight follows that principle within each validation fold and excludes identifiers and G3 from model inputs.</w:t>
+        <w:t>Pedregosa et al. [3] describe the scikit-learn framework used for consistent preprocessing and estimator pipelines. Leakage guidance [4] motivates fitting transformations within validation folds. The grouped split additionally prevents identical input vectors from crossing partitions, while acknowledging that absent student IDs prevent full identity-based separation.</w:t>
       </w:r>
     </w:p>
     <w:p>
       <w:r>
-        <w:t>Angelopoulos and Bates [5] introduce conformal prediction for uncertainty sets under exchangeability assumptions. StudentInsight uses split-conformal absolute residuals after fixing the selected predictor. One radius per model yields constant-width intervals. Dataset shift and finite-sample variation constrain interpretation.</w:t>
+        <w:t>The earlier UCI source [1] remains a reference for final-grade regression. Its G1, G2 and G3 timing and 0–20 grades differ from Kaggle band labels. Its split-conformal intervals [5] are not transferred to the new classifier.</w:t>
       </w:r>
     </w:p>
     <w:p>
       <w:r>
-        <w:t>Together these sources motivate explicit timing, strong baselines, leakage prevention and transparent uncertainty. The contribution is their integration and verification in a staff workflow, not a new learning algorithm.</w:t>
+        <w:t>The project contribution is the integration of documented data, a fair candidate comparison, clear staff outputs and verification. It does not propose a new machine-learning algorithm.</w:t>
       </w:r>
     </w:p>
     <w:tbl>
@@ -1556,17 +1556,12 @@
     </w:p>
     <w:p>
       <w:r>
-        <w:t>The public route loads or prepares a compatible subject bundle containing a predictor, evaluation metadata and test predictions. The service verifies provenance and integrity before use. Incompatible artifacts trigger an explicit whole-bundle preparation notice; a new predictor is never paired with old intervals. Private history and models remain outside shared public caches.</w:t>
+        <w:t>After sign-in, the dataset selector defaults to Kaggle academic performance. Its four tabs are Class dashboard, Single-student prediction, Model quality and Data guide. A pooled public classifier is cached using source-data and model-code hashes. Private uploads remain separate from the shared cache and do not retrain it.</w:t>
       </w:r>
     </w:p>
     <w:p>
       <w:r>
-        <w:t>A staff user signs in, selects a subject and chooses class analysis, individual analysis, model quality or the data guide. Individual inputs follow the active schema. Class uploads retain student codes and class labels as metadata and support filters and downloads. Model-quality results describe historical test records, not the uploaded class.</w:t>
-      </w:r>
-    </w:p>
-    <w:p>
-      <w:r>
-        <w:t>SQLite stores owner credentials and session information. Datasets and model artifacts are separate filesystem assets. The local owner account does not automatically exist on a hosted copy. The current implementation does not provide multi-user roles or secure permanent student histories.</w:t>
+        <w:t>The independent UCI reference route keeps its existing model, schema and evaluation. SQLite stores staff password hashes and session-token hashes. The app account database is separate from notebook storage and is excluded from source backups. A local account is not automatically synchronized to a hosted installation or Google account.</w:t>
       </w:r>
     </w:p>
     <w:p>
@@ -1579,7 +1574,7 @@
         <w:pStyle w:val="Heading1"/>
       </w:pPr>
       <w:r>
-        <w:t>Data pipeline and feature schemas</w:t>
+        <w:t>Kaggle data pipeline and schema</w:t>
       </w:r>
     </w:p>
     <w:p>
@@ -1587,12 +1582,17 @@
         <w:pStyle w:val="Heading2"/>
       </w:pPr>
       <w:r>
-        <w:t>2 2 Input and target definitions</w:t>
+        <w:t>2 2 Source and target</w:t>
       </w:r>
     </w:p>
     <w:p>
       <w:r>
-        <w:t>G3 is the target and never a predictor. Student identifiers, class names and provenance metadata remain outside fitting. Optional G1 supports the recorded progress indicator G2 minus G1 when a G2-only predictor wins. That difference is derived from the two grades, not independent new information.</w:t>
+        <w:t>The pinned source is Kaggle xAPI-Edu-Data version 6 [12], licensed CC BY-SA 4.0. The repository preserves the 480-row, 17-column CSV and records its SHA-256 hash, version, attribution and source description. download_kaggle.py retrieves that version, reads only the expected CSV member, applies size limits and rejects a hash mismatch before replacing data.</w:t>
+      </w:r>
+    </w:p>
+    <w:p>
+      <w:r>
+        <w:t>Class is the target: L denotes Low (0–69), M denotes Middle (70–89), and H denotes High (90–100), using the source definitions. Exact marks are absent. These bands are not the university’s official pass rules.</w:t>
       </w:r>
     </w:p>
     <w:tbl>
@@ -1640,7 +1640,7 @@
                 <w:color w:val="FFFFFF"/>
                 <w:sz w:val="18"/>
               </w:rPr>
-              <w:t>Schema</w:t>
+              <w:t>Input group</w:t>
             </w:r>
           </w:p>
         </w:tc>
@@ -1672,7 +1672,7 @@
                 <w:color w:val="FFFFFF"/>
                 <w:sz w:val="18"/>
               </w:rPr>
-              <w:t>Model inputs</w:t>
+              <w:t>Fields</w:t>
             </w:r>
           </w:p>
         </w:tc>
@@ -1704,7 +1704,7 @@
                 <w:color w:val="FFFFFF"/>
                 <w:sz w:val="18"/>
               </w:rPr>
-              <w:t>Purpose</w:t>
+              <w:t>Validation</w:t>
             </w:r>
           </w:p>
         </w:tc>
@@ -1741,7 +1741,7 @@
                 <w:color w:val="000000"/>
                 <w:sz w:val="18"/>
               </w:rPr>
-              <w:t>persistence_v1</w:t>
+              <w:t>Learning activity</w:t>
             </w:r>
           </w:p>
         </w:tc>
@@ -1773,7 +1773,7 @@
                 <w:color w:val="000000"/>
                 <w:sz w:val="18"/>
               </w:rPr>
-              <w:t>G2</w:t>
+              <w:t>raisedhands, VisITedResources, AnnouncementsView, Discussion</w:t>
             </w:r>
           </w:p>
         </w:tc>
@@ -1805,7 +1805,7 @@
                 <w:color w:val="000000"/>
                 <w:sz w:val="18"/>
               </w:rPr>
-              <w:t>Persistence and mean candidates</w:t>
+              <w:t>Whole-number counts 0–100</w:t>
             </w:r>
           </w:p>
         </w:tc>
@@ -1842,7 +1842,7 @@
                 <w:color w:val="000000"/>
                 <w:sz w:val="18"/>
               </w:rPr>
-              <w:t>grades_v1</w:t>
+              <w:t>Educational context</w:t>
             </w:r>
           </w:p>
         </w:tc>
@@ -1874,7 +1874,7 @@
                 <w:color w:val="000000"/>
                 <w:sz w:val="18"/>
               </w:rPr>
-              <w:t>G1 and G2</w:t>
+              <w:t>StageID, GradeID, Topic, Semester</w:t>
             </w:r>
           </w:p>
         </w:tc>
@@ -1906,7 +1906,7 @@
                 <w:color w:val="000000"/>
                 <w:sz w:val="18"/>
               </w:rPr>
-              <w:t>Small ridge and forest</w:t>
+              <w:t>Explicit source categories</w:t>
             </w:r>
           </w:p>
         </w:tc>
@@ -1943,7 +1943,7 @@
                 <w:color w:val="000000"/>
                 <w:sz w:val="18"/>
               </w:rPr>
-              <w:t>expanded_v1</w:t>
+              <w:t>Attendance</w:t>
             </w:r>
           </w:p>
         </w:tc>
@@ -1975,7 +1975,7 @@
                 <w:color w:val="000000"/>
                 <w:sz w:val="18"/>
               </w:rPr>
-              <w:t>G1, G2, studytime, failures, traveltime, schoolsup, famsup, paid, activities, internet, higher</w:t>
+              <w:t>StudentAbsenceDays</w:t>
             </w:r>
           </w:p>
         </w:tc>
@@ -2007,7 +2007,108 @@
                 <w:color w:val="000000"/>
                 <w:sz w:val="18"/>
               </w:rPr>
-              <w:t>Expanded comparisons</w:t>
+              <w:t>Under-7 or Above-7</w:t>
+            </w:r>
+          </w:p>
+        </w:tc>
+      </w:tr>
+      <w:tr>
+        <w:trPr>
+          <w:cantSplit/>
+        </w:trPr>
+        <w:tc>
+          <w:tcPr>
+            <w:tcW w:type="dxa" w:w="2880"/>
+            <w:vAlign w:val="center"/>
+            <w:shd w:fill="FFFFFF"/>
+            <w:tcMar>
+              <w:top w:w="90" w:type="dxa"/>
+              <w:left w:w="90" w:type="dxa"/>
+              <w:bottom w:w="90" w:type="dxa"/>
+              <w:right w:w="90" w:type="dxa"/>
+            </w:tcMar>
+            <w:tcBorders>
+              <w:top w:val="single" w:sz="4" w:color="D9D9D9"/>
+              <w:left w:val="single" w:sz="4" w:color="D9D9D9"/>
+              <w:bottom w:val="single" w:sz="4" w:color="D9D9D9"/>
+              <w:right w:val="single" w:sz="4" w:color="D9D9D9"/>
+            </w:tcBorders>
+          </w:tcPr>
+          <w:p>
+            <w:pPr>
+              <w:spacing w:after="40" w:line="252" w:lineRule="auto"/>
+            </w:pPr>
+            <w:r>
+              <w:rPr>
+                <w:b w:val="0"/>
+                <w:color w:val="000000"/>
+                <w:sz w:val="18"/>
+              </w:rPr>
+              <w:t>Report labels</w:t>
+            </w:r>
+          </w:p>
+        </w:tc>
+        <w:tc>
+          <w:tcPr>
+            <w:tcW w:type="dxa" w:w="4752"/>
+            <w:vAlign w:val="center"/>
+            <w:shd w:fill="FFFFFF"/>
+            <w:tcMar>
+              <w:top w:w="90" w:type="dxa"/>
+              <w:left w:w="90" w:type="dxa"/>
+              <w:bottom w:w="90" w:type="dxa"/>
+              <w:right w:w="90" w:type="dxa"/>
+            </w:tcMar>
+            <w:tcBorders>
+              <w:top w:val="single" w:sz="4" w:color="D9D9D9"/>
+              <w:left w:val="single" w:sz="4" w:color="D9D9D9"/>
+              <w:bottom w:val="single" w:sz="4" w:color="D9D9D9"/>
+              <w:right w:val="single" w:sz="4" w:color="D9D9D9"/>
+            </w:tcBorders>
+          </w:tcPr>
+          <w:p>
+            <w:pPr>
+              <w:spacing w:after="40" w:line="252" w:lineRule="auto"/>
+            </w:pPr>
+            <w:r>
+              <w:rPr>
+                <w:b w:val="0"/>
+                <w:color w:val="000000"/>
+                <w:sz w:val="18"/>
+              </w:rPr>
+              <w:t>student_name or student_id; class_name</w:t>
+            </w:r>
+          </w:p>
+        </w:tc>
+        <w:tc>
+          <w:tcPr>
+            <w:tcW w:type="dxa" w:w="2088"/>
+            <w:vAlign w:val="center"/>
+            <w:shd w:fill="FFFFFF"/>
+            <w:tcMar>
+              <w:top w:w="90" w:type="dxa"/>
+              <w:left w:w="90" w:type="dxa"/>
+              <w:bottom w:w="90" w:type="dxa"/>
+              <w:right w:w="90" w:type="dxa"/>
+            </w:tcMar>
+            <w:tcBorders>
+              <w:top w:val="single" w:sz="4" w:color="D9D9D9"/>
+              <w:left w:val="single" w:sz="4" w:color="D9D9D9"/>
+              <w:bottom w:val="single" w:sz="4" w:color="D9D9D9"/>
+              <w:right w:val="single" w:sz="4" w:color="D9D9D9"/>
+            </w:tcBorders>
+          </w:tcPr>
+          <w:p>
+            <w:pPr>
+              <w:spacing w:after="40" w:line="252" w:lineRule="auto"/>
+            </w:pPr>
+            <w:r>
+              <w:rPr>
+                <w:b w:val="0"/>
+                <w:color w:val="000000"/>
+                <w:sz w:val="18"/>
+              </w:rPr>
+              <w:t>Validated text; excluded from fitting</w:t>
             </w:r>
           </w:p>
         </w:tc>
@@ -2020,17 +2121,12 @@
     </w:p>
     <w:p>
       <w:r>
-        <w:t>Validators require finite whole-number grades from zero to twenty. Study time and travel time use supported ordinal categories; failures use the observed supported range zero to three; support fields accept yes or no. Missing required inputs are rejected. Missing optional G1 remains missing, producing unavailable progress. The mean candidate retains G2 as an interface requirement to preserve the timing contract even though its numerical forecast ignores G2.</w:t>
+        <w:t>The nine predictors exclude gender, nationality, birthplace, section and parent variables. Names and outcomes never enter preprocessing. The source has inconsistent-looking stage/grade combinations, including G-07 in more than one stage; observed categories are retained and documented rather than silently corrected. The meaning of exactly seven absence days is not defined by the source, so it must not be guessed.</w:t>
       </w:r>
     </w:p>
     <w:p>
       <w:r>
-        <w:t>The fitting/calibration/test counts are 237/79/79 for Mathematics and 389/130/130 for Portuguese. A common validated record set is partitioned before comparison. Candidate folds, final partitions and dataset hashes are recorded. Public subjects remain separate because some students appear in both subject files.</w:t>
-      </w:r>
-    </w:p>
-    <w:p>
-      <w:r>
-        <w:t>The public source is UCI Student Performance [1], licensed CC BY 4.0. The downloaded Halabja file contains annual marks on a different scale and lacks matching period definitions; it remains excluded. Attendance and assignments require genuine snapshots available by the cutoff. Future collection should include school, cohort and subject metadata; cutoff and recording timestamps; sessions possible and attended; assignments due, submitted and late; and the later outcome date. Missing denominators must not be replaced with zero.</w:t>
+        <w:t>Six rows duplicate an existing selected-input-and-outcome row, leaving 474 distinct model rows. This is not a count of unique students. Identical selected-input groups stay together in the holdout and validation partitions. The source has no reliable person identifier with which to rule out every repeated-student overlap.</w:t>
       </w:r>
     </w:p>
     <w:p>
@@ -2043,7 +2139,7 @@
         <w:pStyle w:val="Heading1"/>
       </w:pPr>
       <w:r>
-        <w:t>Algorithm selection and ethical design</w:t>
+        <w:t>Model selection and ethical design</w:t>
       </w:r>
     </w:p>
     <w:p>
@@ -2051,17 +2147,17 @@
         <w:pStyle w:val="Heading2"/>
       </w:pPr>
       <w:r>
-        <w:t>2 3 Candidate selection</w:t>
+        <w:t>2 3 Candidate algorithms</w:t>
       </w:r>
     </w:p>
     <w:p>
       <w:r>
-        <w:t>Six procedures are compared: training mean, G2 persistence, ridge on two grades, ridge on expanded inputs, forest on two grades and forest on expanded inputs. Ridge uses alpha 10. Forests use 250 trees, maximum depth 10, minimum leaf size 3 and seed 42. These modest fixed settings suit the limited dataset. Forests average multiple trees, while ridge penalizes large coefficients in a linear rule [3, 6].</w:t>
+        <w:t>The most-frequent baseline predicts the common training class and establishes a minimum comparison. Logistic regression uses C = 1 and at most 2,000 iterations. The random forest uses 250 trees, depth at most 10, minimum leaf size 3, balanced class weights and seed 42. These fixed settings are evaluated on the same grouped stratified folds.</w:t>
       </w:r>
     </w:p>
     <w:p>
       <w:r>
-        <w:t>Validation MAE is the primary criterion. Candidates within 0.02 points of the minimum mean validation MAE are effectively tied. Preference is G2 persistence, mean, two-grade ridge, expanded ridge, two-grade forest and expanded forest. This rule precedes test evaluation. Calibration and test errors do not choose the predictor. Fold standard deviation measures variation, not a confidence interval.</w:t>
+        <w:t>A pipeline standardizes four numeric activity counts and one-hot encodes five categorical inputs. Transformations are fitted only on each fold’s training rows [3, 4]. Macro F1 is the selection metric because it gives equal weight to Low, Middle and High, rather than allowing the largest band to dominate. Fold standard deviation describes variation between folds, not an uncertainty interval for a student.</w:t>
       </w:r>
     </w:p>
     <w:p>
@@ -2069,17 +2165,12 @@
         <w:pStyle w:val="Heading2"/>
       </w:pPr>
       <w:r>
-        <w:t>2 4 Calibration</w:t>
+        <w:t>2 4 Output interpretation</w:t>
       </w:r>
     </w:p>
     <w:p>
       <w:r>
-        <w:t>The quantile rank is found by multiplying the target coverage by one plus the number of calibration residuals, then rounding upward. The radius is the absolute error at that rank in ascending order. A rank exceeding the calibration count is rejected as an unattainable finite quantile. At c = 0.8, the ranks are 64 of 79 and 105 of 130. The predictor remains fixed before calibration, with distinct fitting, calibration and test rows [5].</w:t>
-      </w:r>
-    </w:p>
-    <w:p>
-      <w:r>
-        <w:t>Raw predictions and intervals remain unchanged through calibration, evaluation, display and export. No display-only clipping occurs. A coverage target is not an individual's passing probability. A grade percentage is only a scale conversion.</w:t>
+        <w:t>The classifier returns a performance band, not an exact grade. The interface does not present raw class probabilities as calibrated confidence or passing probabilities. A Low estimate should prompt review of the learner’s circumstances, not an automatic adverse action. Changes to an input do not establish that an intervention causes an outcome change.</w:t>
       </w:r>
     </w:p>
     <w:p>
@@ -2092,12 +2183,17 @@
     </w:p>
     <w:p>
       <w:r>
-        <w:t>The workflow uses student codes, session-only uploads, human review and explicit uncertainty. These controls reduce some risks but do not establish fairness, privacy compliance or intervention benefit. Excluding demographics does not remove proxy effects. Staff should avoid permanent labels and record contextual reasons for consequential decisions.</w:t>
+        <w:t>Use only authorized records and the identifiers needed for the task. Staff may use IDs instead of names. Uploads are session-only, and CSV exports neutralize formula-like text. Excluding demographic fields reduces direct use of those attributes but does not establish fairness or eliminate proxies.</w:t>
       </w:r>
     </w:p>
     <w:p>
       <w:r>
-        <w:t>Institutional use requires applicable approvals, an access and retention policy, and subgroup and temporal evaluation. Drive access is optional and requires user authorization. Existing files are not overwritten. A future multi-user deployment needs explicit roles, audit logs, backups and recovery, rather than assuming the prototype provides them.</w:t>
+        <w:t>Institutional deployment requires access and retention policies, role-based permissions, recovery, audit trails, and local validation. The dataset lacks verified measurement cutoff dates; activity may have been observed over the same period as outcomes. Do not market this result as validated early warning. Some subjects have few records, and the pooled evaluation does not establish reliability for each subject.</w:t>
+      </w:r>
+    </w:p>
+    <w:p>
+      <w:r>
+        <w:t>The dataset license and attribution accompany redistribution. Google Drive access is optional and requires authorization. A saved project snapshot does not automatically grant another person access.</w:t>
       </w:r>
     </w:p>
     <w:p>
@@ -2118,17 +2214,17 @@
         <w:pStyle w:val="Heading2"/>
       </w:pPr>
       <w:r>
-        <w:t>3 1 Core implementation</w:t>
+        <w:t>3 1 Implemented components</w:t>
       </w:r>
     </w:p>
     <w:p>
       <w:r>
-        <w:t>model.py implements versioned schemas, estimators, splitting, selection, calibration and numerical reports. model_service.py manages whole-bundle consistency and public-data recovery. subject_training.py validates completed history for additional subjects and retains private models in the signed-in session. The Streamlit layers call these functions rather than reimplementing the mathematics.</w:t>
+        <w:t>kaggle_model.py validates the schema, builds grouped partitions, compares classifiers and generates predictions and metrics. kaggle_cohort.py validates names, IDs and class uploads, retaining recorded outcomes only as report fields. kaggle_ui.py renders charts, review tables, individual analysis and model quality. app.py selects the Kaggle workspace by default and keeps the UCI route separate.</w:t>
       </w:r>
     </w:p>
     <w:p>
       <w:r>
-        <w:t>Both public predictors currently require G2 only. Optional G1 supports progress reporting. As a behavior example, a G2 value of 12 produces forecast 12 and interval 11 to 13. This is an input-output illustration, not an independently observed outcome or a passing probability.</w:t>
+        <w:t>train.py now trains Kaggle by default. Use --dataset uci for the reference grade models, or --dataset all for both. The app can prepare its public classifier in memory from the bundled Kaggle CSV; no Kaggle account or runtime download is required for normal use.</w:t>
       </w:r>
     </w:p>
     <w:p>
@@ -2136,12 +2232,12 @@
         <w:pStyle w:val="Heading2"/>
       </w:pPr>
       <w:r>
-        <w:t>3 2 Training comparison</w:t>
+        <w:t>3 2 Validation comparison</w:t>
       </w:r>
     </w:p>
     <w:p>
       <w:r>
-        <w:t>The comparison table reports validation MAE and fold standard deviation on identical fitting-data folds. G2 persistence has the lowest validation MAE for both subjects and wins without relying on the tie preference. It has no learned predictive weights. Learned candidates remain available for comparison and for appropriate new subject history.</w:t>
+        <w:t>The table reports grouped five-fold development scores. Logistic regression wins by mean macro F1 and is refitted on the 378 development records. Model choice is completed before the 96 test records are evaluated.</w:t>
       </w:r>
     </w:p>
     <w:tbl>
@@ -2152,10 +2248,9 @@
         <w:tblLook w:firstColumn="1" w:firstRow="1" w:lastColumn="0" w:lastRow="0" w:noHBand="0" w:noVBand="1" w:val="04A0"/>
       </w:tblPr>
       <w:tblGrid>
-        <w:gridCol w:w="3240"/>
-        <w:gridCol w:w="1944"/>
-        <w:gridCol w:w="2160"/>
-        <w:gridCol w:w="2376"/>
+        <w:gridCol w:w="2880"/>
+        <w:gridCol w:w="4752"/>
+        <w:gridCol w:w="2088"/>
       </w:tblGrid>
       <w:tr>
         <w:trPr>
@@ -2164,7 +2259,7 @@
         </w:trPr>
         <w:tc>
           <w:tcPr>
-            <w:tcW w:type="dxa" w:w="3240"/>
+            <w:tcW w:type="dxa" w:w="2880"/>
             <w:vAlign w:val="center"/>
             <w:shd w:fill="183844"/>
             <w:tcMar>
@@ -2196,7 +2291,7 @@
         </w:tc>
         <w:tc>
           <w:tcPr>
-            <w:tcW w:type="dxa" w:w="1944"/>
+            <w:tcW w:type="dxa" w:w="4752"/>
             <w:vAlign w:val="center"/>
             <w:shd w:fill="183844"/>
             <w:tcMar>
@@ -2222,13 +2317,13 @@
                 <w:color w:val="FFFFFF"/>
                 <w:sz w:val="18"/>
               </w:rPr>
-              <w:t>Schema</w:t>
+              <w:t>CV macro F1</w:t>
             </w:r>
           </w:p>
         </w:tc>
         <w:tc>
           <w:tcPr>
-            <w:tcW w:type="dxa" w:w="2160"/>
+            <w:tcW w:type="dxa" w:w="2088"/>
             <w:vAlign w:val="center"/>
             <w:shd w:fill="183844"/>
             <w:tcMar>
@@ -2254,13 +2349,496 @@
                 <w:color w:val="FFFFFF"/>
                 <w:sz w:val="18"/>
               </w:rPr>
-              <w:t>Math MAE / SD</w:t>
+              <w:t>Fold SD</w:t>
+            </w:r>
+          </w:p>
+        </w:tc>
+      </w:tr>
+      <w:tr>
+        <w:trPr>
+          <w:cantSplit/>
+        </w:trPr>
+        <w:tc>
+          <w:tcPr>
+            <w:tcW w:type="dxa" w:w="2880"/>
+            <w:vAlign w:val="center"/>
+            <w:shd w:fill="F1F5F6"/>
+            <w:tcMar>
+              <w:top w:w="90" w:type="dxa"/>
+              <w:left w:w="90" w:type="dxa"/>
+              <w:bottom w:w="90" w:type="dxa"/>
+              <w:right w:w="90" w:type="dxa"/>
+            </w:tcMar>
+            <w:tcBorders>
+              <w:top w:val="single" w:sz="4" w:color="D9D9D9"/>
+              <w:left w:val="single" w:sz="4" w:color="D9D9D9"/>
+              <w:bottom w:val="single" w:sz="4" w:color="D9D9D9"/>
+              <w:right w:val="single" w:sz="4" w:color="D9D9D9"/>
+            </w:tcBorders>
+          </w:tcPr>
+          <w:p>
+            <w:pPr>
+              <w:spacing w:after="40" w:line="252" w:lineRule="auto"/>
+            </w:pPr>
+            <w:r>
+              <w:rPr>
+                <w:b w:val="0"/>
+                <w:color w:val="000000"/>
+                <w:sz w:val="18"/>
+              </w:rPr>
+              <w:t>Most frequent baseline</w:t>
             </w:r>
           </w:p>
         </w:tc>
         <w:tc>
           <w:tcPr>
-            <w:tcW w:type="dxa" w:w="2376"/>
+            <w:tcW w:type="dxa" w:w="4752"/>
+            <w:vAlign w:val="center"/>
+            <w:shd w:fill="F1F5F6"/>
+            <w:tcMar>
+              <w:top w:w="90" w:type="dxa"/>
+              <w:left w:w="90" w:type="dxa"/>
+              <w:bottom w:w="90" w:type="dxa"/>
+              <w:right w:w="90" w:type="dxa"/>
+            </w:tcMar>
+            <w:tcBorders>
+              <w:top w:val="single" w:sz="4" w:color="D9D9D9"/>
+              <w:left w:val="single" w:sz="4" w:color="D9D9D9"/>
+              <w:bottom w:val="single" w:sz="4" w:color="D9D9D9"/>
+              <w:right w:val="single" w:sz="4" w:color="D9D9D9"/>
+            </w:tcBorders>
+          </w:tcPr>
+          <w:p>
+            <w:pPr>
+              <w:spacing w:after="40" w:line="252" w:lineRule="auto"/>
+            </w:pPr>
+            <w:r>
+              <w:rPr>
+                <w:b w:val="0"/>
+                <w:color w:val="000000"/>
+                <w:sz w:val="18"/>
+              </w:rPr>
+              <w:t>0.207</w:t>
+            </w:r>
+          </w:p>
+        </w:tc>
+        <w:tc>
+          <w:tcPr>
+            <w:tcW w:type="dxa" w:w="2088"/>
+            <w:vAlign w:val="center"/>
+            <w:shd w:fill="F1F5F6"/>
+            <w:tcMar>
+              <w:top w:w="90" w:type="dxa"/>
+              <w:left w:w="90" w:type="dxa"/>
+              <w:bottom w:w="90" w:type="dxa"/>
+              <w:right w:w="90" w:type="dxa"/>
+            </w:tcMar>
+            <w:tcBorders>
+              <w:top w:val="single" w:sz="4" w:color="D9D9D9"/>
+              <w:left w:val="single" w:sz="4" w:color="D9D9D9"/>
+              <w:bottom w:val="single" w:sz="4" w:color="D9D9D9"/>
+              <w:right w:val="single" w:sz="4" w:color="D9D9D9"/>
+            </w:tcBorders>
+          </w:tcPr>
+          <w:p>
+            <w:pPr>
+              <w:spacing w:after="40" w:line="252" w:lineRule="auto"/>
+            </w:pPr>
+            <w:r>
+              <w:rPr>
+                <w:b w:val="0"/>
+                <w:color w:val="000000"/>
+                <w:sz w:val="18"/>
+              </w:rPr>
+              <w:t>0.001</w:t>
+            </w:r>
+          </w:p>
+        </w:tc>
+      </w:tr>
+      <w:tr>
+        <w:trPr>
+          <w:cantSplit/>
+        </w:trPr>
+        <w:tc>
+          <w:tcPr>
+            <w:tcW w:type="dxa" w:w="2880"/>
+            <w:vAlign w:val="center"/>
+            <w:shd w:fill="FFFFFF"/>
+            <w:tcMar>
+              <w:top w:w="90" w:type="dxa"/>
+              <w:left w:w="90" w:type="dxa"/>
+              <w:bottom w:w="90" w:type="dxa"/>
+              <w:right w:w="90" w:type="dxa"/>
+            </w:tcMar>
+            <w:tcBorders>
+              <w:top w:val="single" w:sz="4" w:color="D9D9D9"/>
+              <w:left w:val="single" w:sz="4" w:color="D9D9D9"/>
+              <w:bottom w:val="single" w:sz="4" w:color="D9D9D9"/>
+              <w:right w:val="single" w:sz="4" w:color="D9D9D9"/>
+            </w:tcBorders>
+          </w:tcPr>
+          <w:p>
+            <w:pPr>
+              <w:spacing w:after="40" w:line="252" w:lineRule="auto"/>
+            </w:pPr>
+            <w:r>
+              <w:rPr>
+                <w:b w:val="0"/>
+                <w:color w:val="000000"/>
+                <w:sz w:val="18"/>
+              </w:rPr>
+              <w:t>Logistic regression</w:t>
+            </w:r>
+          </w:p>
+        </w:tc>
+        <w:tc>
+          <w:tcPr>
+            <w:tcW w:type="dxa" w:w="4752"/>
+            <w:vAlign w:val="center"/>
+            <w:shd w:fill="FFFFFF"/>
+            <w:tcMar>
+              <w:top w:w="90" w:type="dxa"/>
+              <w:left w:w="90" w:type="dxa"/>
+              <w:bottom w:w="90" w:type="dxa"/>
+              <w:right w:w="90" w:type="dxa"/>
+            </w:tcMar>
+            <w:tcBorders>
+              <w:top w:val="single" w:sz="4" w:color="D9D9D9"/>
+              <w:left w:val="single" w:sz="4" w:color="D9D9D9"/>
+              <w:bottom w:val="single" w:sz="4" w:color="D9D9D9"/>
+              <w:right w:val="single" w:sz="4" w:color="D9D9D9"/>
+            </w:tcBorders>
+          </w:tcPr>
+          <w:p>
+            <w:pPr>
+              <w:spacing w:after="40" w:line="252" w:lineRule="auto"/>
+            </w:pPr>
+            <w:r>
+              <w:rPr>
+                <w:b w:val="0"/>
+                <w:color w:val="000000"/>
+                <w:sz w:val="18"/>
+              </w:rPr>
+              <w:t>0.707</w:t>
+            </w:r>
+          </w:p>
+        </w:tc>
+        <w:tc>
+          <w:tcPr>
+            <w:tcW w:type="dxa" w:w="2088"/>
+            <w:vAlign w:val="center"/>
+            <w:shd w:fill="FFFFFF"/>
+            <w:tcMar>
+              <w:top w:w="90" w:type="dxa"/>
+              <w:left w:w="90" w:type="dxa"/>
+              <w:bottom w:w="90" w:type="dxa"/>
+              <w:right w:w="90" w:type="dxa"/>
+            </w:tcMar>
+            <w:tcBorders>
+              <w:top w:val="single" w:sz="4" w:color="D9D9D9"/>
+              <w:left w:val="single" w:sz="4" w:color="D9D9D9"/>
+              <w:bottom w:val="single" w:sz="4" w:color="D9D9D9"/>
+              <w:right w:val="single" w:sz="4" w:color="D9D9D9"/>
+            </w:tcBorders>
+          </w:tcPr>
+          <w:p>
+            <w:pPr>
+              <w:spacing w:after="40" w:line="252" w:lineRule="auto"/>
+            </w:pPr>
+            <w:r>
+              <w:rPr>
+                <w:b w:val="0"/>
+                <w:color w:val="000000"/>
+                <w:sz w:val="18"/>
+              </w:rPr>
+              <w:t>0.055</w:t>
+            </w:r>
+          </w:p>
+        </w:tc>
+      </w:tr>
+      <w:tr>
+        <w:trPr>
+          <w:cantSplit/>
+        </w:trPr>
+        <w:tc>
+          <w:tcPr>
+            <w:tcW w:type="dxa" w:w="2880"/>
+            <w:vAlign w:val="center"/>
+            <w:shd w:fill="F1F5F6"/>
+            <w:tcMar>
+              <w:top w:w="90" w:type="dxa"/>
+              <w:left w:w="90" w:type="dxa"/>
+              <w:bottom w:w="90" w:type="dxa"/>
+              <w:right w:w="90" w:type="dxa"/>
+            </w:tcMar>
+            <w:tcBorders>
+              <w:top w:val="single" w:sz="4" w:color="D9D9D9"/>
+              <w:left w:val="single" w:sz="4" w:color="D9D9D9"/>
+              <w:bottom w:val="single" w:sz="4" w:color="D9D9D9"/>
+              <w:right w:val="single" w:sz="4" w:color="D9D9D9"/>
+            </w:tcBorders>
+          </w:tcPr>
+          <w:p>
+            <w:pPr>
+              <w:spacing w:after="40" w:line="252" w:lineRule="auto"/>
+            </w:pPr>
+            <w:r>
+              <w:rPr>
+                <w:b w:val="0"/>
+                <w:color w:val="000000"/>
+                <w:sz w:val="18"/>
+              </w:rPr>
+              <w:t>Random forest</w:t>
+            </w:r>
+          </w:p>
+        </w:tc>
+        <w:tc>
+          <w:tcPr>
+            <w:tcW w:type="dxa" w:w="4752"/>
+            <w:vAlign w:val="center"/>
+            <w:shd w:fill="F1F5F6"/>
+            <w:tcMar>
+              <w:top w:w="90" w:type="dxa"/>
+              <w:left w:w="90" w:type="dxa"/>
+              <w:bottom w:w="90" w:type="dxa"/>
+              <w:right w:w="90" w:type="dxa"/>
+            </w:tcMar>
+            <w:tcBorders>
+              <w:top w:val="single" w:sz="4" w:color="D9D9D9"/>
+              <w:left w:val="single" w:sz="4" w:color="D9D9D9"/>
+              <w:bottom w:val="single" w:sz="4" w:color="D9D9D9"/>
+              <w:right w:val="single" w:sz="4" w:color="D9D9D9"/>
+            </w:tcBorders>
+          </w:tcPr>
+          <w:p>
+            <w:pPr>
+              <w:spacing w:after="40" w:line="252" w:lineRule="auto"/>
+            </w:pPr>
+            <w:r>
+              <w:rPr>
+                <w:b w:val="0"/>
+                <w:color w:val="000000"/>
+                <w:sz w:val="18"/>
+              </w:rPr>
+              <w:t>0.694</w:t>
+            </w:r>
+          </w:p>
+        </w:tc>
+        <w:tc>
+          <w:tcPr>
+            <w:tcW w:type="dxa" w:w="2088"/>
+            <w:vAlign w:val="center"/>
+            <w:shd w:fill="F1F5F6"/>
+            <w:tcMar>
+              <w:top w:w="90" w:type="dxa"/>
+              <w:left w:w="90" w:type="dxa"/>
+              <w:bottom w:w="90" w:type="dxa"/>
+              <w:right w:w="90" w:type="dxa"/>
+            </w:tcMar>
+            <w:tcBorders>
+              <w:top w:val="single" w:sz="4" w:color="D9D9D9"/>
+              <w:left w:val="single" w:sz="4" w:color="D9D9D9"/>
+              <w:bottom w:val="single" w:sz="4" w:color="D9D9D9"/>
+              <w:right w:val="single" w:sz="4" w:color="D9D9D9"/>
+            </w:tcBorders>
+          </w:tcPr>
+          <w:p>
+            <w:pPr>
+              <w:spacing w:after="40" w:line="252" w:lineRule="auto"/>
+            </w:pPr>
+            <w:r>
+              <w:rPr>
+                <w:b w:val="0"/>
+                <w:color w:val="000000"/>
+                <w:sz w:val="18"/>
+              </w:rPr>
+              <w:t>0.063</w:t>
+            </w:r>
+          </w:p>
+        </w:tc>
+      </w:tr>
+    </w:tbl>
+    <w:p>
+      <w:pPr>
+        <w:spacing w:after="0"/>
+      </w:pPr>
+    </w:p>
+    <w:p>
+      <w:r>
+        <w:t>The most-frequent baseline scores 0.207 macro F1. Logistic regression scores 0.707 and the random forest 0.694. This comparison justifies the selected classifier for this fixed internal protocol; it does not show that logistic regression is universally superior. Subject filtering changes the displayed records, not the fitted model.</w:t>
+      </w:r>
+    </w:p>
+    <w:p>
+      <w:r>
+        <w:br w:type="page"/>
+      </w:r>
+    </w:p>
+    <w:p>
+      <w:pPr>
+        <w:pStyle w:val="Heading1"/>
+      </w:pPr>
+      <w:r>
+        <w:t>Prototype code excerpts</w:t>
+      </w:r>
+    </w:p>
+    <w:p>
+      <w:r>
+        <w:t>These images reproduce actual source excerpts from application baseline 5af3632. File names and source line numbers connect the report to the implementation. They are excerpts, not complete standalone programs.</w:t>
+      </w:r>
+    </w:p>
+    <w:p>
+      <w:pPr>
+        <w:keepNext/>
+      </w:pPr>
+      <w:r>
+        <w:drawing>
+          <wp:inline xmlns:a="http://schemas.openxmlformats.org/drawingml/2006/main" xmlns:pic="http://schemas.openxmlformats.org/drawingml/2006/picture">
+            <wp:extent cx="6126480" cy="1694178"/>
+            <wp:docPr id="2" name="Picture 2"/>
+            <wp:cNvGraphicFramePr>
+              <a:graphicFrameLocks noChangeAspect="1"/>
+            </wp:cNvGraphicFramePr>
+            <a:graphic>
+              <a:graphicData uri="http://schemas.openxmlformats.org/drawingml/2006/picture">
+                <pic:pic>
+                  <pic:nvPicPr>
+                    <pic:cNvPr id="0" name="07-account-validation.png"/>
+                    <pic:cNvPicPr/>
+                  </pic:nvPicPr>
+                  <pic:blipFill>
+                    <a:blip r:embed="rId12"/>
+                    <a:stretch>
+                      <a:fillRect/>
+                    </a:stretch>
+                  </pic:blipFill>
+                  <pic:spPr>
+                    <a:xfrm>
+                      <a:off x="0" y="0"/>
+                      <a:ext cx="6126480" cy="1694178"/>
+                    </a:xfrm>
+                    <a:prstGeom prst="rect"/>
+                  </pic:spPr>
+                </pic:pic>
+              </a:graphicData>
+            </a:graphic>
+          </wp:inline>
+        </w:drawing>
+      </w:r>
+    </w:p>
+    <w:p>
+      <w:r>
+        <w:rPr>
+          <w:i/>
+          <w:sz w:val="18"/>
+        </w:rPr>
+        <w:t>Figure 2  auth.py lines 103 to 115 validate account inputs before registration.</w:t>
+      </w:r>
+    </w:p>
+    <w:p>
+      <w:pPr>
+        <w:keepNext/>
+      </w:pPr>
+      <w:r>
+        <w:drawing>
+          <wp:inline xmlns:a="http://schemas.openxmlformats.org/drawingml/2006/main" xmlns:pic="http://schemas.openxmlformats.org/drawingml/2006/picture">
+            <wp:extent cx="6126480" cy="1597690"/>
+            <wp:docPr id="3" name="Picture 3"/>
+            <wp:cNvGraphicFramePr>
+              <a:graphicFrameLocks noChangeAspect="1"/>
+            </wp:cNvGraphicFramePr>
+            <a:graphic>
+              <a:graphicData uri="http://schemas.openxmlformats.org/drawingml/2006/picture">
+                <pic:pic>
+                  <pic:nvPicPr>
+                    <pic:cNvPr id="0" name="08-kaggle-training.png"/>
+                    <pic:cNvPicPr/>
+                  </pic:nvPicPr>
+                  <pic:blipFill>
+                    <a:blip r:embed="rId13"/>
+                    <a:stretch>
+                      <a:fillRect/>
+                    </a:stretch>
+                  </pic:blipFill>
+                  <pic:spPr>
+                    <a:xfrm>
+                      <a:off x="0" y="0"/>
+                      <a:ext cx="6126480" cy="1597690"/>
+                    </a:xfrm>
+                    <a:prstGeom prst="rect"/>
+                  </pic:spPr>
+                </pic:pic>
+              </a:graphicData>
+            </a:graphic>
+          </wp:inline>
+        </w:drawing>
+      </w:r>
+    </w:p>
+    <w:p>
+      <w:r>
+        <w:rPr>
+          <w:i/>
+          <w:sz w:val="18"/>
+        </w:rPr>
+        <w:t>Figure 3  kaggle_model.py lines 85 to 96 compare candidates using grouped validation, fit the selected pipeline and predict the reserved test set.</w:t>
+      </w:r>
+    </w:p>
+    <w:p>
+      <w:r>
+        <w:t>Preprocessing is part of the pipeline passed to cross_val_score, so it is fitted inside each validation fold. Selection uses validation macro F1. The report’s numerical results come from artifacts/kaggle/metrics.json, not from the screenshots or illustrative profile.</w:t>
+      </w:r>
+    </w:p>
+    <w:p>
+      <w:r>
+        <w:br w:type="page"/>
+      </w:r>
+    </w:p>
+    <w:p>
+      <w:pPr>
+        <w:pStyle w:val="Heading1"/>
+      </w:pPr>
+      <w:r>
+        <w:t>Measured results and limitations</w:t>
+      </w:r>
+    </w:p>
+    <w:p>
+      <w:pPr>
+        <w:pStyle w:val="Heading2"/>
+      </w:pPr>
+      <w:r>
+        <w:t>3 3 Held out evaluation</w:t>
+      </w:r>
+    </w:p>
+    <w:p>
+      <w:r>
+        <w:t>On 96 reserved records, accuracy is 76.0%, macro F1 is 0.776, and balanced accuracy is 77.7%. Accuracy is the fraction of correctly predicted bands. Macro F1 averages the three class F1 scores equally; balanced accuracy averages recall across classes. These are dataset-level metrics, not individual guarantees.</w:t>
+      </w:r>
+    </w:p>
+    <w:p>
+      <w:r>
+        <w:t>The confusion matrix below uses recorded classes as rows and predicted classes as columns. Its diagonal totals 73 correct predictions out of 96.</w:t>
+      </w:r>
+    </w:p>
+    <w:tbl>
+      <w:tblPr>
+        <w:tblW w:type="auto" w:w="0"/>
+        <w:jc w:val="center"/>
+        <w:tblLayout w:type="fixed"/>
+        <w:tblLook w:firstColumn="1" w:firstRow="1" w:lastColumn="0" w:lastRow="0" w:noHBand="0" w:noVBand="1" w:val="04A0"/>
+      </w:tblPr>
+      <w:tblGrid>
+        <w:gridCol w:w="2430"/>
+        <w:gridCol w:w="2430"/>
+        <w:gridCol w:w="2430"/>
+        <w:gridCol w:w="2430"/>
+      </w:tblGrid>
+      <w:tr>
+        <w:trPr>
+          <w:cantSplit/>
+          <w:tblHeader/>
+        </w:trPr>
+        <w:tc>
+          <w:tcPr>
+            <w:tcW w:type="dxa" w:w="2430"/>
             <w:vAlign w:val="center"/>
             <w:shd w:fill="183844"/>
             <w:tcMar>
@@ -2286,7 +2864,103 @@
                 <w:color w:val="FFFFFF"/>
                 <w:sz w:val="18"/>
               </w:rPr>
-              <w:t>Portuguese MAE / SD</w:t>
+              <w:t>Recorded band</w:t>
+            </w:r>
+          </w:p>
+        </w:tc>
+        <w:tc>
+          <w:tcPr>
+            <w:tcW w:type="dxa" w:w="2430"/>
+            <w:vAlign w:val="center"/>
+            <w:shd w:fill="183844"/>
+            <w:tcMar>
+              <w:top w:w="90" w:type="dxa"/>
+              <w:left w:w="90" w:type="dxa"/>
+              <w:bottom w:w="90" w:type="dxa"/>
+              <w:right w:w="90" w:type="dxa"/>
+            </w:tcMar>
+            <w:tcBorders>
+              <w:top w:val="single" w:sz="4" w:color="D9D9D9"/>
+              <w:left w:val="single" w:sz="4" w:color="D9D9D9"/>
+              <w:bottom w:val="single" w:sz="4" w:color="D9D9D9"/>
+              <w:right w:val="single" w:sz="4" w:color="D9D9D9"/>
+            </w:tcBorders>
+          </w:tcPr>
+          <w:p>
+            <w:pPr>
+              <w:spacing w:after="40" w:line="252" w:lineRule="auto"/>
+            </w:pPr>
+            <w:r>
+              <w:rPr>
+                <w:b/>
+                <w:color w:val="FFFFFF"/>
+                <w:sz w:val="18"/>
+              </w:rPr>
+              <w:t>Predicted Low</w:t>
+            </w:r>
+          </w:p>
+        </w:tc>
+        <w:tc>
+          <w:tcPr>
+            <w:tcW w:type="dxa" w:w="2430"/>
+            <w:vAlign w:val="center"/>
+            <w:shd w:fill="183844"/>
+            <w:tcMar>
+              <w:top w:w="90" w:type="dxa"/>
+              <w:left w:w="90" w:type="dxa"/>
+              <w:bottom w:w="90" w:type="dxa"/>
+              <w:right w:w="90" w:type="dxa"/>
+            </w:tcMar>
+            <w:tcBorders>
+              <w:top w:val="single" w:sz="4" w:color="D9D9D9"/>
+              <w:left w:val="single" w:sz="4" w:color="D9D9D9"/>
+              <w:bottom w:val="single" w:sz="4" w:color="D9D9D9"/>
+              <w:right w:val="single" w:sz="4" w:color="D9D9D9"/>
+            </w:tcBorders>
+          </w:tcPr>
+          <w:p>
+            <w:pPr>
+              <w:spacing w:after="40" w:line="252" w:lineRule="auto"/>
+            </w:pPr>
+            <w:r>
+              <w:rPr>
+                <w:b/>
+                <w:color w:val="FFFFFF"/>
+                <w:sz w:val="18"/>
+              </w:rPr>
+              <w:t>Predicted Middle</w:t>
+            </w:r>
+          </w:p>
+        </w:tc>
+        <w:tc>
+          <w:tcPr>
+            <w:tcW w:type="dxa" w:w="2430"/>
+            <w:vAlign w:val="center"/>
+            <w:shd w:fill="183844"/>
+            <w:tcMar>
+              <w:top w:w="90" w:type="dxa"/>
+              <w:left w:w="90" w:type="dxa"/>
+              <w:bottom w:w="90" w:type="dxa"/>
+              <w:right w:w="90" w:type="dxa"/>
+            </w:tcMar>
+            <w:tcBorders>
+              <w:top w:val="single" w:sz="4" w:color="D9D9D9"/>
+              <w:left w:val="single" w:sz="4" w:color="D9D9D9"/>
+              <w:bottom w:val="single" w:sz="4" w:color="D9D9D9"/>
+              <w:right w:val="single" w:sz="4" w:color="D9D9D9"/>
+            </w:tcBorders>
+          </w:tcPr>
+          <w:p>
+            <w:pPr>
+              <w:spacing w:after="40" w:line="252" w:lineRule="auto"/>
+            </w:pPr>
+            <w:r>
+              <w:rPr>
+                <w:b/>
+                <w:color w:val="FFFFFF"/>
+                <w:sz w:val="18"/>
+              </w:rPr>
+              <w:t>Predicted High</w:t>
             </w:r>
           </w:p>
         </w:tc>
@@ -2297,7 +2971,7 @@
         </w:trPr>
         <w:tc>
           <w:tcPr>
-            <w:tcW w:type="dxa" w:w="3240"/>
+            <w:tcW w:type="dxa" w:w="2430"/>
             <w:vAlign w:val="center"/>
             <w:shd w:fill="F1F5F6"/>
             <w:tcMar>
@@ -2323,13 +2997,13 @@
                 <w:color w:val="000000"/>
                 <w:sz w:val="18"/>
               </w:rPr>
-              <w:t>G2 persistence baseline forecast</w:t>
+              <w:t>Low</w:t>
             </w:r>
           </w:p>
         </w:tc>
         <w:tc>
           <w:tcPr>
-            <w:tcW w:type="dxa" w:w="1944"/>
+            <w:tcW w:type="dxa" w:w="2430"/>
             <w:vAlign w:val="center"/>
             <w:shd w:fill="F1F5F6"/>
             <w:tcMar>
@@ -2355,13 +3029,13 @@
                 <w:color w:val="000000"/>
                 <w:sz w:val="18"/>
               </w:rPr>
-              <w:t>persistence_v1</w:t>
+              <w:t>20</w:t>
             </w:r>
           </w:p>
         </w:tc>
         <w:tc>
           <w:tcPr>
-            <w:tcW w:type="dxa" w:w="2160"/>
+            <w:tcW w:type="dxa" w:w="2430"/>
             <w:vAlign w:val="center"/>
             <w:shd w:fill="F1F5F6"/>
             <w:tcMar>
@@ -2387,13 +3061,13 @@
                 <w:color w:val="000000"/>
                 <w:sz w:val="18"/>
               </w:rPr>
-              <w:t>0.955 / 0.300</w:t>
+              <w:t>2</w:t>
             </w:r>
           </w:p>
         </w:tc>
         <w:tc>
           <w:tcPr>
-            <w:tcW w:type="dxa" w:w="2376"/>
+            <w:tcW w:type="dxa" w:w="2430"/>
             <w:vAlign w:val="center"/>
             <w:shd w:fill="F1F5F6"/>
             <w:tcMar>
@@ -2419,7 +3093,7 @@
                 <w:color w:val="000000"/>
                 <w:sz w:val="18"/>
               </w:rPr>
-              <w:t>0.797 / 0.147</w:t>
+              <w:t>0</w:t>
             </w:r>
           </w:p>
         </w:tc>
@@ -2430,7 +3104,7 @@
         </w:trPr>
         <w:tc>
           <w:tcPr>
-            <w:tcW w:type="dxa" w:w="3240"/>
+            <w:tcW w:type="dxa" w:w="2430"/>
             <w:vAlign w:val="center"/>
             <w:shd w:fill="FFFFFF"/>
             <w:tcMar>
@@ -2456,13 +3130,13 @@
                 <w:color w:val="000000"/>
                 <w:sz w:val="18"/>
               </w:rPr>
-              <w:t>Training-mean baseline forecast</w:t>
+              <w:t>Middle</w:t>
             </w:r>
           </w:p>
         </w:tc>
         <w:tc>
           <w:tcPr>
-            <w:tcW w:type="dxa" w:w="1944"/>
+            <w:tcW w:type="dxa" w:w="2430"/>
             <w:vAlign w:val="center"/>
             <w:shd w:fill="FFFFFF"/>
             <w:tcMar>
@@ -2488,13 +3162,13 @@
                 <w:color w:val="000000"/>
                 <w:sz w:val="18"/>
               </w:rPr>
-              <w:t>persistence_v1</w:t>
+              <w:t>3</w:t>
             </w:r>
           </w:p>
         </w:tc>
         <w:tc>
           <w:tcPr>
-            <w:tcW w:type="dxa" w:w="2160"/>
+            <w:tcW w:type="dxa" w:w="2430"/>
             <w:vAlign w:val="center"/>
             <w:shd w:fill="FFFFFF"/>
             <w:tcMar>
@@ -2520,1635 +3194,15 @@
                 <w:color w:val="000000"/>
                 <w:sz w:val="18"/>
               </w:rPr>
-              <w:t>3.540 / 0.057</w:t>
+              <w:t>31</w:t>
             </w:r>
           </w:p>
         </w:tc>
         <w:tc>
           <w:tcPr>
-            <w:tcW w:type="dxa" w:w="2376"/>
+            <w:tcW w:type="dxa" w:w="2430"/>
             <w:vAlign w:val="center"/>
             <w:shd w:fill="FFFFFF"/>
-            <w:tcMar>
-              <w:top w:w="90" w:type="dxa"/>
-              <w:left w:w="90" w:type="dxa"/>
-              <w:bottom w:w="90" w:type="dxa"/>
-              <w:right w:w="90" w:type="dxa"/>
-            </w:tcMar>
-            <w:tcBorders>
-              <w:top w:val="single" w:sz="4" w:color="D9D9D9"/>
-              <w:left w:val="single" w:sz="4" w:color="D9D9D9"/>
-              <w:bottom w:val="single" w:sz="4" w:color="D9D9D9"/>
-              <w:right w:val="single" w:sz="4" w:color="D9D9D9"/>
-            </w:tcBorders>
-          </w:tcPr>
-          <w:p>
-            <w:pPr>
-              <w:spacing w:after="40" w:line="252" w:lineRule="auto"/>
-            </w:pPr>
-            <w:r>
-              <w:rPr>
-                <w:b w:val="0"/>
-                <w:color w:val="000000"/>
-                <w:sz w:val="18"/>
-              </w:rPr>
-              <w:t>2.502 / 0.150</w:t>
-            </w:r>
-          </w:p>
-        </w:tc>
-      </w:tr>
-      <w:tr>
-        <w:trPr>
-          <w:cantSplit/>
-        </w:trPr>
-        <w:tc>
-          <w:tcPr>
-            <w:tcW w:type="dxa" w:w="3240"/>
-            <w:vAlign w:val="center"/>
-            <w:shd w:fill="F1F5F6"/>
-            <w:tcMar>
-              <w:top w:w="90" w:type="dxa"/>
-              <w:left w:w="90" w:type="dxa"/>
-              <w:bottom w:w="90" w:type="dxa"/>
-              <w:right w:w="90" w:type="dxa"/>
-            </w:tcMar>
-            <w:tcBorders>
-              <w:top w:val="single" w:sz="4" w:color="D9D9D9"/>
-              <w:left w:val="single" w:sz="4" w:color="D9D9D9"/>
-              <w:bottom w:val="single" w:sz="4" w:color="D9D9D9"/>
-              <w:right w:val="single" w:sz="4" w:color="D9D9D9"/>
-            </w:tcBorders>
-          </w:tcPr>
-          <w:p>
-            <w:pPr>
-              <w:spacing w:after="40" w:line="252" w:lineRule="auto"/>
-            </w:pPr>
-            <w:r>
-              <w:rPr>
-                <w:b w:val="0"/>
-                <w:color w:val="000000"/>
-                <w:sz w:val="18"/>
-              </w:rPr>
-              <w:t>Ridge: G1 + G2</w:t>
-            </w:r>
-          </w:p>
-        </w:tc>
-        <w:tc>
-          <w:tcPr>
-            <w:tcW w:type="dxa" w:w="1944"/>
-            <w:vAlign w:val="center"/>
-            <w:shd w:fill="F1F5F6"/>
-            <w:tcMar>
-              <w:top w:w="90" w:type="dxa"/>
-              <w:left w:w="90" w:type="dxa"/>
-              <w:bottom w:w="90" w:type="dxa"/>
-              <w:right w:w="90" w:type="dxa"/>
-            </w:tcMar>
-            <w:tcBorders>
-              <w:top w:val="single" w:sz="4" w:color="D9D9D9"/>
-              <w:left w:val="single" w:sz="4" w:color="D9D9D9"/>
-              <w:bottom w:val="single" w:sz="4" w:color="D9D9D9"/>
-              <w:right w:val="single" w:sz="4" w:color="D9D9D9"/>
-            </w:tcBorders>
-          </w:tcPr>
-          <w:p>
-            <w:pPr>
-              <w:spacing w:after="40" w:line="252" w:lineRule="auto"/>
-            </w:pPr>
-            <w:r>
-              <w:rPr>
-                <w:b w:val="0"/>
-                <w:color w:val="000000"/>
-                <w:sz w:val="18"/>
-              </w:rPr>
-              <w:t>grades_v1</w:t>
-            </w:r>
-          </w:p>
-        </w:tc>
-        <w:tc>
-          <w:tcPr>
-            <w:tcW w:type="dxa" w:w="2160"/>
-            <w:vAlign w:val="center"/>
-            <w:shd w:fill="F1F5F6"/>
-            <w:tcMar>
-              <w:top w:w="90" w:type="dxa"/>
-              <w:left w:w="90" w:type="dxa"/>
-              <w:bottom w:w="90" w:type="dxa"/>
-              <w:right w:w="90" w:type="dxa"/>
-            </w:tcMar>
-            <w:tcBorders>
-              <w:top w:val="single" w:sz="4" w:color="D9D9D9"/>
-              <w:left w:val="single" w:sz="4" w:color="D9D9D9"/>
-              <w:bottom w:val="single" w:sz="4" w:color="D9D9D9"/>
-              <w:right w:val="single" w:sz="4" w:color="D9D9D9"/>
-            </w:tcBorders>
-          </w:tcPr>
-          <w:p>
-            <w:pPr>
-              <w:spacing w:after="40" w:line="252" w:lineRule="auto"/>
-            </w:pPr>
-            <w:r>
-              <w:rPr>
-                <w:b w:val="0"/>
-                <w:color w:val="000000"/>
-                <w:sz w:val="18"/>
-              </w:rPr>
-              <w:t>1.167 / 0.257</w:t>
-            </w:r>
-          </w:p>
-        </w:tc>
-        <w:tc>
-          <w:tcPr>
-            <w:tcW w:type="dxa" w:w="2376"/>
-            <w:vAlign w:val="center"/>
-            <w:shd w:fill="F1F5F6"/>
-            <w:tcMar>
-              <w:top w:w="90" w:type="dxa"/>
-              <w:left w:w="90" w:type="dxa"/>
-              <w:bottom w:w="90" w:type="dxa"/>
-              <w:right w:w="90" w:type="dxa"/>
-            </w:tcMar>
-            <w:tcBorders>
-              <w:top w:val="single" w:sz="4" w:color="D9D9D9"/>
-              <w:left w:val="single" w:sz="4" w:color="D9D9D9"/>
-              <w:bottom w:val="single" w:sz="4" w:color="D9D9D9"/>
-              <w:right w:val="single" w:sz="4" w:color="D9D9D9"/>
-            </w:tcBorders>
-          </w:tcPr>
-          <w:p>
-            <w:pPr>
-              <w:spacing w:after="40" w:line="252" w:lineRule="auto"/>
-            </w:pPr>
-            <w:r>
-              <w:rPr>
-                <w:b w:val="0"/>
-                <w:color w:val="000000"/>
-                <w:sz w:val="18"/>
-              </w:rPr>
-              <w:t>0.827 / 0.131</w:t>
-            </w:r>
-          </w:p>
-        </w:tc>
-      </w:tr>
-      <w:tr>
-        <w:trPr>
-          <w:cantSplit/>
-        </w:trPr>
-        <w:tc>
-          <w:tcPr>
-            <w:tcW w:type="dxa" w:w="3240"/>
-            <w:vAlign w:val="center"/>
-            <w:shd w:fill="FFFFFF"/>
-            <w:tcMar>
-              <w:top w:w="90" w:type="dxa"/>
-              <w:left w:w="90" w:type="dxa"/>
-              <w:bottom w:w="90" w:type="dxa"/>
-              <w:right w:w="90" w:type="dxa"/>
-            </w:tcMar>
-            <w:tcBorders>
-              <w:top w:val="single" w:sz="4" w:color="D9D9D9"/>
-              <w:left w:val="single" w:sz="4" w:color="D9D9D9"/>
-              <w:bottom w:val="single" w:sz="4" w:color="D9D9D9"/>
-              <w:right w:val="single" w:sz="4" w:color="D9D9D9"/>
-            </w:tcBorders>
-          </w:tcPr>
-          <w:p>
-            <w:pPr>
-              <w:spacing w:after="40" w:line="252" w:lineRule="auto"/>
-            </w:pPr>
-            <w:r>
-              <w:rPr>
-                <w:b w:val="0"/>
-                <w:color w:val="000000"/>
-                <w:sz w:val="18"/>
-              </w:rPr>
-              <w:t>Ridge: expanded inputs</w:t>
-            </w:r>
-          </w:p>
-        </w:tc>
-        <w:tc>
-          <w:tcPr>
-            <w:tcW w:type="dxa" w:w="1944"/>
-            <w:vAlign w:val="center"/>
-            <w:shd w:fill="FFFFFF"/>
-            <w:tcMar>
-              <w:top w:w="90" w:type="dxa"/>
-              <w:left w:w="90" w:type="dxa"/>
-              <w:bottom w:w="90" w:type="dxa"/>
-              <w:right w:w="90" w:type="dxa"/>
-            </w:tcMar>
-            <w:tcBorders>
-              <w:top w:val="single" w:sz="4" w:color="D9D9D9"/>
-              <w:left w:val="single" w:sz="4" w:color="D9D9D9"/>
-              <w:bottom w:val="single" w:sz="4" w:color="D9D9D9"/>
-              <w:right w:val="single" w:sz="4" w:color="D9D9D9"/>
-            </w:tcBorders>
-          </w:tcPr>
-          <w:p>
-            <w:pPr>
-              <w:spacing w:after="40" w:line="252" w:lineRule="auto"/>
-            </w:pPr>
-            <w:r>
-              <w:rPr>
-                <w:b w:val="0"/>
-                <w:color w:val="000000"/>
-                <w:sz w:val="18"/>
-              </w:rPr>
-              <w:t>expanded_v1</w:t>
-            </w:r>
-          </w:p>
-        </w:tc>
-        <w:tc>
-          <w:tcPr>
-            <w:tcW w:type="dxa" w:w="2160"/>
-            <w:vAlign w:val="center"/>
-            <w:shd w:fill="FFFFFF"/>
-            <w:tcMar>
-              <w:top w:w="90" w:type="dxa"/>
-              <w:left w:w="90" w:type="dxa"/>
-              <w:bottom w:w="90" w:type="dxa"/>
-              <w:right w:w="90" w:type="dxa"/>
-            </w:tcMar>
-            <w:tcBorders>
-              <w:top w:val="single" w:sz="4" w:color="D9D9D9"/>
-              <w:left w:val="single" w:sz="4" w:color="D9D9D9"/>
-              <w:bottom w:val="single" w:sz="4" w:color="D9D9D9"/>
-              <w:right w:val="single" w:sz="4" w:color="D9D9D9"/>
-            </w:tcBorders>
-          </w:tcPr>
-          <w:p>
-            <w:pPr>
-              <w:spacing w:after="40" w:line="252" w:lineRule="auto"/>
-            </w:pPr>
-            <w:r>
-              <w:rPr>
-                <w:b w:val="0"/>
-                <w:color w:val="000000"/>
-                <w:sz w:val="18"/>
-              </w:rPr>
-              <w:t>1.196 / 0.230</w:t>
-            </w:r>
-          </w:p>
-        </w:tc>
-        <w:tc>
-          <w:tcPr>
-            <w:tcW w:type="dxa" w:w="2376"/>
-            <w:vAlign w:val="center"/>
-            <w:shd w:fill="FFFFFF"/>
-            <w:tcMar>
-              <w:top w:w="90" w:type="dxa"/>
-              <w:left w:w="90" w:type="dxa"/>
-              <w:bottom w:w="90" w:type="dxa"/>
-              <w:right w:w="90" w:type="dxa"/>
-            </w:tcMar>
-            <w:tcBorders>
-              <w:top w:val="single" w:sz="4" w:color="D9D9D9"/>
-              <w:left w:val="single" w:sz="4" w:color="D9D9D9"/>
-              <w:bottom w:val="single" w:sz="4" w:color="D9D9D9"/>
-              <w:right w:val="single" w:sz="4" w:color="D9D9D9"/>
-            </w:tcBorders>
-          </w:tcPr>
-          <w:p>
-            <w:pPr>
-              <w:spacing w:after="40" w:line="252" w:lineRule="auto"/>
-            </w:pPr>
-            <w:r>
-              <w:rPr>
-                <w:b w:val="0"/>
-                <w:color w:val="000000"/>
-                <w:sz w:val="18"/>
-              </w:rPr>
-              <w:t>0.839 / 0.124</w:t>
-            </w:r>
-          </w:p>
-        </w:tc>
-      </w:tr>
-      <w:tr>
-        <w:trPr>
-          <w:cantSplit/>
-        </w:trPr>
-        <w:tc>
-          <w:tcPr>
-            <w:tcW w:type="dxa" w:w="3240"/>
-            <w:vAlign w:val="center"/>
-            <w:shd w:fill="F1F5F6"/>
-            <w:tcMar>
-              <w:top w:w="90" w:type="dxa"/>
-              <w:left w:w="90" w:type="dxa"/>
-              <w:bottom w:w="90" w:type="dxa"/>
-              <w:right w:w="90" w:type="dxa"/>
-            </w:tcMar>
-            <w:tcBorders>
-              <w:top w:val="single" w:sz="4" w:color="D9D9D9"/>
-              <w:left w:val="single" w:sz="4" w:color="D9D9D9"/>
-              <w:bottom w:val="single" w:sz="4" w:color="D9D9D9"/>
-              <w:right w:val="single" w:sz="4" w:color="D9D9D9"/>
-            </w:tcBorders>
-          </w:tcPr>
-          <w:p>
-            <w:pPr>
-              <w:spacing w:after="40" w:line="252" w:lineRule="auto"/>
-            </w:pPr>
-            <w:r>
-              <w:rPr>
-                <w:b w:val="0"/>
-                <w:color w:val="000000"/>
-                <w:sz w:val="18"/>
-              </w:rPr>
-              <w:t>Random forest: grades</w:t>
-            </w:r>
-          </w:p>
-        </w:tc>
-        <w:tc>
-          <w:tcPr>
-            <w:tcW w:type="dxa" w:w="1944"/>
-            <w:vAlign w:val="center"/>
-            <w:shd w:fill="F1F5F6"/>
-            <w:tcMar>
-              <w:top w:w="90" w:type="dxa"/>
-              <w:left w:w="90" w:type="dxa"/>
-              <w:bottom w:w="90" w:type="dxa"/>
-              <w:right w:w="90" w:type="dxa"/>
-            </w:tcMar>
-            <w:tcBorders>
-              <w:top w:val="single" w:sz="4" w:color="D9D9D9"/>
-              <w:left w:val="single" w:sz="4" w:color="D9D9D9"/>
-              <w:bottom w:val="single" w:sz="4" w:color="D9D9D9"/>
-              <w:right w:val="single" w:sz="4" w:color="D9D9D9"/>
-            </w:tcBorders>
-          </w:tcPr>
-          <w:p>
-            <w:pPr>
-              <w:spacing w:after="40" w:line="252" w:lineRule="auto"/>
-            </w:pPr>
-            <w:r>
-              <w:rPr>
-                <w:b w:val="0"/>
-                <w:color w:val="000000"/>
-                <w:sz w:val="18"/>
-              </w:rPr>
-              <w:t>grades_v1</w:t>
-            </w:r>
-          </w:p>
-        </w:tc>
-        <w:tc>
-          <w:tcPr>
-            <w:tcW w:type="dxa" w:w="2160"/>
-            <w:vAlign w:val="center"/>
-            <w:shd w:fill="F1F5F6"/>
-            <w:tcMar>
-              <w:top w:w="90" w:type="dxa"/>
-              <w:left w:w="90" w:type="dxa"/>
-              <w:bottom w:w="90" w:type="dxa"/>
-              <w:right w:w="90" w:type="dxa"/>
-            </w:tcMar>
-            <w:tcBorders>
-              <w:top w:val="single" w:sz="4" w:color="D9D9D9"/>
-              <w:left w:val="single" w:sz="4" w:color="D9D9D9"/>
-              <w:bottom w:val="single" w:sz="4" w:color="D9D9D9"/>
-              <w:right w:val="single" w:sz="4" w:color="D9D9D9"/>
-            </w:tcBorders>
-          </w:tcPr>
-          <w:p>
-            <w:pPr>
-              <w:spacing w:after="40" w:line="252" w:lineRule="auto"/>
-            </w:pPr>
-            <w:r>
-              <w:rPr>
-                <w:b w:val="0"/>
-                <w:color w:val="000000"/>
-                <w:sz w:val="18"/>
-              </w:rPr>
-              <w:t>1.223 / 0.307</w:t>
-            </w:r>
-          </w:p>
-        </w:tc>
-        <w:tc>
-          <w:tcPr>
-            <w:tcW w:type="dxa" w:w="2376"/>
-            <w:vAlign w:val="center"/>
-            <w:shd w:fill="F1F5F6"/>
-            <w:tcMar>
-              <w:top w:w="90" w:type="dxa"/>
-              <w:left w:w="90" w:type="dxa"/>
-              <w:bottom w:w="90" w:type="dxa"/>
-              <w:right w:w="90" w:type="dxa"/>
-            </w:tcMar>
-            <w:tcBorders>
-              <w:top w:val="single" w:sz="4" w:color="D9D9D9"/>
-              <w:left w:val="single" w:sz="4" w:color="D9D9D9"/>
-              <w:bottom w:val="single" w:sz="4" w:color="D9D9D9"/>
-              <w:right w:val="single" w:sz="4" w:color="D9D9D9"/>
-            </w:tcBorders>
-          </w:tcPr>
-          <w:p>
-            <w:pPr>
-              <w:spacing w:after="40" w:line="252" w:lineRule="auto"/>
-            </w:pPr>
-            <w:r>
-              <w:rPr>
-                <w:b w:val="0"/>
-                <w:color w:val="000000"/>
-                <w:sz w:val="18"/>
-              </w:rPr>
-              <w:t>0.866 / 0.126</w:t>
-            </w:r>
-          </w:p>
-        </w:tc>
-      </w:tr>
-      <w:tr>
-        <w:trPr>
-          <w:cantSplit/>
-        </w:trPr>
-        <w:tc>
-          <w:tcPr>
-            <w:tcW w:type="dxa" w:w="3240"/>
-            <w:vAlign w:val="center"/>
-            <w:shd w:fill="FFFFFF"/>
-            <w:tcMar>
-              <w:top w:w="90" w:type="dxa"/>
-              <w:left w:w="90" w:type="dxa"/>
-              <w:bottom w:w="90" w:type="dxa"/>
-              <w:right w:w="90" w:type="dxa"/>
-            </w:tcMar>
-            <w:tcBorders>
-              <w:top w:val="single" w:sz="4" w:color="D9D9D9"/>
-              <w:left w:val="single" w:sz="4" w:color="D9D9D9"/>
-              <w:bottom w:val="single" w:sz="4" w:color="D9D9D9"/>
-              <w:right w:val="single" w:sz="4" w:color="D9D9D9"/>
-            </w:tcBorders>
-          </w:tcPr>
-          <w:p>
-            <w:pPr>
-              <w:spacing w:after="40" w:line="252" w:lineRule="auto"/>
-            </w:pPr>
-            <w:r>
-              <w:rPr>
-                <w:b w:val="0"/>
-                <w:color w:val="000000"/>
-                <w:sz w:val="18"/>
-              </w:rPr>
-              <w:t>Random forest: expanded</w:t>
-            </w:r>
-          </w:p>
-        </w:tc>
-        <w:tc>
-          <w:tcPr>
-            <w:tcW w:type="dxa" w:w="1944"/>
-            <w:vAlign w:val="center"/>
-            <w:shd w:fill="FFFFFF"/>
-            <w:tcMar>
-              <w:top w:w="90" w:type="dxa"/>
-              <w:left w:w="90" w:type="dxa"/>
-              <w:bottom w:w="90" w:type="dxa"/>
-              <w:right w:w="90" w:type="dxa"/>
-            </w:tcMar>
-            <w:tcBorders>
-              <w:top w:val="single" w:sz="4" w:color="D9D9D9"/>
-              <w:left w:val="single" w:sz="4" w:color="D9D9D9"/>
-              <w:bottom w:val="single" w:sz="4" w:color="D9D9D9"/>
-              <w:right w:val="single" w:sz="4" w:color="D9D9D9"/>
-            </w:tcBorders>
-          </w:tcPr>
-          <w:p>
-            <w:pPr>
-              <w:spacing w:after="40" w:line="252" w:lineRule="auto"/>
-            </w:pPr>
-            <w:r>
-              <w:rPr>
-                <w:b w:val="0"/>
-                <w:color w:val="000000"/>
-                <w:sz w:val="18"/>
-              </w:rPr>
-              <w:t>expanded_v1</w:t>
-            </w:r>
-          </w:p>
-        </w:tc>
-        <w:tc>
-          <w:tcPr>
-            <w:tcW w:type="dxa" w:w="2160"/>
-            <w:vAlign w:val="center"/>
-            <w:shd w:fill="FFFFFF"/>
-            <w:tcMar>
-              <w:top w:w="90" w:type="dxa"/>
-              <w:left w:w="90" w:type="dxa"/>
-              <w:bottom w:w="90" w:type="dxa"/>
-              <w:right w:w="90" w:type="dxa"/>
-            </w:tcMar>
-            <w:tcBorders>
-              <w:top w:val="single" w:sz="4" w:color="D9D9D9"/>
-              <w:left w:val="single" w:sz="4" w:color="D9D9D9"/>
-              <w:bottom w:val="single" w:sz="4" w:color="D9D9D9"/>
-              <w:right w:val="single" w:sz="4" w:color="D9D9D9"/>
-            </w:tcBorders>
-          </w:tcPr>
-          <w:p>
-            <w:pPr>
-              <w:spacing w:after="40" w:line="252" w:lineRule="auto"/>
-            </w:pPr>
-            <w:r>
-              <w:rPr>
-                <w:b w:val="0"/>
-                <w:color w:val="000000"/>
-                <w:sz w:val="18"/>
-              </w:rPr>
-              <w:t>1.278 / 0.275</w:t>
-            </w:r>
-          </w:p>
-        </w:tc>
-        <w:tc>
-          <w:tcPr>
-            <w:tcW w:type="dxa" w:w="2376"/>
-            <w:vAlign w:val="center"/>
-            <w:shd w:fill="FFFFFF"/>
-            <w:tcMar>
-              <w:top w:w="90" w:type="dxa"/>
-              <w:left w:w="90" w:type="dxa"/>
-              <w:bottom w:w="90" w:type="dxa"/>
-              <w:right w:w="90" w:type="dxa"/>
-            </w:tcMar>
-            <w:tcBorders>
-              <w:top w:val="single" w:sz="4" w:color="D9D9D9"/>
-              <w:left w:val="single" w:sz="4" w:color="D9D9D9"/>
-              <w:bottom w:val="single" w:sz="4" w:color="D9D9D9"/>
-              <w:right w:val="single" w:sz="4" w:color="D9D9D9"/>
-            </w:tcBorders>
-          </w:tcPr>
-          <w:p>
-            <w:pPr>
-              <w:spacing w:after="40" w:line="252" w:lineRule="auto"/>
-            </w:pPr>
-            <w:r>
-              <w:rPr>
-                <w:b w:val="0"/>
-                <w:color w:val="000000"/>
-                <w:sz w:val="18"/>
-              </w:rPr>
-              <w:t>0.914 / 0.090</w:t>
-            </w:r>
-          </w:p>
-        </w:tc>
-      </w:tr>
-    </w:tbl>
-    <w:p>
-      <w:pPr>
-        <w:spacing w:after="0"/>
-      </w:pPr>
-    </w:p>
-    <w:p>
-      <w:r>
-        <w:t>The individual report includes predicted G3, percentage equivalent, observed G1-to-G2 change when available, predicted change from G2, reference margin and interval. Class analysis aggregates recorded and predicted grades and displays filtered review rows. Review categories are rule-based indicators, not separately learned labels. The required input schema and model-version context travel with prediction exports.</w:t>
-      </w:r>
-    </w:p>
-    <w:p>
-      <w:r>
-        <w:br w:type="page"/>
-      </w:r>
-    </w:p>
-    <w:p>
-      <w:pPr>
-        <w:pStyle w:val="Heading1"/>
-      </w:pPr>
-      <w:r>
-        <w:t>Measured results and historical comparison</w:t>
-      </w:r>
-    </w:p>
-    <w:p>
-      <w:pPr>
-        <w:pStyle w:val="Heading2"/>
-      </w:pPr>
-      <w:r>
-        <w:t>3 3 Reproduced evaluation</w:t>
-      </w:r>
-    </w:p>
-    <w:p>
-      <w:r>
-        <w:t>The earlier selected procedure was expanded ridge. The audit reproduced saved and retrained predictions to numerical precision and verified data hashes. Original artifact checksums remain unchanged. New results are stored separately so the unfavorable historical report is not erased.</w:t>
-      </w:r>
-    </w:p>
-    <w:tbl>
-      <w:tblPr>
-        <w:tblW w:type="auto" w:w="0"/>
-        <w:jc w:val="center"/>
-        <w:tblLayout w:type="fixed"/>
-        <w:tblLook w:firstColumn="1" w:firstRow="1" w:lastColumn="0" w:lastRow="0" w:noHBand="0" w:noVBand="1" w:val="04A0"/>
-      </w:tblPr>
-      <w:tblGrid>
-        <w:gridCol w:w="2376"/>
-        <w:gridCol w:w="3672"/>
-        <w:gridCol w:w="3672"/>
-      </w:tblGrid>
-      <w:tr>
-        <w:trPr>
-          <w:cantSplit/>
-          <w:tblHeader/>
-        </w:trPr>
-        <w:tc>
-          <w:tcPr>
-            <w:tcW w:type="dxa" w:w="2376"/>
-            <w:vAlign w:val="center"/>
-            <w:shd w:fill="183844"/>
-            <w:tcMar>
-              <w:top w:w="90" w:type="dxa"/>
-              <w:left w:w="90" w:type="dxa"/>
-              <w:bottom w:w="90" w:type="dxa"/>
-              <w:right w:w="90" w:type="dxa"/>
-            </w:tcMar>
-            <w:tcBorders>
-              <w:top w:val="single" w:sz="4" w:color="D9D9D9"/>
-              <w:left w:val="single" w:sz="4" w:color="D9D9D9"/>
-              <w:bottom w:val="single" w:sz="4" w:color="D9D9D9"/>
-              <w:right w:val="single" w:sz="4" w:color="D9D9D9"/>
-            </w:tcBorders>
-          </w:tcPr>
-          <w:p>
-            <w:pPr>
-              <w:spacing w:after="40" w:line="252" w:lineRule="auto"/>
-            </w:pPr>
-            <w:r>
-              <w:rPr>
-                <w:b/>
-                <w:color w:val="FFFFFF"/>
-                <w:sz w:val="18"/>
-              </w:rPr>
-              <w:t>Measure</w:t>
-            </w:r>
-          </w:p>
-        </w:tc>
-        <w:tc>
-          <w:tcPr>
-            <w:tcW w:type="dxa" w:w="3672"/>
-            <w:vAlign w:val="center"/>
-            <w:shd w:fill="183844"/>
-            <w:tcMar>
-              <w:top w:w="90" w:type="dxa"/>
-              <w:left w:w="90" w:type="dxa"/>
-              <w:bottom w:w="90" w:type="dxa"/>
-              <w:right w:w="90" w:type="dxa"/>
-            </w:tcMar>
-            <w:tcBorders>
-              <w:top w:val="single" w:sz="4" w:color="D9D9D9"/>
-              <w:left w:val="single" w:sz="4" w:color="D9D9D9"/>
-              <w:bottom w:val="single" w:sz="4" w:color="D9D9D9"/>
-              <w:right w:val="single" w:sz="4" w:color="D9D9D9"/>
-            </w:tcBorders>
-          </w:tcPr>
-          <w:p>
-            <w:pPr>
-              <w:spacing w:after="40" w:line="252" w:lineRule="auto"/>
-            </w:pPr>
-            <w:r>
-              <w:rPr>
-                <w:b/>
-                <w:color w:val="FFFFFF"/>
-                <w:sz w:val="18"/>
-              </w:rPr>
-              <w:t>Mathematics before to after</w:t>
-            </w:r>
-          </w:p>
-        </w:tc>
-        <w:tc>
-          <w:tcPr>
-            <w:tcW w:type="dxa" w:w="3672"/>
-            <w:vAlign w:val="center"/>
-            <w:shd w:fill="183844"/>
-            <w:tcMar>
-              <w:top w:w="90" w:type="dxa"/>
-              <w:left w:w="90" w:type="dxa"/>
-              <w:bottom w:w="90" w:type="dxa"/>
-              <w:right w:w="90" w:type="dxa"/>
-            </w:tcMar>
-            <w:tcBorders>
-              <w:top w:val="single" w:sz="4" w:color="D9D9D9"/>
-              <w:left w:val="single" w:sz="4" w:color="D9D9D9"/>
-              <w:bottom w:val="single" w:sz="4" w:color="D9D9D9"/>
-              <w:right w:val="single" w:sz="4" w:color="D9D9D9"/>
-            </w:tcBorders>
-          </w:tcPr>
-          <w:p>
-            <w:pPr>
-              <w:spacing w:after="40" w:line="252" w:lineRule="auto"/>
-            </w:pPr>
-            <w:r>
-              <w:rPr>
-                <w:b/>
-                <w:color w:val="FFFFFF"/>
-                <w:sz w:val="18"/>
-              </w:rPr>
-              <w:t>Portuguese before to after</w:t>
-            </w:r>
-          </w:p>
-        </w:tc>
-      </w:tr>
-      <w:tr>
-        <w:trPr>
-          <w:cantSplit/>
-        </w:trPr>
-        <w:tc>
-          <w:tcPr>
-            <w:tcW w:type="dxa" w:w="2376"/>
-            <w:vAlign w:val="center"/>
-            <w:shd w:fill="F1F5F6"/>
-            <w:tcMar>
-              <w:top w:w="90" w:type="dxa"/>
-              <w:left w:w="90" w:type="dxa"/>
-              <w:bottom w:w="90" w:type="dxa"/>
-              <w:right w:w="90" w:type="dxa"/>
-            </w:tcMar>
-            <w:tcBorders>
-              <w:top w:val="single" w:sz="4" w:color="D9D9D9"/>
-              <w:left w:val="single" w:sz="4" w:color="D9D9D9"/>
-              <w:bottom w:val="single" w:sz="4" w:color="D9D9D9"/>
-              <w:right w:val="single" w:sz="4" w:color="D9D9D9"/>
-            </w:tcBorders>
-          </w:tcPr>
-          <w:p>
-            <w:pPr>
-              <w:spacing w:after="40" w:line="252" w:lineRule="auto"/>
-            </w:pPr>
-            <w:r>
-              <w:rPr>
-                <w:b w:val="0"/>
-                <w:color w:val="000000"/>
-                <w:sz w:val="18"/>
-              </w:rPr>
-              <w:t>MAE</w:t>
-            </w:r>
-          </w:p>
-        </w:tc>
-        <w:tc>
-          <w:tcPr>
-            <w:tcW w:type="dxa" w:w="3672"/>
-            <w:vAlign w:val="center"/>
-            <w:shd w:fill="F1F5F6"/>
-            <w:tcMar>
-              <w:top w:w="90" w:type="dxa"/>
-              <w:left w:w="90" w:type="dxa"/>
-              <w:bottom w:w="90" w:type="dxa"/>
-              <w:right w:w="90" w:type="dxa"/>
-            </w:tcMar>
-            <w:tcBorders>
-              <w:top w:val="single" w:sz="4" w:color="D9D9D9"/>
-              <w:left w:val="single" w:sz="4" w:color="D9D9D9"/>
-              <w:bottom w:val="single" w:sz="4" w:color="D9D9D9"/>
-              <w:right w:val="single" w:sz="4" w:color="D9D9D9"/>
-            </w:tcBorders>
-          </w:tcPr>
-          <w:p>
-            <w:pPr>
-              <w:spacing w:after="40" w:line="252" w:lineRule="auto"/>
-            </w:pPr>
-            <w:r>
-              <w:rPr>
-                <w:b w:val="0"/>
-                <w:color w:val="000000"/>
-                <w:sz w:val="18"/>
-              </w:rPr>
-              <w:t>1.415 to 1.000</w:t>
-            </w:r>
-          </w:p>
-        </w:tc>
-        <w:tc>
-          <w:tcPr>
-            <w:tcW w:type="dxa" w:w="3672"/>
-            <w:vAlign w:val="center"/>
-            <w:shd w:fill="F1F5F6"/>
-            <w:tcMar>
-              <w:top w:w="90" w:type="dxa"/>
-              <w:left w:w="90" w:type="dxa"/>
-              <w:bottom w:w="90" w:type="dxa"/>
-              <w:right w:w="90" w:type="dxa"/>
-            </w:tcMar>
-            <w:tcBorders>
-              <w:top w:val="single" w:sz="4" w:color="D9D9D9"/>
-              <w:left w:val="single" w:sz="4" w:color="D9D9D9"/>
-              <w:bottom w:val="single" w:sz="4" w:color="D9D9D9"/>
-              <w:right w:val="single" w:sz="4" w:color="D9D9D9"/>
-            </w:tcBorders>
-          </w:tcPr>
-          <w:p>
-            <w:pPr>
-              <w:spacing w:after="40" w:line="252" w:lineRule="auto"/>
-            </w:pPr>
-            <w:r>
-              <w:rPr>
-                <w:b w:val="0"/>
-                <w:color w:val="000000"/>
-                <w:sz w:val="18"/>
-              </w:rPr>
-              <w:t>0.755 to 0.677</w:t>
-            </w:r>
-          </w:p>
-        </w:tc>
-      </w:tr>
-      <w:tr>
-        <w:trPr>
-          <w:cantSplit/>
-        </w:trPr>
-        <w:tc>
-          <w:tcPr>
-            <w:tcW w:type="dxa" w:w="2376"/>
-            <w:vAlign w:val="center"/>
-            <w:shd w:fill="FFFFFF"/>
-            <w:tcMar>
-              <w:top w:w="90" w:type="dxa"/>
-              <w:left w:w="90" w:type="dxa"/>
-              <w:bottom w:w="90" w:type="dxa"/>
-              <w:right w:w="90" w:type="dxa"/>
-            </w:tcMar>
-            <w:tcBorders>
-              <w:top w:val="single" w:sz="4" w:color="D9D9D9"/>
-              <w:left w:val="single" w:sz="4" w:color="D9D9D9"/>
-              <w:bottom w:val="single" w:sz="4" w:color="D9D9D9"/>
-              <w:right w:val="single" w:sz="4" w:color="D9D9D9"/>
-            </w:tcBorders>
-          </w:tcPr>
-          <w:p>
-            <w:pPr>
-              <w:spacing w:after="40" w:line="252" w:lineRule="auto"/>
-            </w:pPr>
-            <w:r>
-              <w:rPr>
-                <w:b w:val="0"/>
-                <w:color w:val="000000"/>
-                <w:sz w:val="18"/>
-              </w:rPr>
-              <w:t>RMSE</w:t>
-            </w:r>
-          </w:p>
-        </w:tc>
-        <w:tc>
-          <w:tcPr>
-            <w:tcW w:type="dxa" w:w="3672"/>
-            <w:vAlign w:val="center"/>
-            <w:shd w:fill="FFFFFF"/>
-            <w:tcMar>
-              <w:top w:w="90" w:type="dxa"/>
-              <w:left w:w="90" w:type="dxa"/>
-              <w:bottom w:w="90" w:type="dxa"/>
-              <w:right w:w="90" w:type="dxa"/>
-            </w:tcMar>
-            <w:tcBorders>
-              <w:top w:val="single" w:sz="4" w:color="D9D9D9"/>
-              <w:left w:val="single" w:sz="4" w:color="D9D9D9"/>
-              <w:bottom w:val="single" w:sz="4" w:color="D9D9D9"/>
-              <w:right w:val="single" w:sz="4" w:color="D9D9D9"/>
-            </w:tcBorders>
-          </w:tcPr>
-          <w:p>
-            <w:pPr>
-              <w:spacing w:after="40" w:line="252" w:lineRule="auto"/>
-            </w:pPr>
-            <w:r>
-              <w:rPr>
-                <w:b w:val="0"/>
-                <w:color w:val="000000"/>
-                <w:sz w:val="18"/>
-              </w:rPr>
-              <w:t>2.195 to 2.072</w:t>
-            </w:r>
-          </w:p>
-        </w:tc>
-        <w:tc>
-          <w:tcPr>
-            <w:tcW w:type="dxa" w:w="3672"/>
-            <w:vAlign w:val="center"/>
-            <w:shd w:fill="FFFFFF"/>
-            <w:tcMar>
-              <w:top w:w="90" w:type="dxa"/>
-              <w:left w:w="90" w:type="dxa"/>
-              <w:bottom w:w="90" w:type="dxa"/>
-              <w:right w:w="90" w:type="dxa"/>
-            </w:tcMar>
-            <w:tcBorders>
-              <w:top w:val="single" w:sz="4" w:color="D9D9D9"/>
-              <w:left w:val="single" w:sz="4" w:color="D9D9D9"/>
-              <w:bottom w:val="single" w:sz="4" w:color="D9D9D9"/>
-              <w:right w:val="single" w:sz="4" w:color="D9D9D9"/>
-            </w:tcBorders>
-          </w:tcPr>
-          <w:p>
-            <w:pPr>
-              <w:spacing w:after="40" w:line="252" w:lineRule="auto"/>
-            </w:pPr>
-            <w:r>
-              <w:rPr>
-                <w:b w:val="0"/>
-                <w:color w:val="000000"/>
-                <w:sz w:val="18"/>
-              </w:rPr>
-              <w:t>1.159 to 1.170</w:t>
-            </w:r>
-          </w:p>
-        </w:tc>
-      </w:tr>
-      <w:tr>
-        <w:trPr>
-          <w:cantSplit/>
-        </w:trPr>
-        <w:tc>
-          <w:tcPr>
-            <w:tcW w:type="dxa" w:w="2376"/>
-            <w:vAlign w:val="center"/>
-            <w:shd w:fill="F1F5F6"/>
-            <w:tcMar>
-              <w:top w:w="90" w:type="dxa"/>
-              <w:left w:w="90" w:type="dxa"/>
-              <w:bottom w:w="90" w:type="dxa"/>
-              <w:right w:w="90" w:type="dxa"/>
-            </w:tcMar>
-            <w:tcBorders>
-              <w:top w:val="single" w:sz="4" w:color="D9D9D9"/>
-              <w:left w:val="single" w:sz="4" w:color="D9D9D9"/>
-              <w:bottom w:val="single" w:sz="4" w:color="D9D9D9"/>
-              <w:right w:val="single" w:sz="4" w:color="D9D9D9"/>
-            </w:tcBorders>
-          </w:tcPr>
-          <w:p>
-            <w:pPr>
-              <w:spacing w:after="40" w:line="252" w:lineRule="auto"/>
-            </w:pPr>
-            <w:r>
-              <w:rPr>
-                <w:b w:val="0"/>
-                <w:color w:val="000000"/>
-                <w:sz w:val="18"/>
-              </w:rPr>
-              <w:t>R2</w:t>
-            </w:r>
-          </w:p>
-        </w:tc>
-        <w:tc>
-          <w:tcPr>
-            <w:tcW w:type="dxa" w:w="3672"/>
-            <w:vAlign w:val="center"/>
-            <w:shd w:fill="F1F5F6"/>
-            <w:tcMar>
-              <w:top w:w="90" w:type="dxa"/>
-              <w:left w:w="90" w:type="dxa"/>
-              <w:bottom w:w="90" w:type="dxa"/>
-              <w:right w:w="90" w:type="dxa"/>
-            </w:tcMar>
-            <w:tcBorders>
-              <w:top w:val="single" w:sz="4" w:color="D9D9D9"/>
-              <w:left w:val="single" w:sz="4" w:color="D9D9D9"/>
-              <w:bottom w:val="single" w:sz="4" w:color="D9D9D9"/>
-              <w:right w:val="single" w:sz="4" w:color="D9D9D9"/>
-            </w:tcBorders>
-          </w:tcPr>
-          <w:p>
-            <w:pPr>
-              <w:spacing w:after="40" w:line="252" w:lineRule="auto"/>
-            </w:pPr>
-            <w:r>
-              <w:rPr>
-                <w:b w:val="0"/>
-                <w:color w:val="000000"/>
-                <w:sz w:val="18"/>
-              </w:rPr>
-              <w:t>0.765 to 0.791</w:t>
-            </w:r>
-          </w:p>
-        </w:tc>
-        <w:tc>
-          <w:tcPr>
-            <w:tcW w:type="dxa" w:w="3672"/>
-            <w:vAlign w:val="center"/>
-            <w:shd w:fill="F1F5F6"/>
-            <w:tcMar>
-              <w:top w:w="90" w:type="dxa"/>
-              <w:left w:w="90" w:type="dxa"/>
-              <w:bottom w:w="90" w:type="dxa"/>
-              <w:right w:w="90" w:type="dxa"/>
-            </w:tcMar>
-            <w:tcBorders>
-              <w:top w:val="single" w:sz="4" w:color="D9D9D9"/>
-              <w:left w:val="single" w:sz="4" w:color="D9D9D9"/>
-              <w:bottom w:val="single" w:sz="4" w:color="D9D9D9"/>
-              <w:right w:val="single" w:sz="4" w:color="D9D9D9"/>
-            </w:tcBorders>
-          </w:tcPr>
-          <w:p>
-            <w:pPr>
-              <w:spacing w:after="40" w:line="252" w:lineRule="auto"/>
-            </w:pPr>
-            <w:r>
-              <w:rPr>
-                <w:b w:val="0"/>
-                <w:color w:val="000000"/>
-                <w:sz w:val="18"/>
-              </w:rPr>
-              <w:t>0.862 to 0.860</w:t>
-            </w:r>
-          </w:p>
-        </w:tc>
-      </w:tr>
-      <w:tr>
-        <w:trPr>
-          <w:cantSplit/>
-        </w:trPr>
-        <w:tc>
-          <w:tcPr>
-            <w:tcW w:type="dxa" w:w="2376"/>
-            <w:vAlign w:val="center"/>
-            <w:shd w:fill="FFFFFF"/>
-            <w:tcMar>
-              <w:top w:w="90" w:type="dxa"/>
-              <w:left w:w="90" w:type="dxa"/>
-              <w:bottom w:w="90" w:type="dxa"/>
-              <w:right w:w="90" w:type="dxa"/>
-            </w:tcMar>
-            <w:tcBorders>
-              <w:top w:val="single" w:sz="4" w:color="D9D9D9"/>
-              <w:left w:val="single" w:sz="4" w:color="D9D9D9"/>
-              <w:bottom w:val="single" w:sz="4" w:color="D9D9D9"/>
-              <w:right w:val="single" w:sz="4" w:color="D9D9D9"/>
-            </w:tcBorders>
-          </w:tcPr>
-          <w:p>
-            <w:pPr>
-              <w:spacing w:after="40" w:line="252" w:lineRule="auto"/>
-            </w:pPr>
-            <w:r>
-              <w:rPr>
-                <w:b w:val="0"/>
-                <w:color w:val="000000"/>
-                <w:sz w:val="18"/>
-              </w:rPr>
-              <w:t>Interval coverage</w:t>
-            </w:r>
-          </w:p>
-        </w:tc>
-        <w:tc>
-          <w:tcPr>
-            <w:tcW w:type="dxa" w:w="3672"/>
-            <w:vAlign w:val="center"/>
-            <w:shd w:fill="FFFFFF"/>
-            <w:tcMar>
-              <w:top w:w="90" w:type="dxa"/>
-              <w:left w:w="90" w:type="dxa"/>
-              <w:bottom w:w="90" w:type="dxa"/>
-              <w:right w:w="90" w:type="dxa"/>
-            </w:tcMar>
-            <w:tcBorders>
-              <w:top w:val="single" w:sz="4" w:color="D9D9D9"/>
-              <w:left w:val="single" w:sz="4" w:color="D9D9D9"/>
-              <w:bottom w:val="single" w:sz="4" w:color="D9D9D9"/>
-              <w:right w:val="single" w:sz="4" w:color="D9D9D9"/>
-            </w:tcBorders>
-          </w:tcPr>
-          <w:p>
-            <w:pPr>
-              <w:spacing w:after="40" w:line="252" w:lineRule="auto"/>
-            </w:pPr>
-            <w:r>
-              <w:rPr>
-                <w:b w:val="0"/>
-                <w:color w:val="000000"/>
-                <w:sz w:val="18"/>
-              </w:rPr>
-              <w:t>68.4% to 83.5%</w:t>
-            </w:r>
-          </w:p>
-        </w:tc>
-        <w:tc>
-          <w:tcPr>
-            <w:tcW w:type="dxa" w:w="3672"/>
-            <w:vAlign w:val="center"/>
-            <w:shd w:fill="FFFFFF"/>
-            <w:tcMar>
-              <w:top w:w="90" w:type="dxa"/>
-              <w:left w:w="90" w:type="dxa"/>
-              <w:bottom w:w="90" w:type="dxa"/>
-              <w:right w:w="90" w:type="dxa"/>
-            </w:tcMar>
-            <w:tcBorders>
-              <w:top w:val="single" w:sz="4" w:color="D9D9D9"/>
-              <w:left w:val="single" w:sz="4" w:color="D9D9D9"/>
-              <w:bottom w:val="single" w:sz="4" w:color="D9D9D9"/>
-              <w:right w:val="single" w:sz="4" w:color="D9D9D9"/>
-            </w:tcBorders>
-          </w:tcPr>
-          <w:p>
-            <w:pPr>
-              <w:spacing w:after="40" w:line="252" w:lineRule="auto"/>
-            </w:pPr>
-            <w:r>
-              <w:rPr>
-                <w:b w:val="0"/>
-                <w:color w:val="000000"/>
-                <w:sz w:val="18"/>
-              </w:rPr>
-              <w:t>79.2% to 93.8%</w:t>
-            </w:r>
-          </w:p>
-        </w:tc>
-      </w:tr>
-      <w:tr>
-        <w:trPr>
-          <w:cantSplit/>
-        </w:trPr>
-        <w:tc>
-          <w:tcPr>
-            <w:tcW w:type="dxa" w:w="2376"/>
-            <w:vAlign w:val="center"/>
-            <w:shd w:fill="F1F5F6"/>
-            <w:tcMar>
-              <w:top w:w="90" w:type="dxa"/>
-              <w:left w:w="90" w:type="dxa"/>
-              <w:bottom w:w="90" w:type="dxa"/>
-              <w:right w:w="90" w:type="dxa"/>
-            </w:tcMar>
-            <w:tcBorders>
-              <w:top w:val="single" w:sz="4" w:color="D9D9D9"/>
-              <w:left w:val="single" w:sz="4" w:color="D9D9D9"/>
-              <w:bottom w:val="single" w:sz="4" w:color="D9D9D9"/>
-              <w:right w:val="single" w:sz="4" w:color="D9D9D9"/>
-            </w:tcBorders>
-          </w:tcPr>
-          <w:p>
-            <w:pPr>
-              <w:spacing w:after="40" w:line="252" w:lineRule="auto"/>
-            </w:pPr>
-            <w:r>
-              <w:rPr>
-                <w:b w:val="0"/>
-                <w:color w:val="000000"/>
-                <w:sz w:val="18"/>
-              </w:rPr>
-              <w:t>Average width</w:t>
-            </w:r>
-          </w:p>
-        </w:tc>
-        <w:tc>
-          <w:tcPr>
-            <w:tcW w:type="dxa" w:w="3672"/>
-            <w:vAlign w:val="center"/>
-            <w:shd w:fill="F1F5F6"/>
-            <w:tcMar>
-              <w:top w:w="90" w:type="dxa"/>
-              <w:left w:w="90" w:type="dxa"/>
-              <w:bottom w:w="90" w:type="dxa"/>
-              <w:right w:w="90" w:type="dxa"/>
-            </w:tcMar>
-            <w:tcBorders>
-              <w:top w:val="single" w:sz="4" w:color="D9D9D9"/>
-              <w:left w:val="single" w:sz="4" w:color="D9D9D9"/>
-              <w:bottom w:val="single" w:sz="4" w:color="D9D9D9"/>
-              <w:right w:val="single" w:sz="4" w:color="D9D9D9"/>
-            </w:tcBorders>
-          </w:tcPr>
-          <w:p>
-            <w:pPr>
-              <w:spacing w:after="40" w:line="252" w:lineRule="auto"/>
-            </w:pPr>
-            <w:r>
-              <w:rPr>
-                <w:b w:val="0"/>
-                <w:color w:val="000000"/>
-                <w:sz w:val="18"/>
-              </w:rPr>
-              <w:t>2.896 to 2.000</w:t>
-            </w:r>
-          </w:p>
-        </w:tc>
-        <w:tc>
-          <w:tcPr>
-            <w:tcW w:type="dxa" w:w="3672"/>
-            <w:vAlign w:val="center"/>
-            <w:shd w:fill="F1F5F6"/>
-            <w:tcMar>
-              <w:top w:w="90" w:type="dxa"/>
-              <w:left w:w="90" w:type="dxa"/>
-              <w:bottom w:w="90" w:type="dxa"/>
-              <w:right w:w="90" w:type="dxa"/>
-            </w:tcMar>
-            <w:tcBorders>
-              <w:top w:val="single" w:sz="4" w:color="D9D9D9"/>
-              <w:left w:val="single" w:sz="4" w:color="D9D9D9"/>
-              <w:bottom w:val="single" w:sz="4" w:color="D9D9D9"/>
-              <w:right w:val="single" w:sz="4" w:color="D9D9D9"/>
-            </w:tcBorders>
-          </w:tcPr>
-          <w:p>
-            <w:pPr>
-              <w:spacing w:after="40" w:line="252" w:lineRule="auto"/>
-            </w:pPr>
-            <w:r>
-              <w:rPr>
-                <w:b w:val="0"/>
-                <w:color w:val="000000"/>
-                <w:sz w:val="18"/>
-              </w:rPr>
-              <w:t>2.013 to 2.000</w:t>
-            </w:r>
-          </w:p>
-        </w:tc>
-      </w:tr>
-    </w:tbl>
-    <w:p>
-      <w:pPr>
-        <w:spacing w:after="0"/>
-      </w:pPr>
-    </w:p>
-    <w:p>
-      <w:r>
-        <w:t>MAE is average absolute prediction error. RMSE gives greater weight to large errors. R2 compares squared error with variation around the test mean; it can be negative and is not an accuracy percentage. MAE decreases for both subjects, but Portuguese RMSE rises slightly and R2 falls. Uniform improvement across all measures would be an incorrect claim.</w:t>
-      </w:r>
-    </w:p>
-    <w:p>
-      <w:r>
-        <w:t>With nominal coverage 80%, Mathematics covers 66 of 79 test outcomes and Portuguese covers 122 of 130. Calibration counts are 79 and 130, respectively. Both selected predictors have radius one and constant width two points. The interval is not personalized uncertainty.</w:t>
-      </w:r>
-    </w:p>
-    <w:p>
-      <w:r>
-        <w:t>The original Mathematics undercoverage did not arise from an incorrect conformal order statistic. Its mean absolute calibration error was about 1.136 compared with test MAE about 1.415. The realized test residual distribution was less favorable. This describes the split without establishing a causal explanation. The repair did not widen intervals to fit test coverage; it selected by fitting-data validation and recalibrated on reserved calibration records.</w:t>
-      </w:r>
-    </w:p>
-    <w:p>
-      <w:r>
-        <w:t>These reused test records are not independent confirmation. Future evaluation should use later cohorts or excluded institutions, following a protocol fixed before observing the new outcomes.</w:t>
-      </w:r>
-    </w:p>
-    <w:p>
-      <w:r>
-        <w:br w:type="page"/>
-      </w:r>
-    </w:p>
-    <w:p>
-      <w:pPr>
-        <w:pStyle w:val="Heading1"/>
-      </w:pPr>
-      <w:r>
-        <w:t>Alert evaluation and prototype limitations</w:t>
-      </w:r>
-    </w:p>
-    <w:p>
-      <w:pPr>
-        <w:pStyle w:val="Heading2"/>
-      </w:pPr>
-      <w:r>
-        <w:t>3 4 Below reference alerts</w:t>
-      </w:r>
-    </w:p>
-    <w:p>
-      <w:r>
-        <w:t>At reference grade 10, a positive outcome means recorded G3 is strictly below 10. An alert means predicted G3 is strictly below the same value. Equality belongs to the at-or-above group. Precision is the share of alerts with a recorded below-reference outcome. Recall is the share of those outcomes correctly flagged. F1 is their harmonic mean. TP, FP, FN and TN denote true positives, false positives, false negatives and true negatives. An undefined denominator displays Unavailable; a defined zero remains zero.</w:t>
-      </w:r>
-    </w:p>
-    <w:tbl>
-      <w:tblPr>
-        <w:tblW w:type="auto" w:w="0"/>
-        <w:jc w:val="center"/>
-        <w:tblLayout w:type="fixed"/>
-        <w:tblLook w:firstColumn="1" w:firstRow="1" w:lastColumn="0" w:lastRow="0" w:noHBand="0" w:noVBand="1" w:val="04A0"/>
-      </w:tblPr>
-      <w:tblGrid>
-        <w:gridCol w:w="2160"/>
-        <w:gridCol w:w="720"/>
-        <w:gridCol w:w="720"/>
-        <w:gridCol w:w="720"/>
-        <w:gridCol w:w="720"/>
-        <w:gridCol w:w="1584"/>
-        <w:gridCol w:w="1584"/>
-        <w:gridCol w:w="1512"/>
-      </w:tblGrid>
-      <w:tr>
-        <w:trPr>
-          <w:cantSplit/>
-          <w:tblHeader/>
-        </w:trPr>
-        <w:tc>
-          <w:tcPr>
-            <w:tcW w:type="dxa" w:w="2160"/>
-            <w:vAlign w:val="center"/>
-            <w:shd w:fill="183844"/>
-            <w:tcMar>
-              <w:top w:w="90" w:type="dxa"/>
-              <w:left w:w="90" w:type="dxa"/>
-              <w:bottom w:w="90" w:type="dxa"/>
-              <w:right w:w="90" w:type="dxa"/>
-            </w:tcMar>
-            <w:tcBorders>
-              <w:top w:val="single" w:sz="4" w:color="D9D9D9"/>
-              <w:left w:val="single" w:sz="4" w:color="D9D9D9"/>
-              <w:bottom w:val="single" w:sz="4" w:color="D9D9D9"/>
-              <w:right w:val="single" w:sz="4" w:color="D9D9D9"/>
-            </w:tcBorders>
-          </w:tcPr>
-          <w:p>
-            <w:pPr>
-              <w:spacing w:after="40" w:line="252" w:lineRule="auto"/>
-            </w:pPr>
-            <w:r>
-              <w:rPr>
-                <w:b/>
-                <w:color w:val="FFFFFF"/>
-                <w:sz w:val="18"/>
-              </w:rPr>
-              <w:t>Subject</w:t>
-            </w:r>
-          </w:p>
-        </w:tc>
-        <w:tc>
-          <w:tcPr>
-            <w:tcW w:type="dxa" w:w="720"/>
-            <w:vAlign w:val="center"/>
-            <w:shd w:fill="183844"/>
-            <w:tcMar>
-              <w:top w:w="90" w:type="dxa"/>
-              <w:left w:w="90" w:type="dxa"/>
-              <w:bottom w:w="90" w:type="dxa"/>
-              <w:right w:w="90" w:type="dxa"/>
-            </w:tcMar>
-            <w:tcBorders>
-              <w:top w:val="single" w:sz="4" w:color="D9D9D9"/>
-              <w:left w:val="single" w:sz="4" w:color="D9D9D9"/>
-              <w:bottom w:val="single" w:sz="4" w:color="D9D9D9"/>
-              <w:right w:val="single" w:sz="4" w:color="D9D9D9"/>
-            </w:tcBorders>
-          </w:tcPr>
-          <w:p>
-            <w:pPr>
-              <w:spacing w:after="40" w:line="252" w:lineRule="auto"/>
-            </w:pPr>
-            <w:r>
-              <w:rPr>
-                <w:b/>
-                <w:color w:val="FFFFFF"/>
-                <w:sz w:val="18"/>
-              </w:rPr>
-              <w:t>TP</w:t>
-            </w:r>
-          </w:p>
-        </w:tc>
-        <w:tc>
-          <w:tcPr>
-            <w:tcW w:type="dxa" w:w="720"/>
-            <w:vAlign w:val="center"/>
-            <w:shd w:fill="183844"/>
-            <w:tcMar>
-              <w:top w:w="90" w:type="dxa"/>
-              <w:left w:w="90" w:type="dxa"/>
-              <w:bottom w:w="90" w:type="dxa"/>
-              <w:right w:w="90" w:type="dxa"/>
-            </w:tcMar>
-            <w:tcBorders>
-              <w:top w:val="single" w:sz="4" w:color="D9D9D9"/>
-              <w:left w:val="single" w:sz="4" w:color="D9D9D9"/>
-              <w:bottom w:val="single" w:sz="4" w:color="D9D9D9"/>
-              <w:right w:val="single" w:sz="4" w:color="D9D9D9"/>
-            </w:tcBorders>
-          </w:tcPr>
-          <w:p>
-            <w:pPr>
-              <w:spacing w:after="40" w:line="252" w:lineRule="auto"/>
-            </w:pPr>
-            <w:r>
-              <w:rPr>
-                <w:b/>
-                <w:color w:val="FFFFFF"/>
-                <w:sz w:val="18"/>
-              </w:rPr>
-              <w:t>FP</w:t>
-            </w:r>
-          </w:p>
-        </w:tc>
-        <w:tc>
-          <w:tcPr>
-            <w:tcW w:type="dxa" w:w="720"/>
-            <w:vAlign w:val="center"/>
-            <w:shd w:fill="183844"/>
-            <w:tcMar>
-              <w:top w:w="90" w:type="dxa"/>
-              <w:left w:w="90" w:type="dxa"/>
-              <w:bottom w:w="90" w:type="dxa"/>
-              <w:right w:w="90" w:type="dxa"/>
-            </w:tcMar>
-            <w:tcBorders>
-              <w:top w:val="single" w:sz="4" w:color="D9D9D9"/>
-              <w:left w:val="single" w:sz="4" w:color="D9D9D9"/>
-              <w:bottom w:val="single" w:sz="4" w:color="D9D9D9"/>
-              <w:right w:val="single" w:sz="4" w:color="D9D9D9"/>
-            </w:tcBorders>
-          </w:tcPr>
-          <w:p>
-            <w:pPr>
-              <w:spacing w:after="40" w:line="252" w:lineRule="auto"/>
-            </w:pPr>
-            <w:r>
-              <w:rPr>
-                <w:b/>
-                <w:color w:val="FFFFFF"/>
-                <w:sz w:val="18"/>
-              </w:rPr>
-              <w:t>FN</w:t>
-            </w:r>
-          </w:p>
-        </w:tc>
-        <w:tc>
-          <w:tcPr>
-            <w:tcW w:type="dxa" w:w="720"/>
-            <w:vAlign w:val="center"/>
-            <w:shd w:fill="183844"/>
-            <w:tcMar>
-              <w:top w:w="90" w:type="dxa"/>
-              <w:left w:w="90" w:type="dxa"/>
-              <w:bottom w:w="90" w:type="dxa"/>
-              <w:right w:w="90" w:type="dxa"/>
-            </w:tcMar>
-            <w:tcBorders>
-              <w:top w:val="single" w:sz="4" w:color="D9D9D9"/>
-              <w:left w:val="single" w:sz="4" w:color="D9D9D9"/>
-              <w:bottom w:val="single" w:sz="4" w:color="D9D9D9"/>
-              <w:right w:val="single" w:sz="4" w:color="D9D9D9"/>
-            </w:tcBorders>
-          </w:tcPr>
-          <w:p>
-            <w:pPr>
-              <w:spacing w:after="40" w:line="252" w:lineRule="auto"/>
-            </w:pPr>
-            <w:r>
-              <w:rPr>
-                <w:b/>
-                <w:color w:val="FFFFFF"/>
-                <w:sz w:val="18"/>
-              </w:rPr>
-              <w:t>TN</w:t>
-            </w:r>
-          </w:p>
-        </w:tc>
-        <w:tc>
-          <w:tcPr>
-            <w:tcW w:type="dxa" w:w="1584"/>
-            <w:vAlign w:val="center"/>
-            <w:shd w:fill="183844"/>
-            <w:tcMar>
-              <w:top w:w="90" w:type="dxa"/>
-              <w:left w:w="90" w:type="dxa"/>
-              <w:bottom w:w="90" w:type="dxa"/>
-              <w:right w:w="90" w:type="dxa"/>
-            </w:tcMar>
-            <w:tcBorders>
-              <w:top w:val="single" w:sz="4" w:color="D9D9D9"/>
-              <w:left w:val="single" w:sz="4" w:color="D9D9D9"/>
-              <w:bottom w:val="single" w:sz="4" w:color="D9D9D9"/>
-              <w:right w:val="single" w:sz="4" w:color="D9D9D9"/>
-            </w:tcBorders>
-          </w:tcPr>
-          <w:p>
-            <w:pPr>
-              <w:spacing w:after="40" w:line="252" w:lineRule="auto"/>
-            </w:pPr>
-            <w:r>
-              <w:rPr>
-                <w:b/>
-                <w:color w:val="FFFFFF"/>
-                <w:sz w:val="18"/>
-              </w:rPr>
-              <w:t>Precision</w:t>
-            </w:r>
-          </w:p>
-        </w:tc>
-        <w:tc>
-          <w:tcPr>
-            <w:tcW w:type="dxa" w:w="1584"/>
-            <w:vAlign w:val="center"/>
-            <w:shd w:fill="183844"/>
-            <w:tcMar>
-              <w:top w:w="90" w:type="dxa"/>
-              <w:left w:w="90" w:type="dxa"/>
-              <w:bottom w:w="90" w:type="dxa"/>
-              <w:right w:w="90" w:type="dxa"/>
-            </w:tcMar>
-            <w:tcBorders>
-              <w:top w:val="single" w:sz="4" w:color="D9D9D9"/>
-              <w:left w:val="single" w:sz="4" w:color="D9D9D9"/>
-              <w:bottom w:val="single" w:sz="4" w:color="D9D9D9"/>
-              <w:right w:val="single" w:sz="4" w:color="D9D9D9"/>
-            </w:tcBorders>
-          </w:tcPr>
-          <w:p>
-            <w:pPr>
-              <w:spacing w:after="40" w:line="252" w:lineRule="auto"/>
-            </w:pPr>
-            <w:r>
-              <w:rPr>
-                <w:b/>
-                <w:color w:val="FFFFFF"/>
-                <w:sz w:val="18"/>
-              </w:rPr>
-              <w:t>Recall</w:t>
-            </w:r>
-          </w:p>
-        </w:tc>
-        <w:tc>
-          <w:tcPr>
-            <w:tcW w:type="dxa" w:w="1512"/>
-            <w:vAlign w:val="center"/>
-            <w:shd w:fill="183844"/>
-            <w:tcMar>
-              <w:top w:w="90" w:type="dxa"/>
-              <w:left w:w="90" w:type="dxa"/>
-              <w:bottom w:w="90" w:type="dxa"/>
-              <w:right w:w="90" w:type="dxa"/>
-            </w:tcMar>
-            <w:tcBorders>
-              <w:top w:val="single" w:sz="4" w:color="D9D9D9"/>
-              <w:left w:val="single" w:sz="4" w:color="D9D9D9"/>
-              <w:bottom w:val="single" w:sz="4" w:color="D9D9D9"/>
-              <w:right w:val="single" w:sz="4" w:color="D9D9D9"/>
-            </w:tcBorders>
-          </w:tcPr>
-          <w:p>
-            <w:pPr>
-              <w:spacing w:after="40" w:line="252" w:lineRule="auto"/>
-            </w:pPr>
-            <w:r>
-              <w:rPr>
-                <w:b/>
-                <w:color w:val="FFFFFF"/>
-                <w:sz w:val="18"/>
-              </w:rPr>
-              <w:t>F1</w:t>
-            </w:r>
-          </w:p>
-        </w:tc>
-      </w:tr>
-      <w:tr>
-        <w:trPr>
-          <w:cantSplit/>
-        </w:trPr>
-        <w:tc>
-          <w:tcPr>
-            <w:tcW w:type="dxa" w:w="2160"/>
-            <w:vAlign w:val="center"/>
-            <w:shd w:fill="F1F5F6"/>
-            <w:tcMar>
-              <w:top w:w="90" w:type="dxa"/>
-              <w:left w:w="90" w:type="dxa"/>
-              <w:bottom w:w="90" w:type="dxa"/>
-              <w:right w:w="90" w:type="dxa"/>
-            </w:tcMar>
-            <w:tcBorders>
-              <w:top w:val="single" w:sz="4" w:color="D9D9D9"/>
-              <w:left w:val="single" w:sz="4" w:color="D9D9D9"/>
-              <w:bottom w:val="single" w:sz="4" w:color="D9D9D9"/>
-              <w:right w:val="single" w:sz="4" w:color="D9D9D9"/>
-            </w:tcBorders>
-          </w:tcPr>
-          <w:p>
-            <w:pPr>
-              <w:spacing w:after="40" w:line="252" w:lineRule="auto"/>
-            </w:pPr>
-            <w:r>
-              <w:rPr>
-                <w:b w:val="0"/>
-                <w:color w:val="000000"/>
-                <w:sz w:val="18"/>
-              </w:rPr>
-              <w:t>Mathematics</w:t>
-            </w:r>
-          </w:p>
-        </w:tc>
-        <w:tc>
-          <w:tcPr>
-            <w:tcW w:type="dxa" w:w="720"/>
-            <w:vAlign w:val="center"/>
-            <w:shd w:fill="F1F5F6"/>
-            <w:tcMar>
-              <w:top w:w="90" w:type="dxa"/>
-              <w:left w:w="90" w:type="dxa"/>
-              <w:bottom w:w="90" w:type="dxa"/>
-              <w:right w:w="90" w:type="dxa"/>
-            </w:tcMar>
-            <w:tcBorders>
-              <w:top w:val="single" w:sz="4" w:color="D9D9D9"/>
-              <w:left w:val="single" w:sz="4" w:color="D9D9D9"/>
-              <w:bottom w:val="single" w:sz="4" w:color="D9D9D9"/>
-              <w:right w:val="single" w:sz="4" w:color="D9D9D9"/>
-            </w:tcBorders>
-          </w:tcPr>
-          <w:p>
-            <w:pPr>
-              <w:spacing w:after="40" w:line="252" w:lineRule="auto"/>
-            </w:pPr>
-            <w:r>
-              <w:rPr>
-                <w:b w:val="0"/>
-                <w:color w:val="000000"/>
-                <w:sz w:val="18"/>
-              </w:rPr>
-              <w:t>26</w:t>
-            </w:r>
-          </w:p>
-        </w:tc>
-        <w:tc>
-          <w:tcPr>
-            <w:tcW w:type="dxa" w:w="720"/>
-            <w:vAlign w:val="center"/>
-            <w:shd w:fill="F1F5F6"/>
             <w:tcMar>
               <w:top w:w="90" w:type="dxa"/>
               <w:left w:w="90" w:type="dxa"/>
@@ -4176,9 +3230,14 @@
             </w:r>
           </w:p>
         </w:tc>
+      </w:tr>
+      <w:tr>
+        <w:trPr>
+          <w:cantSplit/>
+        </w:trPr>
         <w:tc>
           <w:tcPr>
-            <w:tcW w:type="dxa" w:w="720"/>
+            <w:tcW w:type="dxa" w:w="2430"/>
             <w:vAlign w:val="center"/>
             <w:shd w:fill="F1F5F6"/>
             <w:tcMar>
@@ -4204,13 +3263,13 @@
                 <w:color w:val="000000"/>
                 <w:sz w:val="18"/>
               </w:rPr>
-              <w:t>1</w:t>
+              <w:t>High</w:t>
             </w:r>
           </w:p>
         </w:tc>
         <w:tc>
           <w:tcPr>
-            <w:tcW w:type="dxa" w:w="720"/>
+            <w:tcW w:type="dxa" w:w="2430"/>
             <w:vAlign w:val="center"/>
             <w:shd w:fill="F1F5F6"/>
             <w:tcMar>
@@ -4236,13 +3295,13 @@
                 <w:color w:val="000000"/>
                 <w:sz w:val="18"/>
               </w:rPr>
-              <w:t>46</w:t>
+              <w:t>0</w:t>
             </w:r>
           </w:p>
         </w:tc>
         <w:tc>
           <w:tcPr>
-            <w:tcW w:type="dxa" w:w="1584"/>
+            <w:tcW w:type="dxa" w:w="2430"/>
             <w:vAlign w:val="center"/>
             <w:shd w:fill="F1F5F6"/>
             <w:tcMar>
@@ -4268,13 +3327,13 @@
                 <w:color w:val="000000"/>
                 <w:sz w:val="18"/>
               </w:rPr>
-              <w:t>0.813</w:t>
+              <w:t>12</w:t>
             </w:r>
           </w:p>
         </w:tc>
         <w:tc>
           <w:tcPr>
-            <w:tcW w:type="dxa" w:w="1584"/>
+            <w:tcW w:type="dxa" w:w="2430"/>
             <w:vAlign w:val="center"/>
             <w:shd w:fill="F1F5F6"/>
             <w:tcMar>
@@ -4300,300 +3359,7 @@
                 <w:color w:val="000000"/>
                 <w:sz w:val="18"/>
               </w:rPr>
-              <w:t>0.963</w:t>
-            </w:r>
-          </w:p>
-        </w:tc>
-        <w:tc>
-          <w:tcPr>
-            <w:tcW w:type="dxa" w:w="1512"/>
-            <w:vAlign w:val="center"/>
-            <w:shd w:fill="F1F5F6"/>
-            <w:tcMar>
-              <w:top w:w="90" w:type="dxa"/>
-              <w:left w:w="90" w:type="dxa"/>
-              <w:bottom w:w="90" w:type="dxa"/>
-              <w:right w:w="90" w:type="dxa"/>
-            </w:tcMar>
-            <w:tcBorders>
-              <w:top w:val="single" w:sz="4" w:color="D9D9D9"/>
-              <w:left w:val="single" w:sz="4" w:color="D9D9D9"/>
-              <w:bottom w:val="single" w:sz="4" w:color="D9D9D9"/>
-              <w:right w:val="single" w:sz="4" w:color="D9D9D9"/>
-            </w:tcBorders>
-          </w:tcPr>
-          <w:p>
-            <w:pPr>
-              <w:spacing w:after="40" w:line="252" w:lineRule="auto"/>
-            </w:pPr>
-            <w:r>
-              <w:rPr>
-                <w:b w:val="0"/>
-                <w:color w:val="000000"/>
-                <w:sz w:val="18"/>
-              </w:rPr>
-              <w:t>0.881</w:t>
-            </w:r>
-          </w:p>
-        </w:tc>
-      </w:tr>
-      <w:tr>
-        <w:trPr>
-          <w:cantSplit/>
-        </w:trPr>
-        <w:tc>
-          <w:tcPr>
-            <w:tcW w:type="dxa" w:w="2160"/>
-            <w:vAlign w:val="center"/>
-            <w:shd w:fill="FFFFFF"/>
-            <w:tcMar>
-              <w:top w:w="90" w:type="dxa"/>
-              <w:left w:w="90" w:type="dxa"/>
-              <w:bottom w:w="90" w:type="dxa"/>
-              <w:right w:w="90" w:type="dxa"/>
-            </w:tcMar>
-            <w:tcBorders>
-              <w:top w:val="single" w:sz="4" w:color="D9D9D9"/>
-              <w:left w:val="single" w:sz="4" w:color="D9D9D9"/>
-              <w:bottom w:val="single" w:sz="4" w:color="D9D9D9"/>
-              <w:right w:val="single" w:sz="4" w:color="D9D9D9"/>
-            </w:tcBorders>
-          </w:tcPr>
-          <w:p>
-            <w:pPr>
-              <w:spacing w:after="40" w:line="252" w:lineRule="auto"/>
-            </w:pPr>
-            <w:r>
-              <w:rPr>
-                <w:b w:val="0"/>
-                <w:color w:val="000000"/>
-                <w:sz w:val="18"/>
-              </w:rPr>
-              <w:t>Portuguese language</w:t>
-            </w:r>
-          </w:p>
-        </w:tc>
-        <w:tc>
-          <w:tcPr>
-            <w:tcW w:type="dxa" w:w="720"/>
-            <w:vAlign w:val="center"/>
-            <w:shd w:fill="FFFFFF"/>
-            <w:tcMar>
-              <w:top w:w="90" w:type="dxa"/>
-              <w:left w:w="90" w:type="dxa"/>
-              <w:bottom w:w="90" w:type="dxa"/>
-              <w:right w:w="90" w:type="dxa"/>
-            </w:tcMar>
-            <w:tcBorders>
-              <w:top w:val="single" w:sz="4" w:color="D9D9D9"/>
-              <w:left w:val="single" w:sz="4" w:color="D9D9D9"/>
-              <w:bottom w:val="single" w:sz="4" w:color="D9D9D9"/>
-              <w:right w:val="single" w:sz="4" w:color="D9D9D9"/>
-            </w:tcBorders>
-          </w:tcPr>
-          <w:p>
-            <w:pPr>
-              <w:spacing w:after="40" w:line="252" w:lineRule="auto"/>
-            </w:pPr>
-            <w:r>
-              <w:rPr>
-                <w:b w:val="0"/>
-                <w:color w:val="000000"/>
-                <w:sz w:val="18"/>
-              </w:rPr>
-              <w:t>14</w:t>
-            </w:r>
-          </w:p>
-        </w:tc>
-        <w:tc>
-          <w:tcPr>
-            <w:tcW w:type="dxa" w:w="720"/>
-            <w:vAlign w:val="center"/>
-            <w:shd w:fill="FFFFFF"/>
-            <w:tcMar>
-              <w:top w:w="90" w:type="dxa"/>
-              <w:left w:w="90" w:type="dxa"/>
-              <w:bottom w:w="90" w:type="dxa"/>
-              <w:right w:w="90" w:type="dxa"/>
-            </w:tcMar>
-            <w:tcBorders>
-              <w:top w:val="single" w:sz="4" w:color="D9D9D9"/>
-              <w:left w:val="single" w:sz="4" w:color="D9D9D9"/>
-              <w:bottom w:val="single" w:sz="4" w:color="D9D9D9"/>
-              <w:right w:val="single" w:sz="4" w:color="D9D9D9"/>
-            </w:tcBorders>
-          </w:tcPr>
-          <w:p>
-            <w:pPr>
-              <w:spacing w:after="40" w:line="252" w:lineRule="auto"/>
-            </w:pPr>
-            <w:r>
-              <w:rPr>
-                <w:b w:val="0"/>
-                <w:color w:val="000000"/>
-                <w:sz w:val="18"/>
-              </w:rPr>
-              <w:t>11</w:t>
-            </w:r>
-          </w:p>
-        </w:tc>
-        <w:tc>
-          <w:tcPr>
-            <w:tcW w:type="dxa" w:w="720"/>
-            <w:vAlign w:val="center"/>
-            <w:shd w:fill="FFFFFF"/>
-            <w:tcMar>
-              <w:top w:w="90" w:type="dxa"/>
-              <w:left w:w="90" w:type="dxa"/>
-              <w:bottom w:w="90" w:type="dxa"/>
-              <w:right w:w="90" w:type="dxa"/>
-            </w:tcMar>
-            <w:tcBorders>
-              <w:top w:val="single" w:sz="4" w:color="D9D9D9"/>
-              <w:left w:val="single" w:sz="4" w:color="D9D9D9"/>
-              <w:bottom w:val="single" w:sz="4" w:color="D9D9D9"/>
-              <w:right w:val="single" w:sz="4" w:color="D9D9D9"/>
-            </w:tcBorders>
-          </w:tcPr>
-          <w:p>
-            <w:pPr>
-              <w:spacing w:after="40" w:line="252" w:lineRule="auto"/>
-            </w:pPr>
-            <w:r>
-              <w:rPr>
-                <w:b w:val="0"/>
-                <w:color w:val="000000"/>
-                <w:sz w:val="18"/>
-              </w:rPr>
-              <w:t>1</w:t>
-            </w:r>
-          </w:p>
-        </w:tc>
-        <w:tc>
-          <w:tcPr>
-            <w:tcW w:type="dxa" w:w="720"/>
-            <w:vAlign w:val="center"/>
-            <w:shd w:fill="FFFFFF"/>
-            <w:tcMar>
-              <w:top w:w="90" w:type="dxa"/>
-              <w:left w:w="90" w:type="dxa"/>
-              <w:bottom w:w="90" w:type="dxa"/>
-              <w:right w:w="90" w:type="dxa"/>
-            </w:tcMar>
-            <w:tcBorders>
-              <w:top w:val="single" w:sz="4" w:color="D9D9D9"/>
-              <w:left w:val="single" w:sz="4" w:color="D9D9D9"/>
-              <w:bottom w:val="single" w:sz="4" w:color="D9D9D9"/>
-              <w:right w:val="single" w:sz="4" w:color="D9D9D9"/>
-            </w:tcBorders>
-          </w:tcPr>
-          <w:p>
-            <w:pPr>
-              <w:spacing w:after="40" w:line="252" w:lineRule="auto"/>
-            </w:pPr>
-            <w:r>
-              <w:rPr>
-                <w:b w:val="0"/>
-                <w:color w:val="000000"/>
-                <w:sz w:val="18"/>
-              </w:rPr>
-              <w:t>104</w:t>
-            </w:r>
-          </w:p>
-        </w:tc>
-        <w:tc>
-          <w:tcPr>
-            <w:tcW w:type="dxa" w:w="1584"/>
-            <w:vAlign w:val="center"/>
-            <w:shd w:fill="FFFFFF"/>
-            <w:tcMar>
-              <w:top w:w="90" w:type="dxa"/>
-              <w:left w:w="90" w:type="dxa"/>
-              <w:bottom w:w="90" w:type="dxa"/>
-              <w:right w:w="90" w:type="dxa"/>
-            </w:tcMar>
-            <w:tcBorders>
-              <w:top w:val="single" w:sz="4" w:color="D9D9D9"/>
-              <w:left w:val="single" w:sz="4" w:color="D9D9D9"/>
-              <w:bottom w:val="single" w:sz="4" w:color="D9D9D9"/>
-              <w:right w:val="single" w:sz="4" w:color="D9D9D9"/>
-            </w:tcBorders>
-          </w:tcPr>
-          <w:p>
-            <w:pPr>
-              <w:spacing w:after="40" w:line="252" w:lineRule="auto"/>
-            </w:pPr>
-            <w:r>
-              <w:rPr>
-                <w:b w:val="0"/>
-                <w:color w:val="000000"/>
-                <w:sz w:val="18"/>
-              </w:rPr>
-              <w:t>0.560</w:t>
-            </w:r>
-          </w:p>
-        </w:tc>
-        <w:tc>
-          <w:tcPr>
-            <w:tcW w:type="dxa" w:w="1584"/>
-            <w:vAlign w:val="center"/>
-            <w:shd w:fill="FFFFFF"/>
-            <w:tcMar>
-              <w:top w:w="90" w:type="dxa"/>
-              <w:left w:w="90" w:type="dxa"/>
-              <w:bottom w:w="90" w:type="dxa"/>
-              <w:right w:w="90" w:type="dxa"/>
-            </w:tcMar>
-            <w:tcBorders>
-              <w:top w:val="single" w:sz="4" w:color="D9D9D9"/>
-              <w:left w:val="single" w:sz="4" w:color="D9D9D9"/>
-              <w:bottom w:val="single" w:sz="4" w:color="D9D9D9"/>
-              <w:right w:val="single" w:sz="4" w:color="D9D9D9"/>
-            </w:tcBorders>
-          </w:tcPr>
-          <w:p>
-            <w:pPr>
-              <w:spacing w:after="40" w:line="252" w:lineRule="auto"/>
-            </w:pPr>
-            <w:r>
-              <w:rPr>
-                <w:b w:val="0"/>
-                <w:color w:val="000000"/>
-                <w:sz w:val="18"/>
-              </w:rPr>
-              <w:t>0.933</w:t>
-            </w:r>
-          </w:p>
-        </w:tc>
-        <w:tc>
-          <w:tcPr>
-            <w:tcW w:type="dxa" w:w="1512"/>
-            <w:vAlign w:val="center"/>
-            <w:shd w:fill="FFFFFF"/>
-            <w:tcMar>
-              <w:top w:w="90" w:type="dxa"/>
-              <w:left w:w="90" w:type="dxa"/>
-              <w:bottom w:w="90" w:type="dxa"/>
-              <w:right w:w="90" w:type="dxa"/>
-            </w:tcMar>
-            <w:tcBorders>
-              <w:top w:val="single" w:sz="4" w:color="D9D9D9"/>
-              <w:left w:val="single" w:sz="4" w:color="D9D9D9"/>
-              <w:bottom w:val="single" w:sz="4" w:color="D9D9D9"/>
-              <w:right w:val="single" w:sz="4" w:color="D9D9D9"/>
-            </w:tcBorders>
-          </w:tcPr>
-          <w:p>
-            <w:pPr>
-              <w:spacing w:after="40" w:line="252" w:lineRule="auto"/>
-            </w:pPr>
-            <w:r>
-              <w:rPr>
-                <w:b w:val="0"/>
-                <w:color w:val="000000"/>
-                <w:sz w:val="18"/>
-              </w:rPr>
-              <w:t>0.700</w:t>
+              <w:t>22</w:t>
             </w:r>
           </w:p>
         </w:tc>
@@ -4606,22 +3372,17 @@
     </w:p>
     <w:p>
       <w:r>
-        <w:t>Mathematics flags 32 of 79 test records, including 26 recorded below-reference outcomes. Portuguese flags 25 of 130, including 14 recorded below-reference outcomes. High recall can therefore coexist with false alerts. These counts describe potential review workload rather than justify automatic adverse decisions. Changing the staff reference grade does not refit the regression predictor or its interval.</w:t>
+        <w:t>The test contains 22 Low, 40 Middle and 34 High records. Twenty Low records are correctly identified, while two are estimated Middle. Twelve High records are estimated Middle. The pattern matters for review workload: staff must inspect possible false alerts and missed distinctions instead of treating the band as a definitive label.</w:t>
       </w:r>
     </w:p>
     <w:p>
       <w:r>
-        <w:t>The prototype establishes tested prediction, validation, separation and export behavior. It demonstrates that G2 is a strong baseline for these late-course tasks. It does not establish pre-G2 early-warning performance, subgroup reliability, attainment improvements or local institutional generalization.</w:t>
+        <w:t>The raw dataset has 12 subjects, ranging from 19 History records to 95 IT records. The test is pooled across subjects; it does not validate each subject separately. No student identifier or time-based split is available, and repeated-student or timing-related leakage cannot be fully excluded. Later-cohort and local-school evaluation remain necessary.</w:t>
       </w:r>
     </w:p>
     <w:p>
       <w:r>
-        <w:t>The records are small, historical and context-specific. Questionnaire timing may differ from prospective availability. Random record splits are not temporal or school-held-out evaluation. Feature importance describes reliance, and changing an input does not prove an intervention effect.</w:t>
-      </w:r>
-    </w:p>
-    <w:p>
-      <w:r>
-        <w:t>The separate dependency-free application has its own procedure and split generator. Its historical metrics must not be mixed with the repaired Streamlit results. Figures in this chapter describe schema 3 unless explicitly labelled as the reproduced earlier comparison.</w:t>
+        <w:t>The UCI reference has a different target, scale, population and splitting procedure. Its MAE and interval coverage cannot be compared numerically with Kaggle classification accuracy as evidence of improvement. The new dataset adds recorded subject coverage and activity measures; it does not automatically make the model more reliable.</w:t>
       </w:r>
     </w:p>
     <w:p>
@@ -4642,17 +3403,17 @@
         <w:pStyle w:val="Heading2"/>
       </w:pPr>
       <w:r>
-        <w:t>4 1 Staff workspace and artifacts</w:t>
+        <w:t>4 1 Staff accounts and integration</w:t>
       </w:r>
     </w:p>
     <w:p>
       <w:r>
-        <w:t>The workspace combines sign-in, subject selection, class analytics, individual analysis, model quality and data guidance. Authentication uses salted PBKDF2-HMAC-SHA256 hashes, hashed session tokens, expiry and throttling. Tests exercise setup closure, failed login, sign-out, expiry and revocation. This remains one owner per installation, not multi-user authorization.</w:t>
+        <w:t>Staff can choose Sign up from the sign-in page, register a unique username, and return to sign-in after registration. Additional registrations remain available. Passwords are 15 to 128 characters and use salted PBKDF2-HMAC-SHA256 with 600,000 iterations. Session tokens are hashed, expire after eight hours, and are revoked on sign-out. Login and registration throttling limit repeated attempts. These controls do not provide institutional roles, email verification or password recovery.</w:t>
       </w:r>
     </w:p>
     <w:p>
       <w:r>
-        <w:t>Public loading verifies feature and schema versions, data and code fingerprints, library version, split settings, calibration and bundle identity. Manifests detect mismatched file contents. Saved predictions and metrics are checked against the active model. If needed, a new complete bundle is prepared in memory with a visible notice, preserving historical files.</w:t>
+        <w:t>The default route prepares a Kaggle classifier from the bundled CSV, with a cache keyed by dataset and model-code hashes. The UCI reference separately verifies and prepares grade-regression bundles. Class uploads do not train either public model. Screenshots were captured locally on 28 October 2026 using a temporary demonstration account database.</w:t>
       </w:r>
     </w:p>
     <w:p>
@@ -4660,17 +3421,17 @@
         <w:pStyle w:val="Heading2"/>
       </w:pPr>
       <w:r>
-        <w:t>4 2 Notebooks and Google Drive</w:t>
+        <w:t>4 2 Git and GitHub workflow</w:t>
       </w:r>
     </w:p>
     <w:p>
       <w:r>
-        <w:t>The notebook imports the same modules, compares both public subjects, displays charts and exports reports. Local Jupyter uses the project environment. Colab clones the GitHub repository. Neither automatically synchronizes Streamlit accounts or private session state.</w:t>
+        <w:t>Git records local revisions; GitHub hosts the shared repository [10, 11]. The application baseline inspected for this edition is commit 5af3632. Clone the repository, create the virtual environment, install requirements and run the tests before launching the app. README.md contains copyable commands and the notebook link.</w:t>
       </w:r>
     </w:p>
     <w:p>
       <w:r>
-        <w:t>Optional Drive access mounts the user's Drive after Google authorization [8]. The workflow reads a named CSV under StudentInsight/datasets and writes a uniquely named ZIP under StudentInsight/reports. Validation checks required inputs; copied bytes are verified; existing reports are not overwritten. Local Jupyter may use a user-specified synced folder. Actual Google authorization and remote synchronization have not been exercised from a Google account during verification.</w:t>
+        <w:t>Use git status and git diff before committing. Stage only intended source or documentation files, commit with a descriptive message, then push to origin main when authorized. Pull shared changes with git pull --ff-only before starting work; resolve divergence deliberately instead of force-pushing. Record git rev-parse HEAD with an experiment so its results can be traced to code.</w:t>
       </w:r>
     </w:p>
     <w:p>
@@ -4678,17 +3439,395 @@
         <w:pStyle w:val="Heading2"/>
       </w:pPr>
       <w:r>
-        <w:t>4 3 Repository and reproducibility</w:t>
+        <w:t>4 3 Reproducible project handover</w:t>
       </w:r>
     </w:p>
     <w:p>
       <w:r>
-        <w:t>Repository: https://github.com/GamerStudioszw/Student-Performance-Prediction. Application code commit 88b1003 is this report's evidence baseline. README.md explains installation, data, training, tests, notebooks and limitations. Separate requirement files support the application and notebooks. The earlier chapter-one proposal is preserved.</w:t>
+        <w:t>project_backup.py exports committed HEAD using git archive, a clean notebook, SHA-256 hashes and a manifest. Tracked changes must be committed first. The snapshot includes tracked public datasets, tests and documentation, but excludes ignored account databases, credentials, environments, private uploads and untracked research files. Recreate dependencies from requirements files. Git history is not included in the ZIP. A source-code backup is distinct from a full operational database backup.</w:t>
       </w:r>
     </w:p>
     <w:p>
       <w:r>
-        <w:t>Accounts, private uploads, local outputs and model binaries are excluded from Git. Public audit JSON and evaluation CSV files preserve evidence. New environments can prepare compatible public bundles from the bundled records. Saving a notebook ZIP to Drive does not deploy a model to the institution.</w:t>
+        <w:br w:type="page"/>
+      </w:r>
+    </w:p>
+    <w:p>
+      <w:pPr>
+        <w:pStyle w:val="Heading1"/>
+      </w:pPr>
+      <w:r>
+        <w:t>Google Colab Jupyter and Drive</w:t>
+      </w:r>
+    </w:p>
+    <w:p>
+      <w:pPr>
+        <w:pStyle w:val="Heading2"/>
+      </w:pPr>
+      <w:r>
+        <w:t>4 4 Notebook execution and storage</w:t>
+      </w:r>
+    </w:p>
+    <w:p>
+      <w:r>
+        <w:t>notebooks/StudentInsight.ipynb imports the same modules as the app. It trains the default Kaggle classifier, compares candidates, plots predicted bands, displays a confusion matrix and produces individual or optional class reports. A separately labelled UCI reference section retains the grade-regression experiments. Exports include Kaggle metrics, held-out predictions and the individual example.</w:t>
+      </w:r>
+    </w:p>
+    <w:p>
+      <w:r>
+        <w:t>Google Colab is a hosted notebook service [8]. Open the Colab link in README.md, connect a Python runtime and run cells in order. Setup clones main if the project directory is absent and installs requirements into that kernel. Existing clones are reused without automatically pulling changes. Record the printed Git revision and save outputs because hosted runtime files are temporary.</w:t>
+      </w:r>
+    </w:p>
+    <w:p>
+      <w:r>
+        <w:t>For local Jupyter [7], run .\run-notebook.ps1 from the project folder and select StudentInsight (.venv). Use .\run-notebook.ps1 -Lab for JupyterLab. The launcher installs notebook dependencies and registers the kernel. Local files remain on the computer unless explicitly copied or synchronized.</w:t>
+      </w:r>
+    </w:p>
+    <w:p>
+      <w:pPr>
+        <w:keepNext/>
+      </w:pPr>
+      <w:r>
+        <w:drawing>
+          <wp:inline xmlns:a="http://schemas.openxmlformats.org/drawingml/2006/main" xmlns:pic="http://schemas.openxmlformats.org/drawingml/2006/picture">
+            <wp:extent cx="6126480" cy="1908753"/>
+            <wp:docPr id="4" name="Picture 4"/>
+            <wp:cNvGraphicFramePr>
+              <a:graphicFrameLocks noChangeAspect="1"/>
+            </wp:cNvGraphicFramePr>
+            <a:graphic>
+              <a:graphicData uri="http://schemas.openxmlformats.org/drawingml/2006/picture">
+                <pic:pic>
+                  <pic:nvPicPr>
+                    <pic:cNvPr id="0" name="09-notebook-drive.png"/>
+                    <pic:cNvPicPr/>
+                  </pic:nvPicPr>
+                  <pic:blipFill>
+                    <a:blip r:embed="rId14"/>
+                    <a:stretch>
+                      <a:fillRect/>
+                    </a:stretch>
+                  </pic:blipFill>
+                  <pic:spPr>
+                    <a:xfrm>
+                      <a:off x="0" y="0"/>
+                      <a:ext cx="6126480" cy="1908753"/>
+                    </a:xfrm>
+                    <a:prstGeom prst="rect"/>
+                  </pic:spPr>
+                </pic:pic>
+              </a:graphicData>
+            </a:graphic>
+          </wp:inline>
+        </w:drawing>
+      </w:r>
+    </w:p>
+    <w:p>
+      <w:r>
+        <w:rPr>
+          <w:i/>
+          <w:sz w:val="18"/>
+        </w:rPr>
+        <w:t>Figure 4  Actual Drive connection code from notebook cell 6, source lines 3 to 13. Colab requests authorization; local Jupyter can use an existing synced folder.</w:t>
+      </w:r>
+    </w:p>
+    <w:p>
+      <w:r>
+        <w:t>In Colab, USE_GOOGLE_DRIVE defaults to IN_COLAB; set it False to skip authorization. Section 1b saves the committed project and clean notebook under StudentInsight/projects. Kaggle and UCI class inputs use distinct schemas. Optional class inputs come from StudentInsight/datasets, and report ZIPs go to StudentInsight/reports with copy verification and no overwriting. Local Jupyter uses LOCAL_DRIVE_FOLDER only when configured.</w:t>
+      </w:r>
+    </w:p>
+    <w:p>
+      <w:r>
+        <w:t>A saved ZIP does not grant access. Share the intended Drive folder or notebook with czano@buse.ac.zw as Viewer and verify the permission list. This report does not claim that his access or Google-hosted execution has been verified.</w:t>
+      </w:r>
+    </w:p>
+    <w:p>
+      <w:r>
+        <w:br w:type="page"/>
+      </w:r>
+    </w:p>
+    <w:p>
+      <w:pPr>
+        <w:pStyle w:val="Heading1"/>
+      </w:pPr>
+      <w:r>
+        <w:t>Account navigation snapshots</w:t>
+      </w:r>
+    </w:p>
+    <w:p>
+      <w:r>
+        <w:t>The local browser check used a temporary demonstration database. Both navigation routes are visible: existing staff sign in, and new staff select Sign up. Creating another account does not remove this option.</w:t>
+      </w:r>
+    </w:p>
+    <w:p>
+      <w:pPr>
+        <w:keepNext/>
+      </w:pPr>
+      <w:r>
+        <w:drawing>
+          <wp:inline xmlns:a="http://schemas.openxmlformats.org/drawingml/2006/main" xmlns:pic="http://schemas.openxmlformats.org/drawingml/2006/picture">
+            <wp:extent cx="5806440" cy="4940353"/>
+            <wp:docPr id="5" name="Picture 5"/>
+            <wp:cNvGraphicFramePr>
+              <a:graphicFrameLocks noChangeAspect="1"/>
+            </wp:cNvGraphicFramePr>
+            <a:graphic>
+              <a:graphicData uri="http://schemas.openxmlformats.org/drawingml/2006/picture">
+                <pic:pic>
+                  <pic:nvPicPr>
+                    <pic:cNvPr id="0" name="account-navigation.png"/>
+                    <pic:cNvPicPr/>
+                  </pic:nvPicPr>
+                  <pic:blipFill>
+                    <a:blip r:embed="rId15"/>
+                    <a:stretch>
+                      <a:fillRect/>
+                    </a:stretch>
+                  </pic:blipFill>
+                  <pic:spPr>
+                    <a:xfrm>
+                      <a:off x="0" y="0"/>
+                      <a:ext cx="5806440" cy="4940353"/>
+                    </a:xfrm>
+                    <a:prstGeom prst="rect"/>
+                  </pic:spPr>
+                </pic:pic>
+              </a:graphicData>
+            </a:graphic>
+          </wp:inline>
+        </w:drawing>
+      </w:r>
+    </w:p>
+    <w:p>
+      <w:r>
+        <w:rPr>
+          <w:i/>
+          <w:sz w:val="18"/>
+        </w:rPr>
+        <w:t>Figure 5  Actual sign-in and sign-up screens captured on 28 October 2026. Forms are shown empty; no password or real staff identity is included.</w:t>
+      </w:r>
+    </w:p>
+    <w:p>
+      <w:r>
+        <w:t>Registration validates the submitted name, normalized username and passphrase. After successful creation, the app returns to sign-in with a confirmation. Successful sign-in opens the staff workspace. The local demonstration also verified that sign-up remains accessible after an account already exists.</w:t>
+      </w:r>
+    </w:p>
+    <w:p>
+      <w:r>
+        <w:t>These are account records for this installation, not Google or university single sign-on. A separate hosted copy needs its own account storage. Deployment planning must provide persistent storage and appropriate access controls.</w:t>
+      </w:r>
+    </w:p>
+    <w:p>
+      <w:r>
+        <w:br w:type="page"/>
+      </w:r>
+    </w:p>
+    <w:p>
+      <w:pPr>
+        <w:pStyle w:val="Heading1"/>
+      </w:pPr>
+      <w:r>
+        <w:t>Class analytics snapshot</w:t>
+      </w:r>
+    </w:p>
+    <w:p>
+      <w:r>
+        <w:t>The default Class dashboard shows the historical Kaggle holdout. These 96 records come from the source dataset, not the user’s institution. Row numbers are labelled as source rows rather than invented student identities.</w:t>
+      </w:r>
+    </w:p>
+    <w:p>
+      <w:pPr>
+        <w:keepNext/>
+      </w:pPr>
+      <w:r>
+        <w:drawing>
+          <wp:inline xmlns:a="http://schemas.openxmlformats.org/drawingml/2006/main" xmlns:pic="http://schemas.openxmlformats.org/drawingml/2006/picture">
+            <wp:extent cx="6126480" cy="4955241"/>
+            <wp:docPr id="6" name="Picture 6"/>
+            <wp:cNvGraphicFramePr>
+              <a:graphicFrameLocks noChangeAspect="1"/>
+            </wp:cNvGraphicFramePr>
+            <a:graphic>
+              <a:graphicData uri="http://schemas.openxmlformats.org/drawingml/2006/picture">
+                <pic:pic>
+                  <pic:nvPicPr>
+                    <pic:cNvPr id="0" name="kaggle-dashboard.png"/>
+                    <pic:cNvPicPr/>
+                  </pic:nvPicPr>
+                  <pic:blipFill>
+                    <a:blip r:embed="rId16"/>
+                    <a:stretch>
+                      <a:fillRect/>
+                    </a:stretch>
+                  </pic:blipFill>
+                  <pic:spPr>
+                    <a:xfrm>
+                      <a:off x="0" y="0"/>
+                      <a:ext cx="6126480" cy="4955241"/>
+                    </a:xfrm>
+                    <a:prstGeom prst="rect"/>
+                  </pic:spPr>
+                </pic:pic>
+              </a:graphicData>
+            </a:graphic>
+          </wp:inline>
+        </w:drawing>
+      </w:r>
+    </w:p>
+    <w:p>
+      <w:r>
+        <w:rPr>
+          <w:i/>
+          <w:sz w:val="18"/>
+        </w:rPr>
+        <w:t>Figure 6  Actual Kaggle dashboard with 23 Low, 45 Middle and 28 High estimates, activity charts and group comparisons. Captured on 28 October 2026.</w:t>
+      </w:r>
+    </w:p>
+    <w:p>
+      <w:r>
+        <w:t>The classifier estimates 23 Low bands, while the recorded holdout contains 22 Low outcomes; these are different quantities. The chart describes predicted categories. Education-stage and grade labels form example groups, not verified local classes. Subject and group filters affect charts and tables; name and band filters affect the student review table and its export. Names and IDs supplied by staff remain report labels.</w:t>
+      </w:r>
+    </w:p>
+    <w:p>
+      <w:r>
+        <w:br w:type="page"/>
+      </w:r>
+    </w:p>
+    <w:p>
+      <w:pPr>
+        <w:pStyle w:val="Heading1"/>
+      </w:pPr>
+      <w:r>
+        <w:t>Single student prediction snapshot</w:t>
+      </w:r>
+    </w:p>
+    <w:p>
+      <w:r>
+        <w:t>A teacher can submit one profile without uploading a class file. The demonstration uses an illustrative student label and activity counts. The selected education stage, grade, topic, semester and absence band are shown in the form. None of these illustrative inputs is used as evidence of predictive accuracy.</w:t>
+      </w:r>
+    </w:p>
+    <w:p>
+      <w:pPr>
+        <w:keepNext/>
+      </w:pPr>
+      <w:r>
+        <w:drawing>
+          <wp:inline xmlns:a="http://schemas.openxmlformats.org/drawingml/2006/main" xmlns:pic="http://schemas.openxmlformats.org/drawingml/2006/picture">
+            <wp:extent cx="6126480" cy="4955241"/>
+            <wp:docPr id="7" name="Picture 7"/>
+            <wp:cNvGraphicFramePr>
+              <a:graphicFrameLocks noChangeAspect="1"/>
+            </wp:cNvGraphicFramePr>
+            <a:graphic>
+              <a:graphicData uri="http://schemas.openxmlformats.org/drawingml/2006/picture">
+                <pic:pic>
+                  <pic:nvPicPr>
+                    <pic:cNvPr id="0" name="kaggle-single.png"/>
+                    <pic:cNvPicPr/>
+                  </pic:nvPicPr>
+                  <pic:blipFill>
+                    <a:blip r:embed="rId17"/>
+                    <a:stretch>
+                      <a:fillRect/>
+                    </a:stretch>
+                  </pic:blipFill>
+                  <pic:spPr>
+                    <a:xfrm>
+                      <a:off x="0" y="0"/>
+                      <a:ext cx="6126480" cy="4955241"/>
+                    </a:xfrm>
+                    <a:prstGeom prst="rect"/>
+                  </pic:spPr>
+                </pic:pic>
+              </a:graphicData>
+            </a:graphic>
+          </wp:inline>
+        </w:drawing>
+      </w:r>
+    </w:p>
+    <w:p>
+      <w:r>
+        <w:rPr>
+          <w:i/>
+          <w:sz w:val="18"/>
+        </w:rPr>
+        <w:t>Figure 7  Actual single-student workflow and model-generated performance band. The result describes the last submitted profile and can be downloaded as CSV.</w:t>
+      </w:r>
+    </w:p>
+    <w:p>
+      <w:r>
+        <w:t>All nine model fields are required. Zero counts mean observed zero activity, not missing data. The stage and grade must match a combination recorded in the dataset. Optional name, ID and class fields label the output but do not influence the classifier. Staff should review uncertain circumstances and avoid converting a category into an invented exact mark.</w:t>
+      </w:r>
+    </w:p>
+    <w:p>
+      <w:r>
+        <w:br w:type="page"/>
+      </w:r>
+    </w:p>
+    <w:p>
+      <w:pPr>
+        <w:pStyle w:val="Heading1"/>
+      </w:pPr>
+      <w:r>
+        <w:t>Model quality snapshot</w:t>
+      </w:r>
+    </w:p>
+    <w:p>
+      <w:r>
+        <w:t>The Model quality tab displays pooled validation and test evidence. Changing the sidebar subject does not turn these results into subject-specific validation. The source and input guide document all available topics and their record counts.</w:t>
+      </w:r>
+    </w:p>
+    <w:p>
+      <w:pPr>
+        <w:keepNext/>
+      </w:pPr>
+      <w:r>
+        <w:drawing>
+          <wp:inline xmlns:a="http://schemas.openxmlformats.org/drawingml/2006/main" xmlns:pic="http://schemas.openxmlformats.org/drawingml/2006/picture">
+            <wp:extent cx="6126480" cy="4955241"/>
+            <wp:docPr id="8" name="Picture 8"/>
+            <wp:cNvGraphicFramePr>
+              <a:graphicFrameLocks noChangeAspect="1"/>
+            </wp:cNvGraphicFramePr>
+            <a:graphic>
+              <a:graphicData uri="http://schemas.openxmlformats.org/drawingml/2006/picture">
+                <pic:pic>
+                  <pic:nvPicPr>
+                    <pic:cNvPr id="0" name="kaggle-quality.png"/>
+                    <pic:cNvPicPr/>
+                  </pic:nvPicPr>
+                  <pic:blipFill>
+                    <a:blip r:embed="rId18"/>
+                    <a:stretch>
+                      <a:fillRect/>
+                    </a:stretch>
+                  </pic:blipFill>
+                  <pic:spPr>
+                    <a:xfrm>
+                      <a:off x="0" y="0"/>
+                      <a:ext cx="6126480" cy="4955241"/>
+                    </a:xfrm>
+                    <a:prstGeom prst="rect"/>
+                  </pic:spPr>
+                </pic:pic>
+              </a:graphicData>
+            </a:graphic>
+          </wp:inline>
+        </w:drawing>
+      </w:r>
+    </w:p>
+    <w:p>
+      <w:r>
+        <w:rPr>
+          <w:i/>
+          <w:sz w:val="18"/>
+        </w:rPr>
+        <w:t>Figure 8  Actual Kaggle Model quality screen showing candidate comparison, test metrics, confusion matrix and limitations.</w:t>
+      </w:r>
+    </w:p>
+    <w:p>
+      <w:r>
+        <w:t>The test accuracy is 76.0%, not a guarantee for the next student. Macro F1 is 0.776 and balanced accuracy 77.7%. The metrics file retains the selected feature schema, fold scores, source row partitions, model-code hash and scikit-learn version. Preserve that evidence with the Git revision when presenting or repeating the experiment.</w:t>
       </w:r>
     </w:p>
     <w:p>
@@ -4709,12 +3848,12 @@
         <w:pStyle w:val="Heading2"/>
       </w:pPr>
       <w:r>
-        <w:t>4 4 Verification</w:t>
+        <w:t>4 5 Automated and browser verification</w:t>
       </w:r>
     </w:p>
     <w:p>
       <w:r>
-        <w:t>The complete available suite passed 56 tests on 26 October 2026. Checks cover baseline selection, target and metadata exclusion, fold-fitted preprocessing, feature-specific forms and uploads, quantiles, partition separation, threshold equality, undefined scores, export consistency, artifact rejection, authentication and Drive file operations. These tests verify specific behavior, not the absence of all possible defects.</w:t>
+        <w:t>All 92 automated tests passed on 28 October 2026. The five added Kaggle tests cover dataset fingerprints and supported topics, identical-input separation, validation-only model selection, strict input validation, names and IDs, safe exports, the default app route, individual prediction and switching to the UCI reference. Existing authentication, UCI modelling, class analytics, storage and backup tests remain in the suite. This is functional verification, not a penetration test.</w:t>
       </w:r>
     </w:p>
     <w:tbl>
@@ -4830,7 +3969,7 @@
                 <w:color w:val="000000"/>
                 <w:sz w:val="18"/>
               </w:rPr>
-              <w:t>test_app.py</w:t>
+              <w:t>test_app</w:t>
             </w:r>
           </w:p>
         </w:tc>
@@ -4862,7 +4001,7 @@
                 <w:color w:val="000000"/>
                 <w:sz w:val="18"/>
               </w:rPr>
-              <w:t>12</w:t>
+              <w:t>18</w:t>
             </w:r>
           </w:p>
         </w:tc>
@@ -4899,7 +4038,7 @@
                 <w:color w:val="000000"/>
                 <w:sz w:val="18"/>
               </w:rPr>
-              <w:t>test_auth.py</w:t>
+              <w:t>test_auth</w:t>
             </w:r>
           </w:p>
         </w:tc>
@@ -4931,7 +4070,7 @@
                 <w:color w:val="000000"/>
                 <w:sz w:val="18"/>
               </w:rPr>
-              <w:t>4</w:t>
+              <w:t>5</w:t>
             </w:r>
           </w:p>
         </w:tc>
@@ -4968,7 +4107,145 @@
                 <w:color w:val="000000"/>
                 <w:sz w:val="18"/>
               </w:rPr>
-              <w:t>test_cohort.py</w:t>
+              <w:t>test_cohort</w:t>
+            </w:r>
+          </w:p>
+        </w:tc>
+        <w:tc>
+          <w:tcPr>
+            <w:tcW w:type="dxa" w:w="2016"/>
+            <w:vAlign w:val="center"/>
+            <w:shd w:fill="F1F5F6"/>
+            <w:tcMar>
+              <w:top w:w="90" w:type="dxa"/>
+              <w:left w:w="90" w:type="dxa"/>
+              <w:bottom w:w="90" w:type="dxa"/>
+              <w:right w:w="90" w:type="dxa"/>
+            </w:tcMar>
+            <w:tcBorders>
+              <w:top w:val="single" w:sz="4" w:color="D9D9D9"/>
+              <w:left w:val="single" w:sz="4" w:color="D9D9D9"/>
+              <w:bottom w:val="single" w:sz="4" w:color="D9D9D9"/>
+              <w:right w:val="single" w:sz="4" w:color="D9D9D9"/>
+            </w:tcBorders>
+          </w:tcPr>
+          <w:p>
+            <w:pPr>
+              <w:spacing w:after="40" w:line="252" w:lineRule="auto"/>
+            </w:pPr>
+            <w:r>
+              <w:rPr>
+                <w:b w:val="0"/>
+                <w:color w:val="000000"/>
+                <w:sz w:val="18"/>
+              </w:rPr>
+              <w:t>10</w:t>
+            </w:r>
+          </w:p>
+        </w:tc>
+      </w:tr>
+      <w:tr>
+        <w:trPr>
+          <w:cantSplit/>
+        </w:trPr>
+        <w:tc>
+          <w:tcPr>
+            <w:tcW w:type="dxa" w:w="7704"/>
+            <w:vAlign w:val="center"/>
+            <w:shd w:fill="FFFFFF"/>
+            <w:tcMar>
+              <w:top w:w="90" w:type="dxa"/>
+              <w:left w:w="90" w:type="dxa"/>
+              <w:bottom w:w="90" w:type="dxa"/>
+              <w:right w:w="90" w:type="dxa"/>
+            </w:tcMar>
+            <w:tcBorders>
+              <w:top w:val="single" w:sz="4" w:color="D9D9D9"/>
+              <w:left w:val="single" w:sz="4" w:color="D9D9D9"/>
+              <w:bottom w:val="single" w:sz="4" w:color="D9D9D9"/>
+              <w:right w:val="single" w:sz="4" w:color="D9D9D9"/>
+            </w:tcBorders>
+          </w:tcPr>
+          <w:p>
+            <w:pPr>
+              <w:spacing w:after="40" w:line="252" w:lineRule="auto"/>
+            </w:pPr>
+            <w:r>
+              <w:rPr>
+                <w:b w:val="0"/>
+                <w:color w:val="000000"/>
+                <w:sz w:val="18"/>
+              </w:rPr>
+              <w:t>test_kaggle</w:t>
+            </w:r>
+          </w:p>
+        </w:tc>
+        <w:tc>
+          <w:tcPr>
+            <w:tcW w:type="dxa" w:w="2016"/>
+            <w:vAlign w:val="center"/>
+            <w:shd w:fill="FFFFFF"/>
+            <w:tcMar>
+              <w:top w:w="90" w:type="dxa"/>
+              <w:left w:w="90" w:type="dxa"/>
+              <w:bottom w:w="90" w:type="dxa"/>
+              <w:right w:w="90" w:type="dxa"/>
+            </w:tcMar>
+            <w:tcBorders>
+              <w:top w:val="single" w:sz="4" w:color="D9D9D9"/>
+              <w:left w:val="single" w:sz="4" w:color="D9D9D9"/>
+              <w:bottom w:val="single" w:sz="4" w:color="D9D9D9"/>
+              <w:right w:val="single" w:sz="4" w:color="D9D9D9"/>
+            </w:tcBorders>
+          </w:tcPr>
+          <w:p>
+            <w:pPr>
+              <w:spacing w:after="40" w:line="252" w:lineRule="auto"/>
+            </w:pPr>
+            <w:r>
+              <w:rPr>
+                <w:b w:val="0"/>
+                <w:color w:val="000000"/>
+                <w:sz w:val="18"/>
+              </w:rPr>
+              <w:t>5</w:t>
+            </w:r>
+          </w:p>
+        </w:tc>
+      </w:tr>
+      <w:tr>
+        <w:trPr>
+          <w:cantSplit/>
+        </w:trPr>
+        <w:tc>
+          <w:tcPr>
+            <w:tcW w:type="dxa" w:w="7704"/>
+            <w:vAlign w:val="center"/>
+            <w:shd w:fill="F1F5F6"/>
+            <w:tcMar>
+              <w:top w:w="90" w:type="dxa"/>
+              <w:left w:w="90" w:type="dxa"/>
+              <w:bottom w:w="90" w:type="dxa"/>
+              <w:right w:w="90" w:type="dxa"/>
+            </w:tcMar>
+            <w:tcBorders>
+              <w:top w:val="single" w:sz="4" w:color="D9D9D9"/>
+              <w:left w:val="single" w:sz="4" w:color="D9D9D9"/>
+              <w:bottom w:val="single" w:sz="4" w:color="D9D9D9"/>
+              <w:right w:val="single" w:sz="4" w:color="D9D9D9"/>
+            </w:tcBorders>
+          </w:tcPr>
+          <w:p>
+            <w:pPr>
+              <w:spacing w:after="40" w:line="252" w:lineRule="auto"/>
+            </w:pPr>
+            <w:r>
+              <w:rPr>
+                <w:b w:val="0"/>
+                <w:color w:val="000000"/>
+                <w:sz w:val="18"/>
+              </w:rPr>
+              <w:t>test_lite</w:t>
             </w:r>
           </w:p>
         </w:tc>
@@ -5037,7 +4314,7 @@
                 <w:color w:val="000000"/>
                 <w:sz w:val="18"/>
               </w:rPr>
-              <w:t>test_lite.py</w:t>
+              <w:t>test_model</w:t>
             </w:r>
           </w:p>
         </w:tc>
@@ -5046,6 +4323,75 @@
             <w:tcW w:type="dxa" w:w="2016"/>
             <w:vAlign w:val="center"/>
             <w:shd w:fill="FFFFFF"/>
+            <w:tcMar>
+              <w:top w:w="90" w:type="dxa"/>
+              <w:left w:w="90" w:type="dxa"/>
+              <w:bottom w:w="90" w:type="dxa"/>
+              <w:right w:w="90" w:type="dxa"/>
+            </w:tcMar>
+            <w:tcBorders>
+              <w:top w:val="single" w:sz="4" w:color="D9D9D9"/>
+              <w:left w:val="single" w:sz="4" w:color="D9D9D9"/>
+              <w:bottom w:val="single" w:sz="4" w:color="D9D9D9"/>
+              <w:right w:val="single" w:sz="4" w:color="D9D9D9"/>
+            </w:tcBorders>
+          </w:tcPr>
+          <w:p>
+            <w:pPr>
+              <w:spacing w:after="40" w:line="252" w:lineRule="auto"/>
+            </w:pPr>
+            <w:r>
+              <w:rPr>
+                <w:b w:val="0"/>
+                <w:color w:val="000000"/>
+                <w:sz w:val="18"/>
+              </w:rPr>
+              <w:t>12</w:t>
+            </w:r>
+          </w:p>
+        </w:tc>
+      </w:tr>
+      <w:tr>
+        <w:trPr>
+          <w:cantSplit/>
+        </w:trPr>
+        <w:tc>
+          <w:tcPr>
+            <w:tcW w:type="dxa" w:w="7704"/>
+            <w:vAlign w:val="center"/>
+            <w:shd w:fill="F1F5F6"/>
+            <w:tcMar>
+              <w:top w:w="90" w:type="dxa"/>
+              <w:left w:w="90" w:type="dxa"/>
+              <w:bottom w:w="90" w:type="dxa"/>
+              <w:right w:w="90" w:type="dxa"/>
+            </w:tcMar>
+            <w:tcBorders>
+              <w:top w:val="single" w:sz="4" w:color="D9D9D9"/>
+              <w:left w:val="single" w:sz="4" w:color="D9D9D9"/>
+              <w:bottom w:val="single" w:sz="4" w:color="D9D9D9"/>
+              <w:right w:val="single" w:sz="4" w:color="D9D9D9"/>
+            </w:tcBorders>
+          </w:tcPr>
+          <w:p>
+            <w:pPr>
+              <w:spacing w:after="40" w:line="252" w:lineRule="auto"/>
+            </w:pPr>
+            <w:r>
+              <w:rPr>
+                <w:b w:val="0"/>
+                <w:color w:val="000000"/>
+                <w:sz w:val="18"/>
+              </w:rPr>
+              <w:t>test_model_service</w:t>
+            </w:r>
+          </w:p>
+        </w:tc>
+        <w:tc>
+          <w:tcPr>
+            <w:tcW w:type="dxa" w:w="2016"/>
+            <w:vAlign w:val="center"/>
+            <w:shd w:fill="F1F5F6"/>
             <w:tcMar>
               <w:top w:w="90" w:type="dxa"/>
               <w:left w:w="90" w:type="dxa"/>
@@ -5082,6 +4428,75 @@
           <w:tcPr>
             <w:tcW w:type="dxa" w:w="7704"/>
             <w:vAlign w:val="center"/>
+            <w:shd w:fill="FFFFFF"/>
+            <w:tcMar>
+              <w:top w:w="90" w:type="dxa"/>
+              <w:left w:w="90" w:type="dxa"/>
+              <w:bottom w:w="90" w:type="dxa"/>
+              <w:right w:w="90" w:type="dxa"/>
+            </w:tcMar>
+            <w:tcBorders>
+              <w:top w:val="single" w:sz="4" w:color="D9D9D9"/>
+              <w:left w:val="single" w:sz="4" w:color="D9D9D9"/>
+              <w:bottom w:val="single" w:sz="4" w:color="D9D9D9"/>
+              <w:right w:val="single" w:sz="4" w:color="D9D9D9"/>
+            </w:tcBorders>
+          </w:tcPr>
+          <w:p>
+            <w:pPr>
+              <w:spacing w:after="40" w:line="252" w:lineRule="auto"/>
+            </w:pPr>
+            <w:r>
+              <w:rPr>
+                <w:b w:val="0"/>
+                <w:color w:val="000000"/>
+                <w:sz w:val="18"/>
+              </w:rPr>
+              <w:t>test_notebook_storage</w:t>
+            </w:r>
+          </w:p>
+        </w:tc>
+        <w:tc>
+          <w:tcPr>
+            <w:tcW w:type="dxa" w:w="2016"/>
+            <w:vAlign w:val="center"/>
+            <w:shd w:fill="FFFFFF"/>
+            <w:tcMar>
+              <w:top w:w="90" w:type="dxa"/>
+              <w:left w:w="90" w:type="dxa"/>
+              <w:bottom w:w="90" w:type="dxa"/>
+              <w:right w:w="90" w:type="dxa"/>
+            </w:tcMar>
+            <w:tcBorders>
+              <w:top w:val="single" w:sz="4" w:color="D9D9D9"/>
+              <w:left w:val="single" w:sz="4" w:color="D9D9D9"/>
+              <w:bottom w:val="single" w:sz="4" w:color="D9D9D9"/>
+              <w:right w:val="single" w:sz="4" w:color="D9D9D9"/>
+            </w:tcBorders>
+          </w:tcPr>
+          <w:p>
+            <w:pPr>
+              <w:spacing w:after="40" w:line="252" w:lineRule="auto"/>
+            </w:pPr>
+            <w:r>
+              <w:rPr>
+                <w:b w:val="0"/>
+                <w:color w:val="000000"/>
+                <w:sz w:val="18"/>
+              </w:rPr>
+              <w:t>5</w:t>
+            </w:r>
+          </w:p>
+        </w:tc>
+      </w:tr>
+      <w:tr>
+        <w:trPr>
+          <w:cantSplit/>
+        </w:trPr>
+        <w:tc>
+          <w:tcPr>
+            <w:tcW w:type="dxa" w:w="7704"/>
+            <w:vAlign w:val="center"/>
             <w:shd w:fill="F1F5F6"/>
             <w:tcMar>
               <w:top w:w="90" w:type="dxa"/>
@@ -5106,7 +4521,7 @@
                 <w:color w:val="000000"/>
                 <w:sz w:val="18"/>
               </w:rPr>
-              <w:t>test_model.py</w:t>
+              <w:t>test_project_backup</w:t>
             </w:r>
           </w:p>
         </w:tc>
@@ -5138,7 +4553,7 @@
                 <w:color w:val="000000"/>
                 <w:sz w:val="18"/>
               </w:rPr>
-              <w:t>12</w:t>
+              <w:t>4</w:t>
             </w:r>
           </w:p>
         </w:tc>
@@ -5175,7 +4590,7 @@
                 <w:color w:val="000000"/>
                 <w:sz w:val="18"/>
               </w:rPr>
-              <w:t>test_model_service.py</w:t>
+              <w:t>test_security</w:t>
             </w:r>
           </w:p>
         </w:tc>
@@ -5207,7 +4622,7 @@
                 <w:color w:val="000000"/>
                 <w:sz w:val="18"/>
               </w:rPr>
-              <w:t>6</w:t>
+              <w:t>15</w:t>
             </w:r>
           </w:p>
         </w:tc>
@@ -5244,7 +4659,7 @@
                 <w:color w:val="000000"/>
                 <w:sz w:val="18"/>
               </w:rPr>
-              <w:t>test_notebook_storage.py</w:t>
+              <w:t>test_subject_training</w:t>
             </w:r>
           </w:p>
         </w:tc>
@@ -5313,7 +4728,7 @@
                 <w:color w:val="000000"/>
                 <w:sz w:val="18"/>
               </w:rPr>
-              <w:t>test_subject_training.py</w:t>
+              <w:t>Total</w:t>
             </w:r>
           </w:p>
         </w:tc>
@@ -5345,7 +4760,204 @@
                 <w:color w:val="000000"/>
                 <w:sz w:val="18"/>
               </w:rPr>
-              <w:t>4</w:t>
+              <w:t>92</w:t>
+            </w:r>
+          </w:p>
+        </w:tc>
+      </w:tr>
+    </w:tbl>
+    <w:p>
+      <w:pPr>
+        <w:spacing w:after="0"/>
+      </w:pPr>
+    </w:p>
+    <w:p>
+      <w:r>
+        <w:t>The entire updated notebook executed locally with Drive disabled on 28 October 2026, including Kaggle and UCI training and ZIP export. A real browser check exercised new-account creation, sign-in, Kaggle charts, review tables, individual prediction and Model quality. The account database was temporary, and no real student names were used.</w:t>
+      </w:r>
+    </w:p>
+    <w:p>
+      <w:r>
+        <w:t>Google-hosted execution, remote Drive synchronization, czano@buse.ac.zw sharing permissions, the deployed site and the assessed presentation remain unverified. Local notebook execution and filesystem tests do not establish cloud authorization or delivery.</w:t>
+      </w:r>
+    </w:p>
+    <w:p>
+      <w:r>
+        <w:t>Launch the staff app with .\run.ps1 -Full. Use .venv\Scripts\python.exe in the IDE. Sign up registers another account; Sign in uses an existing one. Select Kaggle academic performance for the new default task, or UCI grade reference for the earlier model. A missing sklearn error normally indicates the wrong environment or incomplete dependency installation.</w:t>
+      </w:r>
+    </w:p>
+    <w:p>
+      <w:r>
+        <w:t>Class files are limited to 2 MiB and 5,000 rows. Invalid categories, out-of-range counts, missing fields, duplicate IDs and ambiguous names within a class are rejected. Uploads remain in session and are cleared by sign-out. Retain authorized original data and download reports explicitly.</w:t>
+      </w:r>
+    </w:p>
+    <w:p>
+      <w:r>
+        <w:br w:type="page"/>
+      </w:r>
+    </w:p>
+    <w:p>
+      <w:pPr>
+        <w:pStyle w:val="Heading1"/>
+      </w:pPr>
+      <w:r>
+        <w:t>Chapter 5 Final submission</w:t>
+      </w:r>
+    </w:p>
+    <w:p>
+      <w:pPr>
+        <w:pStyle w:val="Heading2"/>
+      </w:pPr>
+      <w:r>
+        <w:t>5 1 Conclusions</w:t>
+      </w:r>
+    </w:p>
+    <w:p>
+      <w:r>
+        <w:t>The project now integrates a documented Kaggle dataset into the staff app, training script and notebook. Logistic regression outperforms the baseline and forest in the defined grouped validation comparison, with test macro F1 of 0.776. The result supports an inspectable demonstration across the dataset’s 12 recorded topics.</w:t>
+      </w:r>
+    </w:p>
+    <w:p>
+      <w:r>
+        <w:t>The study does not establish reliable early warning, per-subject performance, attainment improvement or readiness for local institutional use. Future work should collect consistent student identifiers, measurement cutoff timestamps and later outcomes; define temporal or institution-held-out evaluation before viewing results; and examine subgroup errors and educator workload.</w:t>
+      </w:r>
+    </w:p>
+    <w:p>
+      <w:pPr>
+        <w:pStyle w:val="Heading2"/>
+      </w:pPr>
+      <w:r>
+        <w:t>5 2 Handover and demonstration</w:t>
+      </w:r>
+    </w:p>
+    <w:p>
+      <w:r>
+        <w:t>The updated 15-minute demonstration guide covers the Kaggle workflow, repository, notebook and limitations. The existing 12-slide presentation is the earlier UCI edition and must be revised before it is used to present these new Kaggle results. The Word and PDF report are the current technical documentation.</w:t>
+      </w:r>
+    </w:p>
+    <w:p>
+      <w:r>
+        <w:t>Complete the group number, names, student numbers and actual role allocations before submission. Rehearse with a demonstration account. Google authorization and recipient access need verification in the relevant account. Supervisor approval and assessed live delivery have not been claimed.</w:t>
+      </w:r>
+    </w:p>
+    <w:p>
+      <w:pPr>
+        <w:pStyle w:val="Heading2"/>
+      </w:pPr>
+      <w:r>
+        <w:t>5 3 Assessment rubric coverage</w:t>
+      </w:r>
+    </w:p>
+    <w:tbl>
+      <w:tblPr>
+        <w:tblW w:type="auto" w:w="0"/>
+        <w:jc w:val="center"/>
+        <w:tblLayout w:type="fixed"/>
+        <w:tblLook w:firstColumn="1" w:firstRow="1" w:lastColumn="0" w:lastRow="0" w:noHBand="0" w:noVBand="1" w:val="04A0"/>
+      </w:tblPr>
+      <w:tblGrid>
+        <w:gridCol w:w="3888"/>
+        <w:gridCol w:w="792"/>
+        <w:gridCol w:w="5040"/>
+      </w:tblGrid>
+      <w:tr>
+        <w:trPr>
+          <w:cantSplit/>
+          <w:tblHeader/>
+        </w:trPr>
+        <w:tc>
+          <w:tcPr>
+            <w:tcW w:type="dxa" w:w="3888"/>
+            <w:vAlign w:val="center"/>
+            <w:shd w:fill="183844"/>
+            <w:tcMar>
+              <w:top w:w="90" w:type="dxa"/>
+              <w:left w:w="90" w:type="dxa"/>
+              <w:bottom w:w="90" w:type="dxa"/>
+              <w:right w:w="90" w:type="dxa"/>
+            </w:tcMar>
+            <w:tcBorders>
+              <w:top w:val="single" w:sz="4" w:color="D9D9D9"/>
+              <w:left w:val="single" w:sz="4" w:color="D9D9D9"/>
+              <w:bottom w:val="single" w:sz="4" w:color="D9D9D9"/>
+              <w:right w:val="single" w:sz="4" w:color="D9D9D9"/>
+            </w:tcBorders>
+          </w:tcPr>
+          <w:p>
+            <w:pPr>
+              <w:spacing w:after="40" w:line="252" w:lineRule="auto"/>
+            </w:pPr>
+            <w:r>
+              <w:rPr>
+                <w:b/>
+                <w:color w:val="FFFFFF"/>
+                <w:sz w:val="18"/>
+              </w:rPr>
+              <w:t>Criterion</w:t>
+            </w:r>
+          </w:p>
+        </w:tc>
+        <w:tc>
+          <w:tcPr>
+            <w:tcW w:type="dxa" w:w="792"/>
+            <w:vAlign w:val="center"/>
+            <w:shd w:fill="183844"/>
+            <w:tcMar>
+              <w:top w:w="90" w:type="dxa"/>
+              <w:left w:w="90" w:type="dxa"/>
+              <w:bottom w:w="90" w:type="dxa"/>
+              <w:right w:w="90" w:type="dxa"/>
+            </w:tcMar>
+            <w:tcBorders>
+              <w:top w:val="single" w:sz="4" w:color="D9D9D9"/>
+              <w:left w:val="single" w:sz="4" w:color="D9D9D9"/>
+              <w:bottom w:val="single" w:sz="4" w:color="D9D9D9"/>
+              <w:right w:val="single" w:sz="4" w:color="D9D9D9"/>
+            </w:tcBorders>
+          </w:tcPr>
+          <w:p>
+            <w:pPr>
+              <w:spacing w:after="40" w:line="252" w:lineRule="auto"/>
+            </w:pPr>
+            <w:r>
+              <w:rPr>
+                <w:b/>
+                <w:color w:val="FFFFFF"/>
+                <w:sz w:val="18"/>
+              </w:rPr>
+              <w:t>Marks</w:t>
+            </w:r>
+          </w:p>
+        </w:tc>
+        <w:tc>
+          <w:tcPr>
+            <w:tcW w:type="dxa" w:w="5040"/>
+            <w:vAlign w:val="center"/>
+            <w:shd w:fill="183844"/>
+            <w:tcMar>
+              <w:top w:w="90" w:type="dxa"/>
+              <w:left w:w="90" w:type="dxa"/>
+              <w:bottom w:w="90" w:type="dxa"/>
+              <w:right w:w="90" w:type="dxa"/>
+            </w:tcMar>
+            <w:tcBorders>
+              <w:top w:val="single" w:sz="4" w:color="D9D9D9"/>
+              <w:left w:val="single" w:sz="4" w:color="D9D9D9"/>
+              <w:bottom w:val="single" w:sz="4" w:color="D9D9D9"/>
+              <w:right w:val="single" w:sz="4" w:color="D9D9D9"/>
+            </w:tcBorders>
+          </w:tcPr>
+          <w:p>
+            <w:pPr>
+              <w:spacing w:after="40" w:line="252" w:lineRule="auto"/>
+            </w:pPr>
+            <w:r>
+              <w:rPr>
+                <w:b/>
+                <w:color w:val="FFFFFF"/>
+                <w:sz w:val="18"/>
+              </w:rPr>
+              <w:t>Evidence</w:t>
             </w:r>
           </w:p>
         </w:tc>
@@ -5356,7 +4968,7 @@
         </w:trPr>
         <w:tc>
           <w:tcPr>
-            <w:tcW w:type="dxa" w:w="7704"/>
+            <w:tcW w:type="dxa" w:w="3888"/>
             <w:vAlign w:val="center"/>
             <w:shd w:fill="F1F5F6"/>
             <w:tcMar>
@@ -5382,13 +4994,13 @@
                 <w:color w:val="000000"/>
                 <w:sz w:val="18"/>
               </w:rPr>
-              <w:t>Total</w:t>
+              <w:t>Problem definition and design</w:t>
             </w:r>
           </w:p>
         </w:tc>
         <w:tc>
           <w:tcPr>
-            <w:tcW w:type="dxa" w:w="2016"/>
+            <w:tcW w:type="dxa" w:w="792"/>
             <w:vAlign w:val="center"/>
             <w:shd w:fill="F1F5F6"/>
             <w:tcMar>
@@ -5414,207 +5026,13 @@
                 <w:color w:val="000000"/>
                 <w:sz w:val="18"/>
               </w:rPr>
-              <w:t>56</w:t>
-            </w:r>
-          </w:p>
-        </w:tc>
-      </w:tr>
-    </w:tbl>
-    <w:p>
-      <w:pPr>
-        <w:spacing w:after="0"/>
-      </w:pPr>
-    </w:p>
-    <w:p>
-      <w:r>
-        <w:t>The entire notebook also executed with Drive disabled and with a temporary connected folder. Exports matched bundle identities. Synthetic class rows tested software only and did not support predictive-quality claims. Jupyter server startup and authenticated ZIP download passed. Real Google authorization, remote synchronization, a new visual browser review and the assessed live demo remain unverified.</w:t>
-      </w:r>
-    </w:p>
-    <w:p>
-      <w:r>
-        <w:t>For the staff app, run powershell -ExecutionPolicy Bypass -File .\run.ps1 -Full from the project directory. It installs requirements in .venv and starts Streamlit on port 8502. The equivalent direct launch is .\.venv\Scripts\python.exe -m streamlit run app.py --server.port 8502. Select that interpreter in the IDE; a previous missing-sklearn error resulted from using another Python installation.</w:t>
-      </w:r>
-    </w:p>
-    <w:p>
-      <w:r>
-        <w:t>Sign in or complete one-time owner setup. Select a subject, review model quality, enter a profile or upload a schema-compatible class CSV, and download reports as needed. Private records and models are lost on sign-out, session loss or restart. Retain original authorized data.</w:t>
-      </w:r>
-    </w:p>
-    <w:p>
-      <w:r>
-        <w:t>For notebooks, run .\run-notebook.ps1 and choose StudentInsight (.venv). Colab users open the GitHub notebook and run cells in order. Enable USE_GOOGLE_DRIVE in section 1a and authorize access if desired. Additional subjects need genuine completed history; 50 valid distinct records is a technical minimum, not proof of reliability.</w:t>
-      </w:r>
-    </w:p>
-    <w:p>
-      <w:r>
-        <w:br w:type="page"/>
-      </w:r>
-    </w:p>
-    <w:p>
-      <w:pPr>
-        <w:pStyle w:val="Heading1"/>
-      </w:pPr>
-      <w:r>
-        <w:t>Chapter 5 Final submission</w:t>
-      </w:r>
-    </w:p>
-    <w:p>
-      <w:pPr>
-        <w:pStyle w:val="Heading2"/>
-      </w:pPr>
-      <w:r>
-        <w:t>5 1 Conclusions</w:t>
-      </w:r>
-    </w:p>
-    <w:p>
-      <w:r>
-        <w:t>The principal finding is that G2 persistence wins the defined validation comparison for both public subjects. The procedure must permit this result rather than prefer complexity for its own sake. The completed engineering work aligns selected inputs, calibration, displays and exports, preserves historical evidence and communicates prediction timing and limits.</w:t>
-      </w:r>
-    </w:p>
-    <w:p>
-      <w:r>
-        <w:t>These results do not show improved attainment or institution-wide readiness. Future research requires genuine local subject histories with timestamps, a predefined temporal or school-held-out evaluation, subgroup error analysis and educator review of alert workload. Attendance and assignments should enter training only after cutoff availability is verified. A G1-only early-warning task needs separate training and calibration.</w:t>
-      </w:r>
-    </w:p>
-    <w:p>
-      <w:pPr>
-        <w:pStyle w:val="Heading2"/>
-      </w:pPr>
-      <w:r>
-        <w:t>5 2 Handover and demonstration</w:t>
-      </w:r>
-    </w:p>
-    <w:p>
-      <w:r>
-        <w:t>The companion slides follow the five milestone chapters. The separate guide allocates 15 minutes across the problem, design, comparison, staff workflow, exports, notebook integration and limitations. Complete live Google authorization during preparation if showing Drive. Otherwise show the implemented connection cell and explain that cloud verification is pending.</w:t>
-      </w:r>
-    </w:p>
-    <w:p>
-      <w:r>
-        <w:t>The package prepares the project for assessment. It does not certify supervisor approval or completion of the assessed demonstration. Group members must complete names, numbers and roles, review the evidence and rehearse with an authorized account. Future software work includes explicit multi-user permissions, audited histories, backups, recovery and an institutional deployment review.</w:t>
-      </w:r>
-    </w:p>
-    <w:tbl>
-      <w:tblPr>
-        <w:tblW w:type="auto" w:w="0"/>
-        <w:jc w:val="center"/>
-        <w:tblLayout w:type="fixed"/>
-        <w:tblLook w:firstColumn="1" w:firstRow="1" w:lastColumn="0" w:lastRow="0" w:noHBand="0" w:noVBand="1" w:val="04A0"/>
-      </w:tblPr>
-      <w:tblGrid>
-        <w:gridCol w:w="1512"/>
-        <w:gridCol w:w="4032"/>
-        <w:gridCol w:w="4176"/>
-      </w:tblGrid>
-      <w:tr>
-        <w:trPr>
-          <w:cantSplit/>
-          <w:tblHeader/>
-        </w:trPr>
-        <w:tc>
-          <w:tcPr>
-            <w:tcW w:type="dxa" w:w="1512"/>
-            <w:vAlign w:val="center"/>
-            <w:shd w:fill="183844"/>
-            <w:tcMar>
-              <w:top w:w="90" w:type="dxa"/>
-              <w:left w:w="90" w:type="dxa"/>
-              <w:bottom w:w="90" w:type="dxa"/>
-              <w:right w:w="90" w:type="dxa"/>
-            </w:tcMar>
-            <w:tcBorders>
-              <w:top w:val="single" w:sz="4" w:color="D9D9D9"/>
-              <w:left w:val="single" w:sz="4" w:color="D9D9D9"/>
-              <w:bottom w:val="single" w:sz="4" w:color="D9D9D9"/>
-              <w:right w:val="single" w:sz="4" w:color="D9D9D9"/>
-            </w:tcBorders>
-          </w:tcPr>
-          <w:p>
-            <w:pPr>
-              <w:spacing w:after="40" w:line="252" w:lineRule="auto"/>
-            </w:pPr>
-            <w:r>
-              <w:rPr>
-                <w:b/>
-                <w:color w:val="FFFFFF"/>
-                <w:sz w:val="18"/>
-              </w:rPr>
-              <w:t>Milestone</w:t>
+              <w:t>3</w:t>
             </w:r>
           </w:p>
         </w:tc>
         <w:tc>
           <w:tcPr>
-            <w:tcW w:type="dxa" w:w="4032"/>
-            <w:vAlign w:val="center"/>
-            <w:shd w:fill="183844"/>
-            <w:tcMar>
-              <w:top w:w="90" w:type="dxa"/>
-              <w:left w:w="90" w:type="dxa"/>
-              <w:bottom w:w="90" w:type="dxa"/>
-              <w:right w:w="90" w:type="dxa"/>
-            </w:tcMar>
-            <w:tcBorders>
-              <w:top w:val="single" w:sz="4" w:color="D9D9D9"/>
-              <w:left w:val="single" w:sz="4" w:color="D9D9D9"/>
-              <w:bottom w:val="single" w:sz="4" w:color="D9D9D9"/>
-              <w:right w:val="single" w:sz="4" w:color="D9D9D9"/>
-            </w:tcBorders>
-          </w:tcPr>
-          <w:p>
-            <w:pPr>
-              <w:spacing w:after="40" w:line="252" w:lineRule="auto"/>
-            </w:pPr>
-            <w:r>
-              <w:rPr>
-                <w:b/>
-                <w:color w:val="FFFFFF"/>
-                <w:sz w:val="18"/>
-              </w:rPr>
-              <w:t>Prepared evidence</w:t>
-            </w:r>
-          </w:p>
-        </w:tc>
-        <w:tc>
-          <w:tcPr>
-            <w:tcW w:type="dxa" w:w="4176"/>
-            <w:vAlign w:val="center"/>
-            <w:shd w:fill="183844"/>
-            <w:tcMar>
-              <w:top w:w="90" w:type="dxa"/>
-              <w:left w:w="90" w:type="dxa"/>
-              <w:bottom w:w="90" w:type="dxa"/>
-              <w:right w:w="90" w:type="dxa"/>
-            </w:tcMar>
-            <w:tcBorders>
-              <w:top w:val="single" w:sz="4" w:color="D9D9D9"/>
-              <w:left w:val="single" w:sz="4" w:color="D9D9D9"/>
-              <w:bottom w:val="single" w:sz="4" w:color="D9D9D9"/>
-              <w:right w:val="single" w:sz="4" w:color="D9D9D9"/>
-            </w:tcBorders>
-          </w:tcPr>
-          <w:p>
-            <w:pPr>
-              <w:spacing w:after="40" w:line="252" w:lineRule="auto"/>
-            </w:pPr>
-            <w:r>
-              <w:rPr>
-                <w:b/>
-                <w:color w:val="FFFFFF"/>
-                <w:sz w:val="18"/>
-              </w:rPr>
-              <w:t>Remaining activity</w:t>
-            </w:r>
-          </w:p>
-        </w:tc>
-      </w:tr>
-      <w:tr>
-        <w:trPr>
-          <w:cantSplit/>
-        </w:trPr>
-        <w:tc>
-          <w:tcPr>
-            <w:tcW w:type="dxa" w:w="1512"/>
+            <w:tcW w:type="dxa" w:w="5040"/>
             <w:vAlign w:val="center"/>
             <w:shd w:fill="F1F5F6"/>
             <w:tcMar>
@@ -5640,13 +5058,119 @@
                 <w:color w:val="000000"/>
                 <w:sz w:val="18"/>
               </w:rPr>
-              <w:t>M1 Proposal</w:t>
+              <w:t>Chapters 1 and 2</w:t>
+            </w:r>
+          </w:p>
+        </w:tc>
+      </w:tr>
+      <w:tr>
+        <w:trPr>
+          <w:cantSplit/>
+        </w:trPr>
+        <w:tc>
+          <w:tcPr>
+            <w:tcW w:type="dxa" w:w="3888"/>
+            <w:vAlign w:val="center"/>
+            <w:shd w:fill="FFFFFF"/>
+            <w:tcMar>
+              <w:top w:w="90" w:type="dxa"/>
+              <w:left w:w="90" w:type="dxa"/>
+              <w:bottom w:w="90" w:type="dxa"/>
+              <w:right w:w="90" w:type="dxa"/>
+            </w:tcMar>
+            <w:tcBorders>
+              <w:top w:val="single" w:sz="4" w:color="D9D9D9"/>
+              <w:left w:val="single" w:sz="4" w:color="D9D9D9"/>
+              <w:bottom w:val="single" w:sz="4" w:color="D9D9D9"/>
+              <w:right w:val="single" w:sz="4" w:color="D9D9D9"/>
+            </w:tcBorders>
+          </w:tcPr>
+          <w:p>
+            <w:pPr>
+              <w:spacing w:after="40" w:line="252" w:lineRule="auto"/>
+            </w:pPr>
+            <w:r>
+              <w:rPr>
+                <w:b w:val="0"/>
+                <w:color w:val="000000"/>
+                <w:sz w:val="18"/>
+              </w:rPr>
+              <w:t>Technical implementation</w:t>
             </w:r>
           </w:p>
         </w:tc>
         <w:tc>
           <w:tcPr>
-            <w:tcW w:type="dxa" w:w="4032"/>
+            <w:tcW w:type="dxa" w:w="792"/>
+            <w:vAlign w:val="center"/>
+            <w:shd w:fill="FFFFFF"/>
+            <w:tcMar>
+              <w:top w:w="90" w:type="dxa"/>
+              <w:left w:w="90" w:type="dxa"/>
+              <w:bottom w:w="90" w:type="dxa"/>
+              <w:right w:w="90" w:type="dxa"/>
+            </w:tcMar>
+            <w:tcBorders>
+              <w:top w:val="single" w:sz="4" w:color="D9D9D9"/>
+              <w:left w:val="single" w:sz="4" w:color="D9D9D9"/>
+              <w:bottom w:val="single" w:sz="4" w:color="D9D9D9"/>
+              <w:right w:val="single" w:sz="4" w:color="D9D9D9"/>
+            </w:tcBorders>
+          </w:tcPr>
+          <w:p>
+            <w:pPr>
+              <w:spacing w:after="40" w:line="252" w:lineRule="auto"/>
+            </w:pPr>
+            <w:r>
+              <w:rPr>
+                <w:b w:val="0"/>
+                <w:color w:val="000000"/>
+                <w:sz w:val="18"/>
+              </w:rPr>
+              <w:t>4</w:t>
+            </w:r>
+          </w:p>
+        </w:tc>
+        <w:tc>
+          <w:tcPr>
+            <w:tcW w:type="dxa" w:w="5040"/>
+            <w:vAlign w:val="center"/>
+            <w:shd w:fill="FFFFFF"/>
+            <w:tcMar>
+              <w:top w:w="90" w:type="dxa"/>
+              <w:left w:w="90" w:type="dxa"/>
+              <w:bottom w:w="90" w:type="dxa"/>
+              <w:right w:w="90" w:type="dxa"/>
+            </w:tcMar>
+            <w:tcBorders>
+              <w:top w:val="single" w:sz="4" w:color="D9D9D9"/>
+              <w:left w:val="single" w:sz="4" w:color="D9D9D9"/>
+              <w:bottom w:val="single" w:sz="4" w:color="D9D9D9"/>
+              <w:right w:val="single" w:sz="4" w:color="D9D9D9"/>
+            </w:tcBorders>
+          </w:tcPr>
+          <w:p>
+            <w:pPr>
+              <w:spacing w:after="40" w:line="252" w:lineRule="auto"/>
+            </w:pPr>
+            <w:r>
+              <w:rPr>
+                <w:b w:val="0"/>
+                <w:color w:val="000000"/>
+                <w:sz w:val="18"/>
+              </w:rPr>
+              <w:t>Chapters 3 and 4; source and code images</w:t>
+            </w:r>
+          </w:p>
+        </w:tc>
+      </w:tr>
+      <w:tr>
+        <w:trPr>
+          <w:cantSplit/>
+        </w:trPr>
+        <w:tc>
+          <w:tcPr>
+            <w:tcW w:type="dxa" w:w="3888"/>
             <w:vAlign w:val="center"/>
             <w:shd w:fill="F1F5F6"/>
             <w:tcMar>
@@ -5672,13 +5196,13 @@
                 <w:color w:val="000000"/>
                 <w:sz w:val="18"/>
               </w:rPr>
-              <w:t>Problem, method, literature and roles</w:t>
+              <w:t>Evaluation and analysis</w:t>
             </w:r>
           </w:p>
         </w:tc>
         <w:tc>
           <w:tcPr>
-            <w:tcW w:type="dxa" w:w="4176"/>
+            <w:tcW w:type="dxa" w:w="792"/>
             <w:vAlign w:val="center"/>
             <w:shd w:fill="F1F5F6"/>
             <w:tcMar>
@@ -5704,7 +5228,39 @@
                 <w:color w:val="000000"/>
                 <w:sz w:val="18"/>
               </w:rPr>
-              <w:t>Fill names, numbers and allocations</w:t>
+              <w:t>3</w:t>
+            </w:r>
+          </w:p>
+        </w:tc>
+        <w:tc>
+          <w:tcPr>
+            <w:tcW w:type="dxa" w:w="5040"/>
+            <w:vAlign w:val="center"/>
+            <w:shd w:fill="F1F5F6"/>
+            <w:tcMar>
+              <w:top w:w="90" w:type="dxa"/>
+              <w:left w:w="90" w:type="dxa"/>
+              <w:bottom w:w="90" w:type="dxa"/>
+              <w:right w:w="90" w:type="dxa"/>
+            </w:tcMar>
+            <w:tcBorders>
+              <w:top w:val="single" w:sz="4" w:color="D9D9D9"/>
+              <w:left w:val="single" w:sz="4" w:color="D9D9D9"/>
+              <w:bottom w:val="single" w:sz="4" w:color="D9D9D9"/>
+              <w:right w:val="single" w:sz="4" w:color="D9D9D9"/>
+            </w:tcBorders>
+          </w:tcPr>
+          <w:p>
+            <w:pPr>
+              <w:spacing w:after="40" w:line="252" w:lineRule="auto"/>
+            </w:pPr>
+            <w:r>
+              <w:rPr>
+                <w:b w:val="0"/>
+                <w:color w:val="000000"/>
+                <w:sz w:val="18"/>
+              </w:rPr>
+              <w:t>Chapter 3 metrics and limitations</w:t>
             </w:r>
           </w:p>
         </w:tc>
@@ -5715,7 +5271,7 @@
         </w:trPr>
         <w:tc>
           <w:tcPr>
-            <w:tcW w:type="dxa" w:w="1512"/>
+            <w:tcW w:type="dxa" w:w="3888"/>
             <w:vAlign w:val="center"/>
             <w:shd w:fill="FFFFFF"/>
             <w:tcMar>
@@ -5741,13 +5297,13 @@
                 <w:color w:val="000000"/>
                 <w:sz w:val="18"/>
               </w:rPr>
-              <w:t>M2 Design</w:t>
+              <w:t>Documentation and GitHub</w:t>
             </w:r>
           </w:p>
         </w:tc>
         <w:tc>
           <w:tcPr>
-            <w:tcW w:type="dxa" w:w="4032"/>
+            <w:tcW w:type="dxa" w:w="792"/>
             <w:vAlign w:val="center"/>
             <w:shd w:fill="FFFFFF"/>
             <w:tcMar>
@@ -5773,13 +5329,13 @@
                 <w:color w:val="000000"/>
                 <w:sz w:val="18"/>
               </w:rPr>
-              <w:t>Architecture, schemas and ethics</w:t>
+              <w:t>2</w:t>
             </w:r>
           </w:p>
         </w:tc>
         <w:tc>
           <w:tcPr>
-            <w:tcW w:type="dxa" w:w="4176"/>
+            <w:tcW w:type="dxa" w:w="5040"/>
             <w:vAlign w:val="center"/>
             <w:shd w:fill="FFFFFF"/>
             <w:tcMar>
@@ -5805,7 +5361,7 @@
                 <w:color w:val="000000"/>
                 <w:sz w:val="18"/>
               </w:rPr>
-              <w:t>Supervisor review</w:t>
+              <w:t>Chapter 4; README; versioned repository</w:t>
             </w:r>
           </w:p>
         </w:tc>
@@ -5816,7 +5372,7 @@
         </w:trPr>
         <w:tc>
           <w:tcPr>
-            <w:tcW w:type="dxa" w:w="1512"/>
+            <w:tcW w:type="dxa" w:w="3888"/>
             <w:vAlign w:val="center"/>
             <w:shd w:fill="F1F5F6"/>
             <w:tcMar>
@@ -5842,13 +5398,13 @@
                 <w:color w:val="000000"/>
                 <w:sz w:val="18"/>
               </w:rPr>
-              <w:t>M3 Prototype</w:t>
+              <w:t>Presentation and demo</w:t>
             </w:r>
           </w:p>
         </w:tc>
         <w:tc>
           <w:tcPr>
-            <w:tcW w:type="dxa" w:w="4032"/>
+            <w:tcW w:type="dxa" w:w="792"/>
             <w:vAlign w:val="center"/>
             <w:shd w:fill="F1F5F6"/>
             <w:tcMar>
@@ -5874,13 +5430,13 @@
                 <w:color w:val="000000"/>
                 <w:sz w:val="18"/>
               </w:rPr>
-              <w:t>Working model comparison and metrics</w:t>
+              <w:t>2</w:t>
             </w:r>
           </w:p>
         </w:tc>
         <w:tc>
           <w:tcPr>
-            <w:tcW w:type="dxa" w:w="4176"/>
+            <w:tcW w:type="dxa" w:w="5040"/>
             <w:vAlign w:val="center"/>
             <w:shd w:fill="F1F5F6"/>
             <w:tcMar>
@@ -5906,7 +5462,7 @@
                 <w:color w:val="000000"/>
                 <w:sz w:val="18"/>
               </w:rPr>
-              <w:t>Independent local validation is future work</w:t>
+              <w:t>Slides; 15-minute guide; delivery pending</w:t>
             </w:r>
           </w:p>
         </w:tc>
@@ -5917,7 +5473,7 @@
         </w:trPr>
         <w:tc>
           <w:tcPr>
-            <w:tcW w:type="dxa" w:w="1512"/>
+            <w:tcW w:type="dxa" w:w="3888"/>
             <w:vAlign w:val="center"/>
             <w:shd w:fill="FFFFFF"/>
             <w:tcMar>
@@ -5943,13 +5499,13 @@
                 <w:color w:val="000000"/>
                 <w:sz w:val="18"/>
               </w:rPr>
-              <w:t>M4 Integration</w:t>
+              <w:t>Ethical consideration</w:t>
             </w:r>
           </w:p>
         </w:tc>
         <w:tc>
           <w:tcPr>
-            <w:tcW w:type="dxa" w:w="4032"/>
+            <w:tcW w:type="dxa" w:w="792"/>
             <w:vAlign w:val="center"/>
             <w:shd w:fill="FFFFFF"/>
             <w:tcMar>
@@ -5975,13 +5531,13 @@
                 <w:color w:val="000000"/>
                 <w:sz w:val="18"/>
               </w:rPr>
-              <w:t>App, notebook, Drive support and tests</w:t>
+              <w:t>1</w:t>
             </w:r>
           </w:p>
         </w:tc>
         <w:tc>
           <w:tcPr>
-            <w:tcW w:type="dxa" w:w="4176"/>
+            <w:tcW w:type="dxa" w:w="5040"/>
             <w:vAlign w:val="center"/>
             <w:shd w:fill="FFFFFF"/>
             <w:tcMar>
@@ -6007,108 +5563,7 @@
                 <w:color w:val="000000"/>
                 <w:sz w:val="18"/>
               </w:rPr>
-              <w:t>Google authorization and visual acceptance</w:t>
-            </w:r>
-          </w:p>
-        </w:tc>
-      </w:tr>
-      <w:tr>
-        <w:trPr>
-          <w:cantSplit/>
-        </w:trPr>
-        <w:tc>
-          <w:tcPr>
-            <w:tcW w:type="dxa" w:w="1512"/>
-            <w:vAlign w:val="center"/>
-            <w:shd w:fill="F1F5F6"/>
-            <w:tcMar>
-              <w:top w:w="90" w:type="dxa"/>
-              <w:left w:w="90" w:type="dxa"/>
-              <w:bottom w:w="90" w:type="dxa"/>
-              <w:right w:w="90" w:type="dxa"/>
-            </w:tcMar>
-            <w:tcBorders>
-              <w:top w:val="single" w:sz="4" w:color="D9D9D9"/>
-              <w:left w:val="single" w:sz="4" w:color="D9D9D9"/>
-              <w:bottom w:val="single" w:sz="4" w:color="D9D9D9"/>
-              <w:right w:val="single" w:sz="4" w:color="D9D9D9"/>
-            </w:tcBorders>
-          </w:tcPr>
-          <w:p>
-            <w:pPr>
-              <w:spacing w:after="40" w:line="252" w:lineRule="auto"/>
-            </w:pPr>
-            <w:r>
-              <w:rPr>
-                <w:b w:val="0"/>
-                <w:color w:val="000000"/>
-                <w:sz w:val="18"/>
-              </w:rPr>
-              <w:t>M5 Final</w:t>
-            </w:r>
-          </w:p>
-        </w:tc>
-        <w:tc>
-          <w:tcPr>
-            <w:tcW w:type="dxa" w:w="4032"/>
-            <w:vAlign w:val="center"/>
-            <w:shd w:fill="F1F5F6"/>
-            <w:tcMar>
-              <w:top w:w="90" w:type="dxa"/>
-              <w:left w:w="90" w:type="dxa"/>
-              <w:bottom w:w="90" w:type="dxa"/>
-              <w:right w:w="90" w:type="dxa"/>
-            </w:tcMar>
-            <w:tcBorders>
-              <w:top w:val="single" w:sz="4" w:color="D9D9D9"/>
-              <w:left w:val="single" w:sz="4" w:color="D9D9D9"/>
-              <w:bottom w:val="single" w:sz="4" w:color="D9D9D9"/>
-              <w:right w:val="single" w:sz="4" w:color="D9D9D9"/>
-            </w:tcBorders>
-          </w:tcPr>
-          <w:p>
-            <w:pPr>
-              <w:spacing w:after="40" w:line="252" w:lineRule="auto"/>
-            </w:pPr>
-            <w:r>
-              <w:rPr>
-                <w:b w:val="0"/>
-                <w:color w:val="000000"/>
-                <w:sz w:val="18"/>
-              </w:rPr>
-              <w:t>Report, slides and demo guide</w:t>
-            </w:r>
-          </w:p>
-        </w:tc>
-        <w:tc>
-          <w:tcPr>
-            <w:tcW w:type="dxa" w:w="4176"/>
-            <w:vAlign w:val="center"/>
-            <w:shd w:fill="F1F5F6"/>
-            <w:tcMar>
-              <w:top w:w="90" w:type="dxa"/>
-              <w:left w:w="90" w:type="dxa"/>
-              <w:bottom w:w="90" w:type="dxa"/>
-              <w:right w:w="90" w:type="dxa"/>
-            </w:tcMar>
-            <w:tcBorders>
-              <w:top w:val="single" w:sz="4" w:color="D9D9D9"/>
-              <w:left w:val="single" w:sz="4" w:color="D9D9D9"/>
-              <w:bottom w:val="single" w:sz="4" w:color="D9D9D9"/>
-              <w:right w:val="single" w:sz="4" w:color="D9D9D9"/>
-            </w:tcBorders>
-          </w:tcPr>
-          <w:p>
-            <w:pPr>
-              <w:spacing w:after="40" w:line="252" w:lineRule="auto"/>
-            </w:pPr>
-            <w:r>
-              <w:rPr>
-                <w:b w:val="0"/>
-                <w:color w:val="000000"/>
-                <w:sz w:val="18"/>
-              </w:rPr>
-              <w:t>Rehearsal, live delivery and submission</w:t>
+              <w:t>Chapter 2; privacy and model limitations</w:t>
             </w:r>
           </w:p>
         </w:tc>
@@ -6118,6 +5573,11 @@
       <w:pPr>
         <w:spacing w:after="0"/>
       </w:pPr>
+    </w:p>
+    <w:p>
+      <w:r>
+        <w:t>Total: 15 marks, representing 15% of the course grade in the supplied brief. This table maps evidence to criteria; it does not award marks. The technical report limit is 20 pages, including this edition’s cover and references.</w:t>
+      </w:r>
     </w:p>
     <w:p>
       <w:r>
@@ -6174,17 +5634,32 @@
     </w:p>
     <w:p>
       <w:r>
-        <w:t>[9] StudentInsight repository, code baseline 88b1003. https://github.com/GamerStudioszw/Student-Performance-Prediction</w:t>
+        <w:t>[9] StudentInsight repository, application baseline 5af3632. https://github.com/GamerStudioszw/Student-Performance-Prediction</w:t>
       </w:r>
     </w:p>
     <w:p>
       <w:r>
-        <w:t>Project-specific evidence is in artifacts/v3/mat/latest.json and artifacts/v3/por/latest.json, which identify immutable evaluation runs. The reproduced historical comparison is in artifacts/audits/legacy-20261022T090956248083Z.json. Run metrics contain fold scores, row partitions, fingerprints and interval settings. Tests are under tests/.</w:t>
+        <w:t>[10] Git project. git-clone reference. Accessed 28 October 2026. https://git-scm.com/docs/git-clone</w:t>
       </w:r>
     </w:p>
     <w:p>
       <w:r>
-        <w:t>The original proposal remains at documents/Student_Performance_Prediction_Proposal_Chapter_1.docx. Its earlier mathematics-only scope and chapter arrangement are superseded for this submission by the five milestone chapters. No institutional study, participant recruitment or supervisor approval is implied.</w:t>
+        <w:t>[11] GitHub. Pushing commits to a remote repository. Accessed 28 October 2026. https://docs.github.com/en/get-started/using-git/pushing-commits-to-a-remote-repository</w:t>
+      </w:r>
+    </w:p>
+    <w:p>
+      <w:r>
+        <w:t>[12] Abu Amrieh, E., Hamtini, T., and Aljarah, I. Students’ Academic Performance Dataset xAPI-Edu-Data, Kaggle version 6. Dataset card and CSV accessed 28 October 2026. CC BY-SA 4.0. https://www.kaggle.com/datasets/aljarah/xAPI-Edu-Data</w:t>
+      </w:r>
+    </w:p>
+    <w:p>
+      <w:r>
+        <w:t>Current Kaggle evidence: data/kaggle/provenance.json, artifacts/kaggle/metrics.json and artifacts/kaggle/test_predictions.csv. The original CSV is preserved and attributed. Report source, figures and verification metadata are under documents/milestones/.</w:t>
+      </w:r>
+    </w:p>
+    <w:p>
+      <w:r>
+        <w:t>Earlier UCI evaluations remain under artifacts/v3/ and artifacts/audits/. The original chapter-one proposal and UCI slide deck are historical materials; their older scope and results do not describe the new default classifier. No institutional participant study or supervisor approval is implied.</w:t>
       </w:r>
     </w:p>
     <w:sectPr>
